--- a/ОТЧЕТ/РПЗ.docx
+++ b/ОТЧЕТ/РПЗ.docx
@@ -4,6 +4,1409 @@
   <w:body>
     <w:p>
       <w:pPr>
+        <w:spacing w:after="0" w:line="240" w:lineRule="auto"/>
+        <w:jc w:val="center"/>
+        <w:rPr>
+          <w:rFonts w:ascii="Times New Roman" w:eastAsia="Times New Roman" w:hAnsi="Times New Roman" w:cs="Times New Roman"/>
+          <w:b/>
+          <w:kern w:val="0"/>
+          <w:sz w:val="24"/>
+          <w:szCs w:val="24"/>
+          <w:lang w:eastAsia="ru-RU"/>
+          <w14:ligatures w14:val="none"/>
+        </w:rPr>
+      </w:pPr>
+      <w:r>
+        <w:rPr>
+          <w:rFonts w:ascii="Times New Roman" w:eastAsia="Times New Roman" w:hAnsi="Times New Roman" w:cs="Times New Roman"/>
+          <w:b/>
+          <w:kern w:val="0"/>
+          <w:sz w:val="24"/>
+          <w:szCs w:val="24"/>
+          <w:lang w:eastAsia="ru-RU"/>
+          <w14:ligatures w14:val="none"/>
+        </w:rPr>
+        <w:tab/>
+      </w:r>
+    </w:p>
+    <w:p>
+      <w:pPr>
+        <w:spacing w:after="0" w:line="240" w:lineRule="auto"/>
+        <w:jc w:val="center"/>
+        <w:rPr>
+          <w:rFonts w:ascii="Times New Roman" w:eastAsia="Times New Roman" w:hAnsi="Times New Roman" w:cs="Times New Roman"/>
+          <w:b/>
+          <w:kern w:val="0"/>
+          <w:sz w:val="24"/>
+          <w:szCs w:val="24"/>
+          <w:lang w:eastAsia="ru-RU"/>
+          <w14:ligatures w14:val="none"/>
+        </w:rPr>
+      </w:pPr>
+      <w:r>
+        <w:rPr>
+          <w:rFonts w:ascii="Times New Roman" w:eastAsia="Times New Roman" w:hAnsi="Times New Roman" w:cs="Times New Roman"/>
+          <w:b/>
+          <w:kern w:val="0"/>
+          <w:sz w:val="24"/>
+          <w:szCs w:val="24"/>
+          <w:lang w:eastAsia="ru-RU"/>
+          <w14:ligatures w14:val="none"/>
+        </w:rPr>
+        <w:t>Министерство образования и науки Российской Федерации</w:t>
+      </w:r>
+    </w:p>
+    <w:p>
+      <w:pPr>
+        <w:spacing w:after="0" w:line="240" w:lineRule="auto"/>
+        <w:jc w:val="center"/>
+        <w:rPr>
+          <w:rFonts w:ascii="Times New Roman" w:eastAsia="Times New Roman" w:hAnsi="Times New Roman" w:cs="Times New Roman"/>
+          <w:b/>
+          <w:kern w:val="0"/>
+          <w:sz w:val="24"/>
+          <w:szCs w:val="24"/>
+          <w:lang w:eastAsia="ru-RU"/>
+          <w14:ligatures w14:val="none"/>
+        </w:rPr>
+      </w:pPr>
+      <w:r>
+        <w:rPr>
+          <w:rFonts w:ascii="Times New Roman" w:eastAsia="Times New Roman" w:hAnsi="Times New Roman" w:cs="Times New Roman"/>
+          <w:b/>
+          <w:kern w:val="0"/>
+          <w:sz w:val="24"/>
+          <w:szCs w:val="24"/>
+          <w:lang w:eastAsia="ru-RU"/>
+          <w14:ligatures w14:val="none"/>
+        </w:rPr>
+        <w:t xml:space="preserve">Федеральное государственное автономное образовательное учреждение </w:t>
+      </w:r>
+    </w:p>
+    <w:p>
+      <w:pPr>
+        <w:spacing w:after="0" w:line="240" w:lineRule="auto"/>
+        <w:jc w:val="center"/>
+        <w:rPr>
+          <w:rFonts w:ascii="Times New Roman" w:eastAsia="Times New Roman" w:hAnsi="Times New Roman" w:cs="Times New Roman"/>
+          <w:b/>
+          <w:kern w:val="0"/>
+          <w:sz w:val="24"/>
+          <w:szCs w:val="24"/>
+          <w:lang w:eastAsia="ru-RU"/>
+          <w14:ligatures w14:val="none"/>
+        </w:rPr>
+      </w:pPr>
+      <w:r>
+        <w:rPr>
+          <w:rFonts w:ascii="Times New Roman" w:eastAsia="Times New Roman" w:hAnsi="Times New Roman" w:cs="Times New Roman"/>
+          <w:b/>
+          <w:kern w:val="0"/>
+          <w:sz w:val="24"/>
+          <w:szCs w:val="24"/>
+          <w:lang w:eastAsia="ru-RU"/>
+          <w14:ligatures w14:val="none"/>
+        </w:rPr>
+        <w:t>высшего профессионального образования</w:t>
+      </w:r>
+    </w:p>
+    <w:p>
+      <w:pPr>
+        <w:spacing w:after="0" w:line="240" w:lineRule="auto"/>
+        <w:jc w:val="center"/>
+        <w:rPr>
+          <w:rFonts w:ascii="Times New Roman" w:eastAsia="Times New Roman" w:hAnsi="Times New Roman" w:cs="Times New Roman"/>
+          <w:b/>
+          <w:kern w:val="0"/>
+          <w:sz w:val="24"/>
+          <w:szCs w:val="24"/>
+          <w:lang w:eastAsia="ru-RU"/>
+          <w14:ligatures w14:val="none"/>
+        </w:rPr>
+      </w:pPr>
+      <w:r>
+        <w:rPr>
+          <w:rFonts w:ascii="Times New Roman" w:eastAsia="Times New Roman" w:hAnsi="Times New Roman" w:cs="Times New Roman"/>
+          <w:b/>
+          <w:kern w:val="0"/>
+          <w:sz w:val="24"/>
+          <w:szCs w:val="24"/>
+          <w:lang w:eastAsia="ru-RU"/>
+          <w14:ligatures w14:val="none"/>
+        </w:rPr>
+        <w:t>«Московский государственный технический университет имени Н.Э. Баумана»</w:t>
+      </w:r>
+    </w:p>
+    <w:p>
+      <w:pPr>
+        <w:pBdr>
+          <w:bottom w:val="thinThickSmallGap" w:sz="24" w:space="1" w:color="auto"/>
+        </w:pBdr>
+        <w:spacing w:after="0" w:line="240" w:lineRule="auto"/>
+        <w:jc w:val="center"/>
+        <w:rPr>
+          <w:rFonts w:ascii="Times New Roman" w:eastAsia="Times New Roman" w:hAnsi="Times New Roman" w:cs="Times New Roman"/>
+          <w:b/>
+          <w:kern w:val="0"/>
+          <w:sz w:val="24"/>
+          <w:szCs w:val="24"/>
+          <w:lang w:eastAsia="ru-RU"/>
+          <w14:ligatures w14:val="none"/>
+        </w:rPr>
+      </w:pPr>
+      <w:r>
+        <w:rPr>
+          <w:rFonts w:ascii="Times New Roman" w:eastAsia="Times New Roman" w:hAnsi="Times New Roman" w:cs="Times New Roman"/>
+          <w:b/>
+          <w:kern w:val="0"/>
+          <w:sz w:val="24"/>
+          <w:szCs w:val="24"/>
+          <w:lang w:eastAsia="ru-RU"/>
+          <w14:ligatures w14:val="none"/>
+        </w:rPr>
+        <w:t>(МГТУ им. Н.Э.Баумана)</w:t>
+      </w:r>
+    </w:p>
+    <w:p>
+      <w:pPr>
+        <w:spacing w:after="0" w:line="240" w:lineRule="auto"/>
+        <w:jc w:val="center"/>
+        <w:rPr>
+          <w:rFonts w:ascii="Times New Roman" w:eastAsia="Times New Roman" w:hAnsi="Times New Roman" w:cs="Times New Roman"/>
+          <w:b/>
+          <w:kern w:val="0"/>
+          <w:sz w:val="24"/>
+          <w:szCs w:val="24"/>
+          <w:lang w:eastAsia="ru-RU"/>
+          <w14:ligatures w14:val="none"/>
+        </w:rPr>
+      </w:pPr>
+    </w:p>
+    <w:p>
+      <w:pPr>
+        <w:spacing w:after="0" w:line="240" w:lineRule="auto"/>
+        <w:rPr>
+          <w:rFonts w:ascii="Times New Roman" w:eastAsia="Times New Roman" w:hAnsi="Times New Roman" w:cs="Times New Roman"/>
+          <w:b/>
+          <w:kern w:val="0"/>
+          <w:sz w:val="24"/>
+          <w:szCs w:val="24"/>
+          <w:lang w:eastAsia="ru-RU"/>
+          <w14:ligatures w14:val="none"/>
+        </w:rPr>
+      </w:pPr>
+    </w:p>
+    <w:p>
+      <w:pPr>
+        <w:spacing w:after="0" w:line="240" w:lineRule="auto"/>
+        <w:rPr>
+          <w:rFonts w:ascii="Times New Roman" w:eastAsia="Times New Roman" w:hAnsi="Times New Roman" w:cs="Times New Roman"/>
+          <w:kern w:val="0"/>
+          <w:sz w:val="32"/>
+          <w:szCs w:val="32"/>
+          <w:lang w:eastAsia="ru-RU"/>
+          <w14:ligatures w14:val="none"/>
+        </w:rPr>
+      </w:pPr>
+      <w:r>
+        <w:rPr>
+          <w:rFonts w:ascii="Times New Roman" w:eastAsia="Times New Roman" w:hAnsi="Times New Roman" w:cs="Times New Roman"/>
+          <w:kern w:val="0"/>
+          <w:sz w:val="24"/>
+          <w:szCs w:val="24"/>
+          <w:lang w:eastAsia="ru-RU"/>
+          <w14:ligatures w14:val="none"/>
+        </w:rPr>
+        <w:t>ФАКУЛЬТЕТ</w:t>
+      </w:r>
+      <w:r>
+        <w:rPr>
+          <w:rFonts w:ascii="Times New Roman" w:eastAsia="Times New Roman" w:hAnsi="Times New Roman" w:cs="Times New Roman"/>
+          <w:kern w:val="0"/>
+          <w:sz w:val="24"/>
+          <w:szCs w:val="24"/>
+          <w:lang w:eastAsia="ru-RU"/>
+          <w14:ligatures w14:val="none"/>
+        </w:rPr>
+        <w:tab/>
+      </w:r>
+      <w:r>
+        <w:rPr>
+          <w:rFonts w:ascii="Times New Roman" w:eastAsia="Times New Roman" w:hAnsi="Times New Roman" w:cs="Times New Roman"/>
+          <w:kern w:val="0"/>
+          <w:sz w:val="24"/>
+          <w:szCs w:val="24"/>
+          <w:lang w:eastAsia="ru-RU"/>
+          <w14:ligatures w14:val="none"/>
+        </w:rPr>
+        <w:tab/>
+      </w:r>
+      <w:r>
+        <w:rPr>
+          <w:rFonts w:ascii="Times New Roman" w:eastAsia="Times New Roman" w:hAnsi="Times New Roman" w:cs="Times New Roman"/>
+          <w:b/>
+          <w:kern w:val="0"/>
+          <w:sz w:val="36"/>
+          <w:szCs w:val="36"/>
+          <w:lang w:eastAsia="ru-RU"/>
+          <w14:ligatures w14:val="none"/>
+        </w:rPr>
+        <w:t>Специальное машиностроение</w:t>
+      </w:r>
+    </w:p>
+    <w:p>
+      <w:pPr>
+        <w:spacing w:after="0" w:line="240" w:lineRule="auto"/>
+        <w:rPr>
+          <w:rFonts w:ascii="Times New Roman" w:eastAsia="Times New Roman" w:hAnsi="Times New Roman" w:cs="Times New Roman"/>
+          <w:kern w:val="0"/>
+          <w:sz w:val="24"/>
+          <w:szCs w:val="24"/>
+          <w:lang w:eastAsia="ru-RU"/>
+          <w14:ligatures w14:val="none"/>
+        </w:rPr>
+      </w:pPr>
+    </w:p>
+    <w:p>
+      <w:pPr>
+        <w:spacing w:after="0" w:line="240" w:lineRule="auto"/>
+        <w:ind w:left="2835" w:hanging="2835"/>
+        <w:rPr>
+          <w:rFonts w:ascii="Times New Roman" w:eastAsia="Times New Roman" w:hAnsi="Times New Roman" w:cs="Times New Roman"/>
+          <w:iCs/>
+          <w:kern w:val="0"/>
+          <w:sz w:val="24"/>
+          <w:szCs w:val="24"/>
+          <w:lang w:eastAsia="ru-RU"/>
+          <w14:ligatures w14:val="none"/>
+        </w:rPr>
+      </w:pPr>
+      <w:r>
+        <w:rPr>
+          <w:rFonts w:ascii="Times New Roman" w:eastAsia="Times New Roman" w:hAnsi="Times New Roman" w:cs="Times New Roman"/>
+          <w:kern w:val="0"/>
+          <w:sz w:val="24"/>
+          <w:szCs w:val="24"/>
+          <w:lang w:eastAsia="ru-RU"/>
+          <w14:ligatures w14:val="none"/>
+        </w:rPr>
+        <w:t>КАФЕДРА</w:t>
+      </w:r>
+      <w:r>
+        <w:rPr>
+          <w:rFonts w:ascii="Times New Roman" w:eastAsia="Times New Roman" w:hAnsi="Times New Roman" w:cs="Times New Roman"/>
+          <w:kern w:val="0"/>
+          <w:sz w:val="24"/>
+          <w:szCs w:val="24"/>
+          <w:lang w:eastAsia="ru-RU"/>
+          <w14:ligatures w14:val="none"/>
+        </w:rPr>
+        <w:tab/>
+      </w:r>
+      <w:r>
+        <w:rPr>
+          <w:rFonts w:ascii="Times New Roman" w:eastAsia="Times New Roman" w:hAnsi="Times New Roman" w:cs="Times New Roman"/>
+          <w:b/>
+          <w:kern w:val="0"/>
+          <w:sz w:val="36"/>
+          <w:szCs w:val="36"/>
+          <w:lang w:eastAsia="ru-RU"/>
+          <w14:ligatures w14:val="none"/>
+        </w:rPr>
+        <w:t>СМ5 «Автономные информационные и управляющие системы»</w:t>
+      </w:r>
+    </w:p>
+    <w:p>
+      <w:pPr>
+        <w:spacing w:after="0" w:line="240" w:lineRule="auto"/>
+        <w:jc w:val="center"/>
+        <w:rPr>
+          <w:rFonts w:ascii="Times New Roman" w:eastAsia="Times New Roman" w:hAnsi="Times New Roman" w:cs="Times New Roman"/>
+          <w:i/>
+          <w:kern w:val="0"/>
+          <w:sz w:val="32"/>
+          <w:szCs w:val="24"/>
+          <w:lang w:eastAsia="ru-RU"/>
+          <w14:ligatures w14:val="none"/>
+        </w:rPr>
+      </w:pPr>
+    </w:p>
+    <w:p>
+      <w:pPr>
+        <w:spacing w:after="0" w:line="240" w:lineRule="auto"/>
+        <w:jc w:val="center"/>
+        <w:rPr>
+          <w:rFonts w:ascii="Times New Roman" w:eastAsia="Times New Roman" w:hAnsi="Times New Roman" w:cs="Times New Roman"/>
+          <w:i/>
+          <w:kern w:val="0"/>
+          <w:sz w:val="32"/>
+          <w:szCs w:val="24"/>
+          <w:lang w:eastAsia="ru-RU"/>
+          <w14:ligatures w14:val="none"/>
+        </w:rPr>
+      </w:pPr>
+    </w:p>
+    <w:p>
+      <w:pPr>
+        <w:spacing w:after="0" w:line="240" w:lineRule="auto"/>
+        <w:jc w:val="center"/>
+        <w:rPr>
+          <w:rFonts w:ascii="Times New Roman" w:eastAsia="Times New Roman" w:hAnsi="Times New Roman" w:cs="Times New Roman"/>
+          <w:i/>
+          <w:kern w:val="0"/>
+          <w:sz w:val="32"/>
+          <w:szCs w:val="24"/>
+          <w:lang w:eastAsia="ru-RU"/>
+          <w14:ligatures w14:val="none"/>
+        </w:rPr>
+      </w:pPr>
+    </w:p>
+    <w:p>
+      <w:pPr>
+        <w:spacing w:after="0" w:line="240" w:lineRule="auto"/>
+        <w:jc w:val="center"/>
+        <w:rPr>
+          <w:rFonts w:ascii="Times New Roman" w:eastAsia="Times New Roman" w:hAnsi="Times New Roman" w:cs="Times New Roman"/>
+          <w:i/>
+          <w:kern w:val="0"/>
+          <w:sz w:val="32"/>
+          <w:szCs w:val="24"/>
+          <w:lang w:eastAsia="ru-RU"/>
+          <w14:ligatures w14:val="none"/>
+        </w:rPr>
+      </w:pPr>
+    </w:p>
+    <w:p>
+      <w:pPr>
+        <w:spacing w:after="0" w:line="240" w:lineRule="auto"/>
+        <w:jc w:val="center"/>
+        <w:rPr>
+          <w:rFonts w:ascii="Times New Roman" w:eastAsia="Times New Roman" w:hAnsi="Times New Roman" w:cs="Times New Roman"/>
+          <w:i/>
+          <w:kern w:val="0"/>
+          <w:sz w:val="32"/>
+          <w:szCs w:val="24"/>
+          <w:lang w:eastAsia="ru-RU"/>
+          <w14:ligatures w14:val="none"/>
+        </w:rPr>
+      </w:pPr>
+    </w:p>
+    <w:p>
+      <w:pPr>
+        <w:spacing w:after="0" w:line="240" w:lineRule="auto"/>
+        <w:jc w:val="center"/>
+        <w:rPr>
+          <w:rFonts w:ascii="Times New Roman" w:eastAsia="Times New Roman" w:hAnsi="Times New Roman" w:cs="Times New Roman"/>
+          <w:i/>
+          <w:kern w:val="0"/>
+          <w:sz w:val="32"/>
+          <w:szCs w:val="24"/>
+          <w:lang w:eastAsia="ru-RU"/>
+          <w14:ligatures w14:val="none"/>
+        </w:rPr>
+      </w:pPr>
+    </w:p>
+    <w:p>
+      <w:pPr>
+        <w:spacing w:after="0" w:line="240" w:lineRule="auto"/>
+        <w:jc w:val="center"/>
+        <w:rPr>
+          <w:rFonts w:ascii="Times New Roman" w:eastAsia="Times New Roman" w:hAnsi="Times New Roman" w:cs="Times New Roman"/>
+          <w:b/>
+          <w:kern w:val="0"/>
+          <w:sz w:val="40"/>
+          <w:szCs w:val="40"/>
+          <w:lang w:eastAsia="ru-RU"/>
+          <w14:ligatures w14:val="none"/>
+        </w:rPr>
+      </w:pPr>
+      <w:r>
+        <w:rPr>
+          <w:rFonts w:ascii="Times New Roman" w:eastAsia="Times New Roman" w:hAnsi="Times New Roman" w:cs="Times New Roman"/>
+          <w:b/>
+          <w:kern w:val="0"/>
+          <w:sz w:val="40"/>
+          <w:szCs w:val="40"/>
+          <w:lang w:eastAsia="ru-RU"/>
+          <w14:ligatures w14:val="none"/>
+        </w:rPr>
+        <w:t>РАСЧЕТНО-ПОЯСНИТЕЛЬНАЯ ЗАПИСКА</w:t>
+      </w:r>
+    </w:p>
+    <w:p>
+      <w:pPr>
+        <w:spacing w:after="0" w:line="240" w:lineRule="auto"/>
+        <w:jc w:val="center"/>
+        <w:rPr>
+          <w:rFonts w:ascii="Times New Roman" w:eastAsia="Times New Roman" w:hAnsi="Times New Roman" w:cs="Times New Roman"/>
+          <w:i/>
+          <w:kern w:val="0"/>
+          <w:sz w:val="24"/>
+          <w:szCs w:val="24"/>
+          <w:lang w:eastAsia="ru-RU"/>
+          <w14:ligatures w14:val="none"/>
+        </w:rPr>
+      </w:pPr>
+    </w:p>
+    <w:p>
+      <w:pPr>
+        <w:spacing w:after="0" w:line="240" w:lineRule="auto"/>
+        <w:jc w:val="center"/>
+        <w:rPr>
+          <w:rFonts w:ascii="Times New Roman" w:eastAsia="Times New Roman" w:hAnsi="Times New Roman" w:cs="Times New Roman"/>
+          <w:b/>
+          <w:i/>
+          <w:kern w:val="0"/>
+          <w:sz w:val="40"/>
+          <w:szCs w:val="24"/>
+          <w:lang w:eastAsia="ru-RU"/>
+          <w14:ligatures w14:val="none"/>
+        </w:rPr>
+      </w:pPr>
+      <w:r>
+        <w:rPr>
+          <w:rFonts w:ascii="Times New Roman" w:eastAsia="Times New Roman" w:hAnsi="Times New Roman" w:cs="Times New Roman"/>
+          <w:b/>
+          <w:i/>
+          <w:kern w:val="0"/>
+          <w:sz w:val="40"/>
+          <w:szCs w:val="24"/>
+          <w:lang w:eastAsia="ru-RU"/>
+          <w14:ligatures w14:val="none"/>
+        </w:rPr>
+        <w:t xml:space="preserve">к ДОМАШНЕМУ ЗАДАНИЮ </w:t>
+      </w:r>
+    </w:p>
+    <w:p>
+      <w:pPr>
+        <w:spacing w:after="0" w:line="240" w:lineRule="auto"/>
+        <w:jc w:val="center"/>
+        <w:rPr>
+          <w:rFonts w:ascii="Times New Roman" w:eastAsia="Times New Roman" w:hAnsi="Times New Roman" w:cs="Times New Roman"/>
+          <w:b/>
+          <w:i/>
+          <w:kern w:val="0"/>
+          <w:sz w:val="28"/>
+          <w:szCs w:val="24"/>
+          <w:lang w:eastAsia="ru-RU"/>
+          <w14:ligatures w14:val="none"/>
+        </w:rPr>
+      </w:pPr>
+    </w:p>
+    <w:p>
+      <w:pPr>
+        <w:spacing w:after="0" w:line="240" w:lineRule="auto"/>
+        <w:jc w:val="center"/>
+        <w:rPr>
+          <w:rFonts w:ascii="Times New Roman" w:eastAsia="Times New Roman" w:hAnsi="Times New Roman" w:cs="Times New Roman"/>
+          <w:kern w:val="0"/>
+          <w:sz w:val="24"/>
+          <w:szCs w:val="24"/>
+          <w:lang w:eastAsia="ru-RU"/>
+          <w14:ligatures w14:val="none"/>
+        </w:rPr>
+      </w:pPr>
+      <w:r>
+        <w:rPr>
+          <w:rFonts w:ascii="Times New Roman" w:eastAsia="Times New Roman" w:hAnsi="Times New Roman" w:cs="Times New Roman"/>
+          <w:kern w:val="0"/>
+          <w:sz w:val="24"/>
+          <w:szCs w:val="24"/>
+          <w:lang w:eastAsia="ru-RU"/>
+          <w14:ligatures w14:val="none"/>
+        </w:rPr>
+        <w:t>ПО ДИСЦИПЛИНЕ:</w:t>
+      </w:r>
+    </w:p>
+    <w:p>
+      <w:pPr>
+        <w:spacing w:after="0" w:line="240" w:lineRule="auto"/>
+        <w:jc w:val="center"/>
+        <w:rPr>
+          <w:rFonts w:ascii="Times New Roman" w:eastAsia="Times New Roman" w:hAnsi="Times New Roman" w:cs="Times New Roman"/>
+          <w:b/>
+          <w:i/>
+          <w:kern w:val="0"/>
+          <w:sz w:val="40"/>
+          <w:szCs w:val="24"/>
+          <w:lang w:eastAsia="ru-RU"/>
+          <w14:ligatures w14:val="none"/>
+        </w:rPr>
+      </w:pPr>
+      <w:r>
+        <w:rPr>
+          <w:rFonts w:ascii="Times New Roman" w:eastAsia="Times New Roman" w:hAnsi="Times New Roman" w:cs="Times New Roman"/>
+          <w:b/>
+          <w:i/>
+          <w:kern w:val="0"/>
+          <w:sz w:val="40"/>
+          <w:szCs w:val="24"/>
+          <w:lang w:eastAsia="ru-RU"/>
+          <w14:ligatures w14:val="none"/>
+        </w:rPr>
+        <w:t>«Конструирование приборов»</w:t>
+      </w:r>
+    </w:p>
+    <w:p>
+      <w:pPr>
+        <w:spacing w:after="0" w:line="240" w:lineRule="auto"/>
+        <w:jc w:val="center"/>
+        <w:rPr>
+          <w:rFonts w:ascii="Times New Roman" w:eastAsia="Times New Roman" w:hAnsi="Times New Roman" w:cs="Times New Roman"/>
+          <w:i/>
+          <w:kern w:val="0"/>
+          <w:sz w:val="32"/>
+          <w:szCs w:val="24"/>
+          <w:lang w:eastAsia="ru-RU"/>
+          <w14:ligatures w14:val="none"/>
+        </w:rPr>
+      </w:pPr>
+    </w:p>
+    <w:p>
+      <w:pPr>
+        <w:spacing w:after="0" w:line="240" w:lineRule="auto"/>
+        <w:jc w:val="center"/>
+        <w:rPr>
+          <w:rFonts w:ascii="Times New Roman" w:eastAsia="Times New Roman" w:hAnsi="Times New Roman" w:cs="Times New Roman"/>
+          <w:i/>
+          <w:kern w:val="0"/>
+          <w:sz w:val="32"/>
+          <w:szCs w:val="24"/>
+          <w:lang w:eastAsia="ru-RU"/>
+          <w14:ligatures w14:val="none"/>
+        </w:rPr>
+      </w:pPr>
+    </w:p>
+    <w:p>
+      <w:pPr>
+        <w:spacing w:after="0" w:line="240" w:lineRule="auto"/>
+        <w:jc w:val="center"/>
+        <w:rPr>
+          <w:rFonts w:ascii="Times New Roman" w:eastAsia="Times New Roman" w:hAnsi="Times New Roman" w:cs="Times New Roman"/>
+          <w:i/>
+          <w:kern w:val="0"/>
+          <w:sz w:val="32"/>
+          <w:szCs w:val="24"/>
+          <w:lang w:eastAsia="ru-RU"/>
+          <w14:ligatures w14:val="none"/>
+        </w:rPr>
+      </w:pPr>
+    </w:p>
+    <w:p>
+      <w:pPr>
+        <w:spacing w:after="0" w:line="240" w:lineRule="auto"/>
+        <w:jc w:val="center"/>
+        <w:rPr>
+          <w:rFonts w:ascii="Times New Roman" w:eastAsia="Times New Roman" w:hAnsi="Times New Roman" w:cs="Times New Roman"/>
+          <w:i/>
+          <w:kern w:val="0"/>
+          <w:sz w:val="32"/>
+          <w:szCs w:val="24"/>
+          <w:lang w:eastAsia="ru-RU"/>
+          <w14:ligatures w14:val="none"/>
+        </w:rPr>
+      </w:pPr>
+    </w:p>
+    <w:p>
+      <w:pPr>
+        <w:spacing w:after="0" w:line="240" w:lineRule="auto"/>
+        <w:jc w:val="center"/>
+        <w:rPr>
+          <w:rFonts w:ascii="Times New Roman" w:eastAsia="Times New Roman" w:hAnsi="Times New Roman" w:cs="Times New Roman"/>
+          <w:i/>
+          <w:kern w:val="0"/>
+          <w:sz w:val="32"/>
+          <w:szCs w:val="24"/>
+          <w:lang w:eastAsia="ru-RU"/>
+          <w14:ligatures w14:val="none"/>
+        </w:rPr>
+      </w:pPr>
+    </w:p>
+    <w:p>
+      <w:pPr>
+        <w:spacing w:after="0" w:line="240" w:lineRule="auto"/>
+        <w:jc w:val="center"/>
+        <w:rPr>
+          <w:rFonts w:ascii="Times New Roman" w:eastAsia="Times New Roman" w:hAnsi="Times New Roman" w:cs="Times New Roman"/>
+          <w:i/>
+          <w:kern w:val="0"/>
+          <w:sz w:val="32"/>
+          <w:szCs w:val="24"/>
+          <w:lang w:eastAsia="ru-RU"/>
+          <w14:ligatures w14:val="none"/>
+        </w:rPr>
+      </w:pPr>
+    </w:p>
+    <w:p>
+      <w:pPr>
+        <w:spacing w:after="0" w:line="240" w:lineRule="auto"/>
+        <w:jc w:val="center"/>
+        <w:rPr>
+          <w:rFonts w:ascii="Times New Roman" w:eastAsia="Times New Roman" w:hAnsi="Times New Roman" w:cs="Times New Roman"/>
+          <w:i/>
+          <w:kern w:val="0"/>
+          <w:sz w:val="32"/>
+          <w:szCs w:val="24"/>
+          <w:lang w:eastAsia="ru-RU"/>
+          <w14:ligatures w14:val="none"/>
+        </w:rPr>
+      </w:pPr>
+    </w:p>
+    <w:p>
+      <w:pPr>
+        <w:tabs>
+          <w:tab w:val="left" w:pos="1134"/>
+          <w:tab w:val="left" w:pos="2268"/>
+          <w:tab w:val="left" w:pos="2410"/>
+          <w:tab w:val="left" w:pos="3828"/>
+          <w:tab w:val="left" w:pos="4253"/>
+          <w:tab w:val="left" w:pos="4678"/>
+          <w:tab w:val="left" w:pos="6946"/>
+          <w:tab w:val="left" w:pos="7371"/>
+          <w:tab w:val="left" w:pos="7797"/>
+          <w:tab w:val="left" w:pos="9637"/>
+        </w:tabs>
+        <w:spacing w:after="0" w:line="240" w:lineRule="auto"/>
+        <w:rPr>
+          <w:rFonts w:ascii="Times New Roman" w:eastAsia="Times New Roman" w:hAnsi="Times New Roman" w:cs="Times New Roman"/>
+          <w:iCs/>
+          <w:kern w:val="0"/>
+          <w:sz w:val="24"/>
+          <w:szCs w:val="24"/>
+          <w:lang w:eastAsia="ru-RU"/>
+          <w14:ligatures w14:val="none"/>
+        </w:rPr>
+      </w:pPr>
+      <w:r>
+        <w:rPr>
+          <w:rFonts w:ascii="Times New Roman" w:eastAsia="Times New Roman" w:hAnsi="Times New Roman" w:cs="Times New Roman"/>
+          <w:iCs/>
+          <w:kern w:val="0"/>
+          <w:sz w:val="24"/>
+          <w:szCs w:val="24"/>
+          <w:lang w:eastAsia="ru-RU"/>
+          <w14:ligatures w14:val="none"/>
+        </w:rPr>
+        <w:t xml:space="preserve">Студент </w:t>
+      </w:r>
+      <w:r>
+        <w:rPr>
+          <w:rFonts w:ascii="Times New Roman" w:eastAsia="Times New Roman" w:hAnsi="Times New Roman" w:cs="Times New Roman"/>
+          <w:iCs/>
+          <w:kern w:val="0"/>
+          <w:sz w:val="24"/>
+          <w:szCs w:val="24"/>
+          <w:u w:val="single"/>
+          <w:lang w:eastAsia="ru-RU"/>
+          <w14:ligatures w14:val="none"/>
+        </w:rPr>
+        <w:tab/>
+      </w:r>
+      <w:sdt>
+        <w:sdtPr>
+          <w:rPr>
+            <w:rFonts w:ascii="Times New Roman" w:eastAsia="Times New Roman" w:hAnsi="Times New Roman" w:cs="Times New Roman"/>
+            <w:iCs/>
+            <w:kern w:val="0"/>
+            <w:sz w:val="24"/>
+            <w:szCs w:val="24"/>
+            <w:u w:val="single"/>
+            <w:lang w:eastAsia="ru-RU"/>
+            <w14:ligatures w14:val="none"/>
+          </w:rPr>
+          <w:id w:val="543943245"/>
+          <w:placeholder>
+            <w:docPart w:val="3B5A815C7A1B4AC6B4192FB156E10C8F"/>
+          </w:placeholder>
+          <w:dropDownList>
+            <w:listItem w:displayText="СМ5-41б" w:value="СМ5-41б"/>
+            <w:listItem w:displayText="СМ5-42б" w:value="СМ5-42б"/>
+          </w:dropDownList>
+        </w:sdtPr>
+        <w:sdtContent>
+          <w:r>
+            <w:rPr>
+              <w:rFonts w:ascii="Times New Roman" w:eastAsia="Times New Roman" w:hAnsi="Times New Roman" w:cs="Times New Roman"/>
+              <w:iCs/>
+              <w:kern w:val="0"/>
+              <w:sz w:val="24"/>
+              <w:szCs w:val="24"/>
+              <w:u w:val="single"/>
+              <w:lang w:eastAsia="ru-RU"/>
+              <w14:ligatures w14:val="none"/>
+            </w:rPr>
+            <w:t>СМ5-42б</w:t>
+          </w:r>
+        </w:sdtContent>
+      </w:sdt>
+      <w:r>
+        <w:rPr>
+          <w:rFonts w:ascii="Times New Roman" w:eastAsia="Times New Roman" w:hAnsi="Times New Roman" w:cs="Times New Roman"/>
+          <w:iCs/>
+          <w:kern w:val="0"/>
+          <w:sz w:val="24"/>
+          <w:szCs w:val="24"/>
+          <w:u w:val="single"/>
+          <w:lang w:eastAsia="ru-RU"/>
+          <w14:ligatures w14:val="none"/>
+        </w:rPr>
+        <w:tab/>
+      </w:r>
+      <w:r>
+        <w:rPr>
+          <w:rFonts w:ascii="Times New Roman" w:eastAsia="Times New Roman" w:hAnsi="Times New Roman" w:cs="Times New Roman"/>
+          <w:iCs/>
+          <w:kern w:val="0"/>
+          <w:sz w:val="24"/>
+          <w:szCs w:val="24"/>
+          <w:lang w:eastAsia="ru-RU"/>
+          <w14:ligatures w14:val="none"/>
+        </w:rPr>
+        <w:tab/>
+        <w:t xml:space="preserve">Вариант № </w:t>
+      </w:r>
+      <w:r>
+        <w:rPr>
+          <w:rFonts w:ascii="Times New Roman" w:eastAsia="Times New Roman" w:hAnsi="Times New Roman" w:cs="Times New Roman"/>
+          <w:iCs/>
+          <w:kern w:val="0"/>
+          <w:sz w:val="24"/>
+          <w:szCs w:val="24"/>
+          <w:u w:val="single"/>
+          <w:lang w:eastAsia="ru-RU"/>
+          <w14:ligatures w14:val="none"/>
+        </w:rPr>
+        <w:tab/>
+      </w:r>
+      <w:sdt>
+        <w:sdtPr>
+          <w:rPr>
+            <w:rFonts w:ascii="Times New Roman" w:eastAsia="Times New Roman" w:hAnsi="Times New Roman" w:cs="Times New Roman"/>
+            <w:iCs/>
+            <w:kern w:val="0"/>
+            <w:sz w:val="24"/>
+            <w:szCs w:val="24"/>
+            <w:u w:val="single"/>
+            <w:lang w:eastAsia="ru-RU"/>
+            <w14:ligatures w14:val="none"/>
+          </w:rPr>
+          <w:id w:val="189419604"/>
+          <w:placeholder>
+            <w:docPart w:val="3B5A815C7A1B4AC6B4192FB156E10C8F"/>
+          </w:placeholder>
+          <w:dropDownList>
+            <w:listItem w:displayText="1" w:value="1"/>
+            <w:listItem w:displayText="2" w:value="2"/>
+            <w:listItem w:displayText="3" w:value="3"/>
+            <w:listItem w:displayText="4" w:value="4"/>
+            <w:listItem w:displayText="5" w:value="5"/>
+            <w:listItem w:displayText="6" w:value="6"/>
+            <w:listItem w:displayText="7" w:value="7"/>
+            <w:listItem w:displayText="8" w:value="8"/>
+            <w:listItem w:displayText="9" w:value="9"/>
+            <w:listItem w:displayText="10" w:value="10"/>
+            <w:listItem w:displayText="11" w:value="11"/>
+            <w:listItem w:displayText="12" w:value="12"/>
+            <w:listItem w:displayText="13" w:value="13"/>
+            <w:listItem w:displayText="14" w:value="14"/>
+            <w:listItem w:displayText="15" w:value="15"/>
+            <w:listItem w:displayText="16" w:value="16"/>
+            <w:listItem w:displayText="17" w:value="17"/>
+            <w:listItem w:displayText="18" w:value="18"/>
+            <w:listItem w:displayText="19" w:value="19"/>
+            <w:listItem w:displayText="20" w:value="20"/>
+            <w:listItem w:displayText="21" w:value="21"/>
+            <w:listItem w:displayText="22" w:value="22"/>
+            <w:listItem w:displayText="23" w:value="23"/>
+            <w:listItem w:displayText="24" w:value="24"/>
+            <w:listItem w:displayText="25" w:value="25"/>
+          </w:dropDownList>
+        </w:sdtPr>
+        <w:sdtContent>
+          <w:r>
+            <w:rPr>
+              <w:rFonts w:ascii="Times New Roman" w:eastAsia="Times New Roman" w:hAnsi="Times New Roman" w:cs="Times New Roman"/>
+              <w:iCs/>
+              <w:kern w:val="0"/>
+              <w:sz w:val="24"/>
+              <w:szCs w:val="24"/>
+              <w:u w:val="single"/>
+              <w:lang w:eastAsia="ru-RU"/>
+              <w14:ligatures w14:val="none"/>
+            </w:rPr>
+            <w:t>1</w:t>
+          </w:r>
+        </w:sdtContent>
+      </w:sdt>
+      <w:r>
+        <w:rPr>
+          <w:rFonts w:ascii="Times New Roman" w:eastAsia="Times New Roman" w:hAnsi="Times New Roman" w:cs="Times New Roman"/>
+          <w:iCs/>
+          <w:kern w:val="0"/>
+          <w:sz w:val="24"/>
+          <w:szCs w:val="24"/>
+          <w:u w:val="single"/>
+          <w:lang w:eastAsia="ru-RU"/>
+          <w14:ligatures w14:val="none"/>
+        </w:rPr>
+        <w:tab/>
+      </w:r>
+      <w:r>
+        <w:rPr>
+          <w:rFonts w:ascii="Times New Roman" w:eastAsia="Times New Roman" w:hAnsi="Times New Roman" w:cs="Times New Roman"/>
+          <w:iCs/>
+          <w:kern w:val="0"/>
+          <w:sz w:val="24"/>
+          <w:szCs w:val="24"/>
+          <w:lang w:eastAsia="ru-RU"/>
+          <w14:ligatures w14:val="none"/>
+        </w:rPr>
+        <w:tab/>
+      </w:r>
+      <w:r>
+        <w:rPr>
+          <w:rFonts w:ascii="Times New Roman" w:eastAsia="Times New Roman" w:hAnsi="Times New Roman" w:cs="Times New Roman"/>
+          <w:iCs/>
+          <w:kern w:val="0"/>
+          <w:sz w:val="24"/>
+          <w:szCs w:val="24"/>
+          <w:u w:val="single"/>
+          <w:lang w:eastAsia="ru-RU"/>
+          <w14:ligatures w14:val="none"/>
+        </w:rPr>
+        <w:tab/>
+      </w:r>
+      <w:r>
+        <w:rPr>
+          <w:rFonts w:ascii="Times New Roman" w:eastAsia="Times New Roman" w:hAnsi="Times New Roman" w:cs="Times New Roman"/>
+          <w:iCs/>
+          <w:kern w:val="0"/>
+          <w:sz w:val="24"/>
+          <w:szCs w:val="24"/>
+          <w:lang w:eastAsia="ru-RU"/>
+          <w14:ligatures w14:val="none"/>
+        </w:rPr>
+        <w:tab/>
+      </w:r>
+      <w:r>
+        <w:rPr>
+          <w:rFonts w:ascii="Times New Roman" w:eastAsia="Times New Roman" w:hAnsi="Times New Roman" w:cs="Times New Roman"/>
+          <w:iCs/>
+          <w:kern w:val="0"/>
+          <w:sz w:val="24"/>
+          <w:szCs w:val="24"/>
+          <w:u w:val="single"/>
+          <w:lang w:eastAsia="ru-RU"/>
+          <w14:ligatures w14:val="none"/>
+        </w:rPr>
+        <w:tab/>
+        <w:t>А.Д. Абрамов</w:t>
+      </w:r>
+      <w:r>
+        <w:rPr>
+          <w:rFonts w:ascii="Times New Roman" w:eastAsia="Times New Roman" w:hAnsi="Times New Roman" w:cs="Times New Roman"/>
+          <w:iCs/>
+          <w:kern w:val="0"/>
+          <w:sz w:val="24"/>
+          <w:szCs w:val="24"/>
+          <w:u w:val="single"/>
+          <w:lang w:eastAsia="ru-RU"/>
+          <w14:ligatures w14:val="none"/>
+        </w:rPr>
+        <w:tab/>
+      </w:r>
+    </w:p>
+    <w:p>
+      <w:pPr>
+        <w:tabs>
+          <w:tab w:val="left" w:pos="1134"/>
+          <w:tab w:val="left" w:pos="5103"/>
+          <w:tab w:val="left" w:pos="7797"/>
+        </w:tabs>
+        <w:spacing w:after="0" w:line="240" w:lineRule="auto"/>
+        <w:rPr>
+          <w:rFonts w:ascii="Times New Roman" w:eastAsia="Times New Roman" w:hAnsi="Times New Roman" w:cs="Times New Roman"/>
+          <w:kern w:val="0"/>
+          <w:sz w:val="24"/>
+          <w:szCs w:val="24"/>
+          <w:lang w:eastAsia="ru-RU"/>
+          <w14:ligatures w14:val="none"/>
+        </w:rPr>
+      </w:pPr>
+      <w:r>
+        <w:rPr>
+          <w:rFonts w:ascii="Times New Roman" w:eastAsia="Times New Roman" w:hAnsi="Times New Roman" w:cs="Times New Roman"/>
+          <w:kern w:val="0"/>
+          <w:sz w:val="18"/>
+          <w:szCs w:val="18"/>
+          <w:lang w:eastAsia="ru-RU"/>
+          <w14:ligatures w14:val="none"/>
+        </w:rPr>
+        <w:tab/>
+        <w:t>(Группа)</w:t>
+      </w:r>
+      <w:r>
+        <w:rPr>
+          <w:rFonts w:ascii="Times New Roman" w:eastAsia="Times New Roman" w:hAnsi="Times New Roman" w:cs="Times New Roman"/>
+          <w:kern w:val="0"/>
+          <w:sz w:val="18"/>
+          <w:szCs w:val="18"/>
+          <w:lang w:eastAsia="ru-RU"/>
+          <w14:ligatures w14:val="none"/>
+        </w:rPr>
+        <w:tab/>
+        <w:t>(Подпись, дата)</w:t>
+      </w:r>
+      <w:r>
+        <w:rPr>
+          <w:rFonts w:ascii="Times New Roman" w:eastAsia="Times New Roman" w:hAnsi="Times New Roman" w:cs="Times New Roman"/>
+          <w:kern w:val="0"/>
+          <w:sz w:val="18"/>
+          <w:szCs w:val="18"/>
+          <w:lang w:eastAsia="ru-RU"/>
+          <w14:ligatures w14:val="none"/>
+        </w:rPr>
+        <w:tab/>
+        <w:t>(И.О.Фамилия)</w:t>
+      </w:r>
+    </w:p>
+    <w:p>
+      <w:pPr>
+        <w:spacing w:after="0" w:line="240" w:lineRule="auto"/>
+        <w:jc w:val="both"/>
+        <w:rPr>
+          <w:rFonts w:ascii="Times New Roman" w:eastAsia="Times New Roman" w:hAnsi="Times New Roman" w:cs="Times New Roman"/>
+          <w:kern w:val="0"/>
+          <w:sz w:val="20"/>
+          <w:szCs w:val="20"/>
+          <w:lang w:eastAsia="ru-RU"/>
+          <w14:ligatures w14:val="none"/>
+        </w:rPr>
+      </w:pPr>
+    </w:p>
+    <w:p>
+      <w:pPr>
+        <w:spacing w:after="0" w:line="240" w:lineRule="auto"/>
+        <w:jc w:val="both"/>
+        <w:rPr>
+          <w:rFonts w:ascii="Times New Roman" w:eastAsia="Times New Roman" w:hAnsi="Times New Roman" w:cs="Times New Roman"/>
+          <w:kern w:val="0"/>
+          <w:sz w:val="20"/>
+          <w:szCs w:val="24"/>
+          <w:lang w:eastAsia="ru-RU"/>
+          <w14:ligatures w14:val="none"/>
+        </w:rPr>
+      </w:pPr>
+    </w:p>
+    <w:p>
+      <w:pPr>
+        <w:tabs>
+          <w:tab w:val="left" w:pos="1134"/>
+          <w:tab w:val="left" w:pos="2127"/>
+          <w:tab w:val="left" w:pos="4678"/>
+          <w:tab w:val="left" w:pos="6946"/>
+          <w:tab w:val="left" w:pos="7371"/>
+          <w:tab w:val="left" w:pos="7797"/>
+          <w:tab w:val="right" w:pos="9637"/>
+        </w:tabs>
+        <w:spacing w:after="0" w:line="240" w:lineRule="auto"/>
+        <w:rPr>
+          <w:rFonts w:ascii="Times New Roman" w:eastAsia="Times New Roman" w:hAnsi="Times New Roman" w:cs="Times New Roman"/>
+          <w:iCs/>
+          <w:kern w:val="0"/>
+          <w:sz w:val="24"/>
+          <w:szCs w:val="24"/>
+          <w:lang w:eastAsia="ru-RU"/>
+          <w14:ligatures w14:val="none"/>
+        </w:rPr>
+      </w:pPr>
+      <w:r>
+        <w:rPr>
+          <w:rFonts w:ascii="Times New Roman" w:eastAsia="Times New Roman" w:hAnsi="Times New Roman" w:cs="Times New Roman"/>
+          <w:iCs/>
+          <w:kern w:val="0"/>
+          <w:sz w:val="24"/>
+          <w:szCs w:val="24"/>
+          <w:lang w:eastAsia="ru-RU"/>
+          <w14:ligatures w14:val="none"/>
+        </w:rPr>
+        <w:t>Преподаватель</w:t>
+      </w:r>
+      <w:r>
+        <w:rPr>
+          <w:rFonts w:ascii="Times New Roman" w:eastAsia="Times New Roman" w:hAnsi="Times New Roman" w:cs="Times New Roman"/>
+          <w:iCs/>
+          <w:kern w:val="0"/>
+          <w:sz w:val="24"/>
+          <w:szCs w:val="24"/>
+          <w:lang w:eastAsia="ru-RU"/>
+          <w14:ligatures w14:val="none"/>
+        </w:rPr>
+        <w:tab/>
+      </w:r>
+      <w:r>
+        <w:rPr>
+          <w:rFonts w:ascii="Times New Roman" w:eastAsia="Times New Roman" w:hAnsi="Times New Roman" w:cs="Times New Roman"/>
+          <w:iCs/>
+          <w:kern w:val="0"/>
+          <w:sz w:val="24"/>
+          <w:szCs w:val="24"/>
+          <w:lang w:eastAsia="ru-RU"/>
+          <w14:ligatures w14:val="none"/>
+        </w:rPr>
+        <w:tab/>
+      </w:r>
+      <w:r>
+        <w:rPr>
+          <w:rFonts w:ascii="Times New Roman" w:eastAsia="Times New Roman" w:hAnsi="Times New Roman" w:cs="Times New Roman"/>
+          <w:iCs/>
+          <w:kern w:val="0"/>
+          <w:sz w:val="24"/>
+          <w:szCs w:val="24"/>
+          <w:u w:val="single"/>
+          <w:lang w:eastAsia="ru-RU"/>
+          <w14:ligatures w14:val="none"/>
+        </w:rPr>
+        <w:tab/>
+      </w:r>
+      <w:r>
+        <w:rPr>
+          <w:rFonts w:ascii="Times New Roman" w:eastAsia="Times New Roman" w:hAnsi="Times New Roman" w:cs="Times New Roman"/>
+          <w:iCs/>
+          <w:kern w:val="0"/>
+          <w:sz w:val="24"/>
+          <w:szCs w:val="24"/>
+          <w:lang w:eastAsia="ru-RU"/>
+          <w14:ligatures w14:val="none"/>
+        </w:rPr>
+        <w:tab/>
+      </w:r>
+      <w:r>
+        <w:rPr>
+          <w:rFonts w:ascii="Times New Roman" w:eastAsia="Times New Roman" w:hAnsi="Times New Roman" w:cs="Times New Roman"/>
+          <w:iCs/>
+          <w:kern w:val="0"/>
+          <w:sz w:val="24"/>
+          <w:szCs w:val="24"/>
+          <w:u w:val="single"/>
+          <w:lang w:eastAsia="ru-RU"/>
+          <w14:ligatures w14:val="none"/>
+        </w:rPr>
+        <w:tab/>
+      </w:r>
+      <w:sdt>
+        <w:sdtPr>
+          <w:rPr>
+            <w:rFonts w:ascii="Times New Roman" w:eastAsia="Times New Roman" w:hAnsi="Times New Roman" w:cs="Times New Roman"/>
+            <w:iCs/>
+            <w:kern w:val="0"/>
+            <w:sz w:val="24"/>
+            <w:szCs w:val="24"/>
+            <w:u w:val="single"/>
+            <w:lang w:eastAsia="ru-RU"/>
+            <w14:ligatures w14:val="none"/>
+          </w:rPr>
+          <w:id w:val="1968306225"/>
+          <w:placeholder>
+            <w:docPart w:val="05077230DC9F4308A484FD4F2C4942F8"/>
+          </w:placeholder>
+          <w:text/>
+        </w:sdtPr>
+        <w:sdtContent>
+          <w:r>
+            <w:rPr>
+              <w:rFonts w:ascii="Times New Roman" w:eastAsia="Times New Roman" w:hAnsi="Times New Roman" w:cs="Times New Roman"/>
+              <w:iCs/>
+              <w:kern w:val="0"/>
+              <w:sz w:val="24"/>
+              <w:szCs w:val="24"/>
+              <w:u w:val="single"/>
+              <w:lang w:eastAsia="ru-RU"/>
+              <w14:ligatures w14:val="none"/>
+            </w:rPr>
+            <w:t>А.Ю. Перов</w:t>
+          </w:r>
+        </w:sdtContent>
+      </w:sdt>
+      <w:r>
+        <w:rPr>
+          <w:rFonts w:ascii="Times New Roman" w:eastAsia="Times New Roman" w:hAnsi="Times New Roman" w:cs="Times New Roman"/>
+          <w:iCs/>
+          <w:kern w:val="0"/>
+          <w:sz w:val="24"/>
+          <w:szCs w:val="24"/>
+          <w:u w:val="single"/>
+          <w:lang w:eastAsia="ru-RU"/>
+          <w14:ligatures w14:val="none"/>
+        </w:rPr>
+        <w:tab/>
+      </w:r>
+    </w:p>
+    <w:p>
+      <w:pPr>
+        <w:tabs>
+          <w:tab w:val="left" w:pos="5103"/>
+          <w:tab w:val="left" w:pos="7797"/>
+        </w:tabs>
+        <w:spacing w:after="0" w:line="240" w:lineRule="auto"/>
+        <w:rPr>
+          <w:rFonts w:ascii="Times New Roman" w:eastAsia="Times New Roman" w:hAnsi="Times New Roman" w:cs="Times New Roman"/>
+          <w:kern w:val="0"/>
+          <w:sz w:val="24"/>
+          <w:szCs w:val="24"/>
+          <w:lang w:eastAsia="ru-RU"/>
+          <w14:ligatures w14:val="none"/>
+        </w:rPr>
+      </w:pPr>
+      <w:r>
+        <w:rPr>
+          <w:rFonts w:ascii="Times New Roman" w:eastAsia="Times New Roman" w:hAnsi="Times New Roman" w:cs="Times New Roman"/>
+          <w:kern w:val="0"/>
+          <w:sz w:val="18"/>
+          <w:szCs w:val="18"/>
+          <w:lang w:eastAsia="ru-RU"/>
+          <w14:ligatures w14:val="none"/>
+        </w:rPr>
+        <w:tab/>
+        <w:t>(Подпись, дата)</w:t>
+      </w:r>
+      <w:r>
+        <w:rPr>
+          <w:rFonts w:ascii="Times New Roman" w:eastAsia="Times New Roman" w:hAnsi="Times New Roman" w:cs="Times New Roman"/>
+          <w:kern w:val="0"/>
+          <w:sz w:val="18"/>
+          <w:szCs w:val="18"/>
+          <w:lang w:eastAsia="ru-RU"/>
+          <w14:ligatures w14:val="none"/>
+        </w:rPr>
+        <w:tab/>
+        <w:t>(И.О.Фамилия)</w:t>
+      </w:r>
+    </w:p>
+    <w:p>
+      <w:pPr>
+        <w:spacing w:after="0" w:line="240" w:lineRule="auto"/>
+        <w:jc w:val="center"/>
+        <w:rPr>
+          <w:rFonts w:ascii="Times New Roman" w:eastAsia="Times New Roman" w:hAnsi="Times New Roman" w:cs="Times New Roman"/>
+          <w:i/>
+          <w:kern w:val="0"/>
+          <w:sz w:val="32"/>
+          <w:szCs w:val="24"/>
+          <w:lang w:eastAsia="ru-RU"/>
+          <w14:ligatures w14:val="none"/>
+        </w:rPr>
+      </w:pPr>
+    </w:p>
+    <w:p>
+      <w:pPr>
+        <w:spacing w:after="0" w:line="240" w:lineRule="auto"/>
+        <w:jc w:val="center"/>
+        <w:rPr>
+          <w:rFonts w:ascii="Times New Roman" w:eastAsia="Times New Roman" w:hAnsi="Times New Roman" w:cs="Times New Roman"/>
+          <w:i/>
+          <w:kern w:val="0"/>
+          <w:sz w:val="32"/>
+          <w:szCs w:val="24"/>
+          <w:lang w:eastAsia="ru-RU"/>
+          <w14:ligatures w14:val="none"/>
+        </w:rPr>
+      </w:pPr>
+    </w:p>
+    <w:p>
+      <w:pPr>
+        <w:spacing w:after="0" w:line="240" w:lineRule="auto"/>
+        <w:jc w:val="center"/>
+        <w:rPr>
+          <w:rFonts w:ascii="Times New Roman" w:eastAsia="Times New Roman" w:hAnsi="Times New Roman" w:cs="Times New Roman"/>
+          <w:i/>
+          <w:kern w:val="0"/>
+          <w:sz w:val="32"/>
+          <w:szCs w:val="24"/>
+          <w:lang w:eastAsia="ru-RU"/>
+          <w14:ligatures w14:val="none"/>
+        </w:rPr>
+      </w:pPr>
+    </w:p>
+    <w:p>
+      <w:pPr>
+        <w:spacing w:after="0" w:line="240" w:lineRule="auto"/>
+        <w:jc w:val="center"/>
+        <w:rPr>
+          <w:rFonts w:ascii="Times New Roman" w:eastAsia="Times New Roman" w:hAnsi="Times New Roman" w:cs="Times New Roman"/>
+          <w:i/>
+          <w:kern w:val="0"/>
+          <w:sz w:val="32"/>
+          <w:szCs w:val="24"/>
+          <w:lang w:eastAsia="ru-RU"/>
+          <w14:ligatures w14:val="none"/>
+        </w:rPr>
+      </w:pPr>
+    </w:p>
+    <w:p>
+      <w:pPr>
+        <w:spacing w:after="0" w:line="240" w:lineRule="auto"/>
+        <w:jc w:val="center"/>
+        <w:rPr>
+          <w:rFonts w:ascii="Times New Roman" w:eastAsia="Times New Roman" w:hAnsi="Times New Roman" w:cs="Times New Roman"/>
+          <w:i/>
+          <w:kern w:val="0"/>
+          <w:sz w:val="32"/>
+          <w:szCs w:val="24"/>
+          <w:lang w:eastAsia="ru-RU"/>
+          <w14:ligatures w14:val="none"/>
+        </w:rPr>
+      </w:pPr>
+    </w:p>
+    <w:p>
+      <w:pPr>
+        <w:spacing w:after="0" w:line="240" w:lineRule="auto"/>
+        <w:jc w:val="center"/>
+        <w:rPr>
+          <w:rFonts w:ascii="Times New Roman" w:eastAsia="Times New Roman" w:hAnsi="Times New Roman" w:cs="Times New Roman"/>
+          <w:i/>
+          <w:kern w:val="0"/>
+          <w:sz w:val="32"/>
+          <w:szCs w:val="24"/>
+          <w:lang w:eastAsia="ru-RU"/>
+          <w14:ligatures w14:val="none"/>
+        </w:rPr>
+      </w:pPr>
+    </w:p>
+    <w:p>
+      <w:pPr>
+        <w:spacing w:after="0" w:line="240" w:lineRule="auto"/>
+        <w:jc w:val="center"/>
+        <w:rPr>
+          <w:rFonts w:ascii="Times New Roman" w:eastAsia="Times New Roman" w:hAnsi="Times New Roman" w:cs="Times New Roman"/>
+          <w:i/>
+          <w:kern w:val="0"/>
+          <w:sz w:val="32"/>
+          <w:szCs w:val="24"/>
+          <w:lang w:eastAsia="ru-RU"/>
+          <w14:ligatures w14:val="none"/>
+        </w:rPr>
+      </w:pPr>
+    </w:p>
+    <w:p>
+      <w:pPr>
+        <w:spacing w:after="0" w:line="240" w:lineRule="auto"/>
+        <w:jc w:val="center"/>
+        <w:rPr>
+          <w:rFonts w:ascii="Times New Roman" w:eastAsia="Times New Roman" w:hAnsi="Times New Roman" w:cs="Times New Roman"/>
+          <w:kern w:val="0"/>
+          <w:sz w:val="18"/>
+          <w:szCs w:val="18"/>
+          <w:lang w:eastAsia="ru-RU"/>
+          <w14:ligatures w14:val="none"/>
+        </w:rPr>
+      </w:pPr>
+      <w:r>
+        <w:rPr>
+          <w:rFonts w:ascii="Times New Roman" w:eastAsia="Times New Roman" w:hAnsi="Times New Roman" w:cs="Times New Roman"/>
+          <w:i/>
+          <w:kern w:val="0"/>
+          <w:sz w:val="28"/>
+          <w:szCs w:val="24"/>
+          <w:lang w:eastAsia="ru-RU"/>
+          <w14:ligatures w14:val="none"/>
+        </w:rPr>
+        <w:t xml:space="preserve">Москва, </w:t>
+      </w:r>
+      <w:r>
+        <w:rPr>
+          <w:rFonts w:ascii="Times New Roman" w:eastAsia="Times New Roman" w:hAnsi="Times New Roman" w:cs="Times New Roman"/>
+          <w:i/>
+          <w:kern w:val="0"/>
+          <w:sz w:val="28"/>
+          <w:szCs w:val="24"/>
+          <w:lang w:eastAsia="ru-RU"/>
+          <w14:ligatures w14:val="none"/>
+        </w:rPr>
+        <w:fldChar w:fldCharType="begin"/>
+      </w:r>
+      <w:r>
+        <w:rPr>
+          <w:rFonts w:ascii="Times New Roman" w:eastAsia="Times New Roman" w:hAnsi="Times New Roman" w:cs="Times New Roman"/>
+          <w:i/>
+          <w:kern w:val="0"/>
+          <w:sz w:val="28"/>
+          <w:szCs w:val="24"/>
+          <w:lang w:eastAsia="ru-RU"/>
+          <w14:ligatures w14:val="none"/>
+        </w:rPr>
+        <w:instrText xml:space="preserve"> DATE  \@ "yyyy"  \* MERGEFORMAT </w:instrText>
+      </w:r>
+      <w:r>
+        <w:rPr>
+          <w:rFonts w:ascii="Times New Roman" w:eastAsia="Times New Roman" w:hAnsi="Times New Roman" w:cs="Times New Roman"/>
+          <w:i/>
+          <w:kern w:val="0"/>
+          <w:sz w:val="28"/>
+          <w:szCs w:val="24"/>
+          <w:lang w:eastAsia="ru-RU"/>
+          <w14:ligatures w14:val="none"/>
+        </w:rPr>
+        <w:fldChar w:fldCharType="separate"/>
+      </w:r>
+      <w:r>
+        <w:rPr>
+          <w:rFonts w:ascii="Times New Roman" w:eastAsia="Times New Roman" w:hAnsi="Times New Roman" w:cs="Times New Roman"/>
+          <w:i/>
+          <w:noProof/>
+          <w:kern w:val="0"/>
+          <w:sz w:val="28"/>
+          <w:szCs w:val="24"/>
+          <w:lang w:eastAsia="ru-RU"/>
+          <w14:ligatures w14:val="none"/>
+        </w:rPr>
+        <w:t>2026</w:t>
+      </w:r>
+      <w:r>
+        <w:rPr>
+          <w:rFonts w:ascii="Times New Roman" w:eastAsia="Times New Roman" w:hAnsi="Times New Roman" w:cs="Times New Roman"/>
+          <w:i/>
+          <w:kern w:val="0"/>
+          <w:sz w:val="28"/>
+          <w:szCs w:val="24"/>
+          <w:lang w:eastAsia="ru-RU"/>
+          <w14:ligatures w14:val="none"/>
+        </w:rPr>
+        <w:fldChar w:fldCharType="end"/>
+      </w:r>
+      <w:r>
+        <w:rPr>
+          <w:rFonts w:ascii="Times New Roman" w:eastAsia="Times New Roman" w:hAnsi="Times New Roman" w:cs="Times New Roman"/>
+          <w:i/>
+          <w:kern w:val="0"/>
+          <w:sz w:val="28"/>
+          <w:szCs w:val="24"/>
+          <w:lang w:eastAsia="ru-RU"/>
+          <w14:ligatures w14:val="none"/>
+        </w:rPr>
+        <w:t xml:space="preserve"> г</w:t>
+      </w:r>
+    </w:p>
+    <w:p>
+      <w:pPr>
+        <w:rPr>
+          <w:rFonts w:ascii="Times New Roman" w:hAnsi="Times New Roman" w:cs="Times New Roman"/>
+          <w:b/>
+          <w:bCs/>
+          <w:color w:val="000000" w:themeColor="text1"/>
+          <w:sz w:val="28"/>
+          <w:szCs w:val="28"/>
+        </w:rPr>
+        <w:sectPr>
+          <w:pgSz w:w="11906" w:h="16838"/>
+          <w:pgMar w:top="851" w:right="851" w:bottom="567" w:left="1418" w:header="709" w:footer="709" w:gutter="0"/>
+          <w:cols w:space="708"/>
+          <w:docGrid w:linePitch="360"/>
+        </w:sectPr>
+      </w:pPr>
+    </w:p>
+    <w:p>
+      <w:pPr>
         <w:spacing w:after="0" w:line="360" w:lineRule="auto"/>
         <w:ind w:firstLine="709"/>
         <w:jc w:val="both"/>
@@ -25,6 +1428,7 @@
           <w:sz w:val="28"/>
           <w:szCs w:val="28"/>
         </w:rPr>
+        <w:lastRenderedPageBreak/>
         <w:t>Цель и исходные данные задания</w:t>
       </w:r>
     </w:p>
@@ -393,7 +1797,7 @@
                     <pic:cNvPicPr/>
                   </pic:nvPicPr>
                   <pic:blipFill rotWithShape="1">
-                    <a:blip r:embed="rId5"/>
+                    <a:blip r:embed="rId6"/>
                     <a:srcRect l="15268" t="8824" r="14773"/>
                     <a:stretch>
                       <a:fillRect/>
@@ -621,7 +2025,7 @@
                     <pic:cNvPicPr/>
                   </pic:nvPicPr>
                   <pic:blipFill>
-                    <a:blip r:embed="rId6"/>
+                    <a:blip r:embed="rId7"/>
                     <a:stretch>
                       <a:fillRect/>
                     </a:stretch>
@@ -866,7 +2270,7 @@
                     <pic:cNvPicPr/>
                   </pic:nvPicPr>
                   <pic:blipFill>
-                    <a:blip r:embed="rId7"/>
+                    <a:blip r:embed="rId8"/>
                     <a:stretch>
                       <a:fillRect/>
                     </a:stretch>
@@ -961,7 +2365,7 @@
                     <pic:cNvPicPr/>
                   </pic:nvPicPr>
                   <pic:blipFill>
-                    <a:blip r:embed="rId8"/>
+                    <a:blip r:embed="rId9"/>
                     <a:stretch>
                       <a:fillRect/>
                     </a:stretch>
@@ -1106,7 +2510,7 @@
                     <pic:cNvPicPr/>
                   </pic:nvPicPr>
                   <pic:blipFill>
-                    <a:blip r:embed="rId9"/>
+                    <a:blip r:embed="rId10"/>
                     <a:stretch>
                       <a:fillRect/>
                     </a:stretch>
@@ -1405,7 +2809,7 @@
                     <pic:cNvPicPr/>
                   </pic:nvPicPr>
                   <pic:blipFill>
-                    <a:blip r:embed="rId10"/>
+                    <a:blip r:embed="rId11"/>
                     <a:stretch>
                       <a:fillRect/>
                     </a:stretch>
@@ -1605,7 +3009,7 @@
                     <pic:cNvPicPr/>
                   </pic:nvPicPr>
                   <pic:blipFill>
-                    <a:blip r:embed="rId11"/>
+                    <a:blip r:embed="rId12"/>
                     <a:stretch>
                       <a:fillRect/>
                     </a:stretch>
@@ -1762,17 +3166,13 @@
       </w:pPr>
       <w:r>
         <w:rPr>
-          <w:rFonts w:ascii="Times New Roman" w:hAnsi="Times New Roman" w:cs="Times New Roman"/>
-          <w:noProof/>
-          <w:color w:val="000000" w:themeColor="text1"/>
-          <w:sz w:val="28"/>
-          <w:szCs w:val="28"/>
+          <w:noProof/>
         </w:rPr>
         <w:drawing>
-          <wp:inline distT="0" distB="0" distL="0" distR="0" wp14:anchorId="0028701B" wp14:editId="7D6FADE7">
-            <wp:extent cx="1819432" cy="2216150"/>
-            <wp:effectExtent l="0" t="0" r="9525" b="0"/>
-            <wp:docPr id="2100584460" name="Рисунок 1"/>
+          <wp:inline distT="0" distB="0" distL="0" distR="0" wp14:anchorId="47E860F3" wp14:editId="0BCBB9A6">
+            <wp:extent cx="2258158" cy="2079345"/>
+            <wp:effectExtent l="0" t="0" r="8890" b="0"/>
+            <wp:docPr id="1683753471" name="Рисунок 1"/>
             <wp:cNvGraphicFramePr>
               <a:graphicFrameLocks xmlns:a="http://schemas.openxmlformats.org/drawingml/2006/main" noChangeAspect="1"/>
             </wp:cNvGraphicFramePr>
@@ -1780,11 +3180,11 @@
               <a:graphicData uri="http://schemas.openxmlformats.org/drawingml/2006/picture">
                 <pic:pic xmlns:pic="http://schemas.openxmlformats.org/drawingml/2006/picture">
                   <pic:nvPicPr>
-                    <pic:cNvPr id="2100584460" name=""/>
+                    <pic:cNvPr id="1683753471" name=""/>
                     <pic:cNvPicPr/>
                   </pic:nvPicPr>
                   <pic:blipFill>
-                    <a:blip r:embed="rId12"/>
+                    <a:blip r:embed="rId13"/>
                     <a:stretch>
                       <a:fillRect/>
                     </a:stretch>
@@ -1792,7 +3192,7 @@
                   <pic:spPr>
                     <a:xfrm>
                       <a:off x="0" y="0"/>
-                      <a:ext cx="1829424" cy="2228321"/>
+                      <a:ext cx="2264563" cy="2085243"/>
                     </a:xfrm>
                     <a:prstGeom prst="rect">
                       <a:avLst/>
@@ -1876,7 +3276,7 @@
                     <pic:cNvPicPr/>
                   </pic:nvPicPr>
                   <pic:blipFill>
-                    <a:blip r:embed="rId13"/>
+                    <a:blip r:embed="rId14"/>
                     <a:stretch>
                       <a:fillRect/>
                     </a:stretch>
@@ -1974,10 +3374,10 @@
           <w:noProof/>
         </w:rPr>
         <w:drawing>
-          <wp:inline distT="0" distB="0" distL="0" distR="0" wp14:anchorId="41BBFCD3" wp14:editId="4DEA3EE8">
-            <wp:extent cx="2565400" cy="2492794"/>
-            <wp:effectExtent l="0" t="0" r="6350" b="3175"/>
-            <wp:docPr id="500514551" name="Рисунок 1"/>
+          <wp:inline distT="0" distB="0" distL="0" distR="0" wp14:anchorId="699522B4" wp14:editId="724F5A72">
+            <wp:extent cx="3480408" cy="2672861"/>
+            <wp:effectExtent l="0" t="0" r="6350" b="0"/>
+            <wp:docPr id="474274530" name="Рисунок 1"/>
             <wp:cNvGraphicFramePr>
               <a:graphicFrameLocks xmlns:a="http://schemas.openxmlformats.org/drawingml/2006/main" noChangeAspect="1"/>
             </wp:cNvGraphicFramePr>
@@ -1985,11 +3385,11 @@
               <a:graphicData uri="http://schemas.openxmlformats.org/drawingml/2006/picture">
                 <pic:pic xmlns:pic="http://schemas.openxmlformats.org/drawingml/2006/picture">
                   <pic:nvPicPr>
-                    <pic:cNvPr id="500514551" name=""/>
+                    <pic:cNvPr id="474274530" name=""/>
                     <pic:cNvPicPr/>
                   </pic:nvPicPr>
                   <pic:blipFill>
-                    <a:blip r:embed="rId14"/>
+                    <a:blip r:embed="rId15"/>
                     <a:stretch>
                       <a:fillRect/>
                     </a:stretch>
@@ -1997,7 +3397,7 @@
                   <pic:spPr>
                     <a:xfrm>
                       <a:off x="0" y="0"/>
-                      <a:ext cx="2573956" cy="2501107"/>
+                      <a:ext cx="3497675" cy="2686122"/>
                     </a:xfrm>
                     <a:prstGeom prst="rect">
                       <a:avLst/>
@@ -2047,9 +3447,9 @@
           <w:noProof/>
         </w:rPr>
         <w:drawing>
-          <wp:inline distT="0" distB="0" distL="0" distR="0" wp14:anchorId="41B81A25" wp14:editId="377A78BD">
-            <wp:extent cx="4726940" cy="2100188"/>
-            <wp:effectExtent l="0" t="0" r="0" b="0"/>
+          <wp:inline distT="0" distB="0" distL="0" distR="0" wp14:anchorId="41B81A25" wp14:editId="12EEBAD3">
+            <wp:extent cx="4575997" cy="2033124"/>
+            <wp:effectExtent l="0" t="0" r="0" b="5715"/>
             <wp:docPr id="1763596122" name="Рисунок 1"/>
             <wp:cNvGraphicFramePr>
               <a:graphicFrameLocks xmlns:a="http://schemas.openxmlformats.org/drawingml/2006/main" noChangeAspect="1"/>
@@ -2062,7 +3462,7 @@
                     <pic:cNvPicPr/>
                   </pic:nvPicPr>
                   <pic:blipFill>
-                    <a:blip r:embed="rId15"/>
+                    <a:blip r:embed="rId16"/>
                     <a:stretch>
                       <a:fillRect/>
                     </a:stretch>
@@ -2070,7 +3470,7 @@
                   <pic:spPr>
                     <a:xfrm>
                       <a:off x="0" y="0"/>
-                      <a:ext cx="4733824" cy="2103246"/>
+                      <a:ext cx="4608138" cy="2047404"/>
                     </a:xfrm>
                     <a:prstGeom prst="rect">
                       <a:avLst/>
@@ -2161,10 +3561,10 @@
           <w:noProof/>
         </w:rPr>
         <w:drawing>
-          <wp:inline distT="0" distB="0" distL="0" distR="0" wp14:anchorId="4F466D5D" wp14:editId="261C48F7">
-            <wp:extent cx="1441450" cy="2199454"/>
-            <wp:effectExtent l="0" t="0" r="6350" b="0"/>
-            <wp:docPr id="15830317" name="Рисунок 1"/>
+          <wp:inline distT="0" distB="0" distL="0" distR="0" wp14:anchorId="7416EDAD" wp14:editId="263BCBA8">
+            <wp:extent cx="1338729" cy="2133600"/>
+            <wp:effectExtent l="0" t="0" r="0" b="0"/>
+            <wp:docPr id="935346439" name="Рисунок 1"/>
             <wp:cNvGraphicFramePr>
               <a:graphicFrameLocks xmlns:a="http://schemas.openxmlformats.org/drawingml/2006/main" noChangeAspect="1"/>
             </wp:cNvGraphicFramePr>
@@ -2172,11 +3572,11 @@
               <a:graphicData uri="http://schemas.openxmlformats.org/drawingml/2006/picture">
                 <pic:pic xmlns:pic="http://schemas.openxmlformats.org/drawingml/2006/picture">
                   <pic:nvPicPr>
-                    <pic:cNvPr id="15830317" name=""/>
+                    <pic:cNvPr id="935346439" name=""/>
                     <pic:cNvPicPr/>
                   </pic:nvPicPr>
                   <pic:blipFill>
-                    <a:blip r:embed="rId16"/>
+                    <a:blip r:embed="rId17"/>
                     <a:stretch>
                       <a:fillRect/>
                     </a:stretch>
@@ -2184,7 +3584,7 @@
                   <pic:spPr>
                     <a:xfrm>
                       <a:off x="0" y="0"/>
-                      <a:ext cx="1445850" cy="2206168"/>
+                      <a:ext cx="1349661" cy="2151023"/>
                     </a:xfrm>
                     <a:prstGeom prst="rect">
                       <a:avLst/>
@@ -2243,8 +3643,8 @@
           <w:noProof/>
         </w:rPr>
         <w:drawing>
-          <wp:inline distT="0" distB="0" distL="0" distR="0" wp14:anchorId="64FFAAA3" wp14:editId="10CE210D">
-            <wp:extent cx="4841240" cy="2101287"/>
+          <wp:inline distT="0" distB="0" distL="0" distR="0" wp14:anchorId="64FFAAA3" wp14:editId="08F653C5">
+            <wp:extent cx="3914951" cy="1699241"/>
             <wp:effectExtent l="0" t="0" r="0" b="0"/>
             <wp:docPr id="354976950" name="Рисунок 1"/>
             <wp:cNvGraphicFramePr>
@@ -2258,7 +3658,7 @@
                     <pic:cNvPicPr/>
                   </pic:nvPicPr>
                   <pic:blipFill>
-                    <a:blip r:embed="rId17"/>
+                    <a:blip r:embed="rId18"/>
                     <a:stretch>
                       <a:fillRect/>
                     </a:stretch>
@@ -2266,7 +3666,7 @@
                   <pic:spPr>
                     <a:xfrm>
                       <a:off x="0" y="0"/>
-                      <a:ext cx="4850069" cy="2105119"/>
+                      <a:ext cx="3931926" cy="1706609"/>
                     </a:xfrm>
                     <a:prstGeom prst="rect">
                       <a:avLst/>
@@ -2347,10 +3747,10 @@
           <w:noProof/>
         </w:rPr>
         <w:drawing>
-          <wp:inline distT="0" distB="0" distL="0" distR="0" wp14:anchorId="4DFAEA24" wp14:editId="50D309F4">
-            <wp:extent cx="2878931" cy="1806388"/>
-            <wp:effectExtent l="0" t="0" r="0" b="3810"/>
-            <wp:docPr id="693512161" name="Рисунок 1"/>
+          <wp:inline distT="0" distB="0" distL="0" distR="0" wp14:anchorId="65FC7885" wp14:editId="5AD4C538">
+            <wp:extent cx="1722755" cy="1928311"/>
+            <wp:effectExtent l="0" t="0" r="0" b="0"/>
+            <wp:docPr id="2135715392" name="Рисунок 1"/>
             <wp:cNvGraphicFramePr>
               <a:graphicFrameLocks xmlns:a="http://schemas.openxmlformats.org/drawingml/2006/main" noChangeAspect="1"/>
             </wp:cNvGraphicFramePr>
@@ -2358,11 +3758,11 @@
               <a:graphicData uri="http://schemas.openxmlformats.org/drawingml/2006/picture">
                 <pic:pic xmlns:pic="http://schemas.openxmlformats.org/drawingml/2006/picture">
                   <pic:nvPicPr>
-                    <pic:cNvPr id="693512161" name=""/>
+                    <pic:cNvPr id="2135715392" name=""/>
                     <pic:cNvPicPr/>
                   </pic:nvPicPr>
                   <pic:blipFill>
-                    <a:blip r:embed="rId18"/>
+                    <a:blip r:embed="rId19"/>
                     <a:stretch>
                       <a:fillRect/>
                     </a:stretch>
@@ -2370,7 +3770,7 @@
                   <pic:spPr>
                     <a:xfrm>
                       <a:off x="0" y="0"/>
-                      <a:ext cx="2890613" cy="1813718"/>
+                      <a:ext cx="1733672" cy="1940531"/>
                     </a:xfrm>
                     <a:prstGeom prst="rect">
                       <a:avLst/>
@@ -2430,9 +3830,9 @@
         </w:rPr>
         <w:lastRenderedPageBreak/>
         <w:drawing>
-          <wp:inline distT="0" distB="0" distL="0" distR="0" wp14:anchorId="69BD7B46" wp14:editId="5837867D">
-            <wp:extent cx="3086100" cy="3771900"/>
-            <wp:effectExtent l="0" t="0" r="0" b="0"/>
+          <wp:inline distT="0" distB="0" distL="0" distR="0" wp14:anchorId="69BD7B46" wp14:editId="2D3CDBD2">
+            <wp:extent cx="2107223" cy="2575495"/>
+            <wp:effectExtent l="0" t="0" r="7620" b="0"/>
             <wp:docPr id="2090559551" name="Рисунок 1"/>
             <wp:cNvGraphicFramePr>
               <a:graphicFrameLocks xmlns:a="http://schemas.openxmlformats.org/drawingml/2006/main" noChangeAspect="1"/>
@@ -2445,7 +3845,7 @@
                     <pic:cNvPicPr/>
                   </pic:nvPicPr>
                   <pic:blipFill>
-                    <a:blip r:embed="rId19"/>
+                    <a:blip r:embed="rId20"/>
                     <a:stretch>
                       <a:fillRect/>
                     </a:stretch>
@@ -2453,7 +3853,7 @@
                   <pic:spPr>
                     <a:xfrm>
                       <a:off x="0" y="0"/>
-                      <a:ext cx="3093404" cy="3780827"/>
+                      <a:ext cx="2117534" cy="2588097"/>
                     </a:xfrm>
                     <a:prstGeom prst="rect">
                       <a:avLst/>
@@ -2549,7 +3949,7 @@
                     <pic:cNvPicPr/>
                   </pic:nvPicPr>
                   <pic:blipFill>
-                    <a:blip r:embed="rId20"/>
+                    <a:blip r:embed="rId21"/>
                     <a:stretch>
                       <a:fillRect/>
                     </a:stretch>
@@ -2606,7 +4006,6 @@
         <w:rPr>
           <w:noProof/>
         </w:rPr>
-        <w:lastRenderedPageBreak/>
         <w:drawing>
           <wp:inline distT="0" distB="0" distL="0" distR="0" wp14:anchorId="2E1F2102" wp14:editId="586744BF">
             <wp:extent cx="2628477" cy="2603187"/>
@@ -2623,7 +4022,7 @@
                     <pic:cNvPicPr/>
                   </pic:nvPicPr>
                   <pic:blipFill>
-                    <a:blip r:embed="rId21"/>
+                    <a:blip r:embed="rId22"/>
                     <a:stretch>
                       <a:fillRect/>
                     </a:stretch>
@@ -2693,6 +4092,7 @@
           <w:sz w:val="28"/>
           <w:szCs w:val="28"/>
         </w:rPr>
+        <w:lastRenderedPageBreak/>
         <w:t xml:space="preserve">Вариант схемы электрической принципиальной, построенной в </w:t>
       </w:r>
       <w:r>
@@ -2759,10 +4159,10 @@
           <w:noProof/>
         </w:rPr>
         <w:drawing>
-          <wp:inline distT="0" distB="0" distL="0" distR="0" wp14:anchorId="58844006" wp14:editId="75139164">
-            <wp:extent cx="5116830" cy="3756937"/>
-            <wp:effectExtent l="0" t="0" r="7620" b="0"/>
-            <wp:docPr id="709442664" name="Рисунок 1"/>
+          <wp:inline distT="0" distB="0" distL="0" distR="0" wp14:anchorId="350B33F0" wp14:editId="186FFBE2">
+            <wp:extent cx="4263390" cy="3045995"/>
+            <wp:effectExtent l="0" t="0" r="3810" b="2540"/>
+            <wp:docPr id="1060520390" name="Рисунок 1"/>
             <wp:cNvGraphicFramePr>
               <a:graphicFrameLocks xmlns:a="http://schemas.openxmlformats.org/drawingml/2006/main" noChangeAspect="1"/>
             </wp:cNvGraphicFramePr>
@@ -2770,11 +4170,11 @@
               <a:graphicData uri="http://schemas.openxmlformats.org/drawingml/2006/picture">
                 <pic:pic xmlns:pic="http://schemas.openxmlformats.org/drawingml/2006/picture">
                   <pic:nvPicPr>
-                    <pic:cNvPr id="709442664" name=""/>
+                    <pic:cNvPr id="1060520390" name=""/>
                     <pic:cNvPicPr/>
                   </pic:nvPicPr>
                   <pic:blipFill>
-                    <a:blip r:embed="rId22"/>
+                    <a:blip r:embed="rId23"/>
                     <a:stretch>
                       <a:fillRect/>
                     </a:stretch>
@@ -2782,7 +4182,7 @@
                   <pic:spPr>
                     <a:xfrm>
                       <a:off x="0" y="0"/>
-                      <a:ext cx="5121976" cy="3760715"/>
+                      <a:ext cx="4270300" cy="3050932"/>
                     </a:xfrm>
                     <a:prstGeom prst="rect">
                       <a:avLst/>
@@ -2823,23 +4223,19 @@
         <w:jc w:val="both"/>
         <w:rPr>
           <w:rFonts w:ascii="Times New Roman" w:hAnsi="Times New Roman" w:cs="Times New Roman"/>
-          <w:b/>
-          <w:bCs/>
-          <w:color w:val="000000" w:themeColor="text1"/>
-          <w:sz w:val="28"/>
-          <w:szCs w:val="28"/>
-        </w:rPr>
-      </w:pPr>
-      <w:r>
-        <w:rPr>
-          <w:rFonts w:ascii="Times New Roman" w:hAnsi="Times New Roman" w:cs="Times New Roman"/>
-          <w:b/>
-          <w:bCs/>
-          <w:color w:val="000000" w:themeColor="text1"/>
-          <w:sz w:val="28"/>
-          <w:szCs w:val="28"/>
-        </w:rPr>
-        <w:t>Расчет ширины и толщины сигнальных проводников и цепей питания и «земли»</w:t>
+          <w:color w:val="000000" w:themeColor="text1"/>
+          <w:sz w:val="28"/>
+          <w:szCs w:val="28"/>
+        </w:rPr>
+      </w:pPr>
+      <w:r>
+        <w:rPr>
+          <w:rFonts w:ascii="Times New Roman" w:hAnsi="Times New Roman" w:cs="Times New Roman"/>
+          <w:color w:val="000000" w:themeColor="text1"/>
+          <w:sz w:val="28"/>
+          <w:szCs w:val="28"/>
+        </w:rPr>
+        <w:t>Полное изображение экспортированной схемы электрической принципиальной приведен на Рисунке А.1. Также был сформирован перечень элементов, который приведен на Рисунке А.2.</w:t>
       </w:r>
     </w:p>
     <w:p>
@@ -2849,6 +4245,32 @@
         <w:jc w:val="both"/>
         <w:rPr>
           <w:rFonts w:ascii="Times New Roman" w:hAnsi="Times New Roman" w:cs="Times New Roman"/>
+          <w:b/>
+          <w:bCs/>
+          <w:color w:val="000000" w:themeColor="text1"/>
+          <w:sz w:val="28"/>
+          <w:szCs w:val="28"/>
+        </w:rPr>
+      </w:pPr>
+      <w:r>
+        <w:rPr>
+          <w:rFonts w:ascii="Times New Roman" w:hAnsi="Times New Roman" w:cs="Times New Roman"/>
+          <w:b/>
+          <w:bCs/>
+          <w:color w:val="000000" w:themeColor="text1"/>
+          <w:sz w:val="28"/>
+          <w:szCs w:val="28"/>
+        </w:rPr>
+        <w:t>Расчет ширины и толщины сигнальных проводников и цепей питания и «земли»</w:t>
+      </w:r>
+    </w:p>
+    <w:p>
+      <w:pPr>
+        <w:spacing w:after="0" w:line="360" w:lineRule="auto"/>
+        <w:ind w:firstLine="709"/>
+        <w:jc w:val="both"/>
+        <w:rPr>
+          <w:rFonts w:ascii="Times New Roman" w:hAnsi="Times New Roman" w:cs="Times New Roman"/>
           <w:color w:val="000000" w:themeColor="text1"/>
           <w:sz w:val="28"/>
           <w:szCs w:val="28"/>
@@ -2897,7 +4319,6 @@
           <w:sz w:val="28"/>
           <w:szCs w:val="28"/>
         </w:rPr>
-        <w:lastRenderedPageBreak/>
         <w:t>предусматривает металлизацию отверстий (переходных, монтажных),</w:t>
       </w:r>
       <w:r>
@@ -3383,6 +4804,7 @@
           <w:sz w:val="28"/>
           <w:szCs w:val="28"/>
         </w:rPr>
+        <w:lastRenderedPageBreak/>
         <w:t>Выбор ширины печатного проводника обусловлен двумя факторами: максимальным током в цепи и допустимым нагревом проводника относительно окружающей среды.</w:t>
       </w:r>
       <w:r>
@@ -3496,7 +4918,7 @@
                     </pic:cNvPicPr>
                   </pic:nvPicPr>
                   <pic:blipFill>
-                    <a:blip r:embed="rId23">
+                    <a:blip r:embed="rId24">
                       <a:extLst>
                         <a:ext uri="{28A0092B-C50C-407E-A947-70E740481C1C}">
                           <a14:useLocalDpi xmlns:a14="http://schemas.microsoft.com/office/drawing/2010/main" val="0"/>
@@ -3690,7 +5112,6 @@
           <w:sz w:val="28"/>
           <w:szCs w:val="28"/>
         </w:rPr>
-        <w:lastRenderedPageBreak/>
         <w:drawing>
           <wp:inline distT="0" distB="0" distL="0" distR="0" wp14:anchorId="4773B00C" wp14:editId="1A57863D">
             <wp:extent cx="5241114" cy="1939925"/>
@@ -3707,7 +5128,7 @@
                     <pic:cNvPicPr/>
                   </pic:nvPicPr>
                   <pic:blipFill rotWithShape="1">
-                    <a:blip r:embed="rId24"/>
+                    <a:blip r:embed="rId25"/>
                     <a:srcRect l="556" r="-1"/>
                     <a:stretch>
                       <a:fillRect/>
@@ -3776,6 +5197,7 @@
           <w:sz w:val="28"/>
           <w:szCs w:val="28"/>
         </w:rPr>
+        <w:lastRenderedPageBreak/>
         <w:drawing>
           <wp:inline distT="0" distB="0" distL="0" distR="0" wp14:anchorId="10D1946D" wp14:editId="42B35358">
             <wp:extent cx="5312606" cy="1970219"/>
@@ -3792,7 +5214,7 @@
                     <pic:cNvPicPr/>
                   </pic:nvPicPr>
                   <pic:blipFill>
-                    <a:blip r:embed="rId25"/>
+                    <a:blip r:embed="rId26"/>
                     <a:stretch>
                       <a:fillRect/>
                     </a:stretch>
@@ -3831,61 +5253,7 @@
           <w:sz w:val="28"/>
           <w:szCs w:val="28"/>
         </w:rPr>
-        <w:t>Рисунок 1</w:t>
-      </w:r>
-      <w:r>
-        <w:rPr>
-          <w:rFonts w:ascii="Times New Roman" w:hAnsi="Times New Roman" w:cs="Times New Roman"/>
-          <w:noProof/>
-          <w:sz w:val="28"/>
-          <w:szCs w:val="28"/>
-        </w:rPr>
-        <w:t>9</w:t>
-      </w:r>
-      <w:r>
-        <w:rPr>
-          <w:rFonts w:ascii="Times New Roman" w:hAnsi="Times New Roman" w:cs="Times New Roman"/>
-          <w:noProof/>
-          <w:sz w:val="28"/>
-          <w:szCs w:val="28"/>
-        </w:rPr>
-        <w:t xml:space="preserve"> – График</w:t>
-      </w:r>
-      <w:r>
-        <w:rPr>
-          <w:rFonts w:ascii="Times New Roman" w:hAnsi="Times New Roman" w:cs="Times New Roman"/>
-          <w:noProof/>
-          <w:sz w:val="28"/>
-          <w:szCs w:val="28"/>
-        </w:rPr>
-        <w:t xml:space="preserve"> тока на линии питания</w:t>
-      </w:r>
-      <w:r>
-        <w:rPr>
-          <w:rFonts w:ascii="Times New Roman" w:hAnsi="Times New Roman" w:cs="Times New Roman"/>
-          <w:noProof/>
-          <w:sz w:val="28"/>
-          <w:szCs w:val="28"/>
-        </w:rPr>
-        <w:t xml:space="preserve"> и </w:t>
-      </w:r>
-      <w:r>
-        <w:rPr>
-          <w:rFonts w:ascii="Times New Roman" w:hAnsi="Times New Roman" w:cs="Times New Roman"/>
-          <w:noProof/>
-          <w:sz w:val="28"/>
-          <w:szCs w:val="28"/>
-        </w:rPr>
-        <w:t>его</w:t>
-      </w:r>
-      <w:r>
-        <w:rPr>
-          <w:rFonts w:ascii="Times New Roman" w:hAnsi="Times New Roman" w:cs="Times New Roman"/>
-          <w:noProof/>
-          <w:sz w:val="28"/>
-          <w:szCs w:val="28"/>
-        </w:rPr>
-        <w:t xml:space="preserve"> среднее значение</w:t>
+        <w:t>Рисунок 19 – График тока на линии питания и его среднее значение</w:t>
       </w:r>
     </w:p>
     <w:p>
@@ -3922,7 +5290,7 @@
                     <pic:cNvPicPr/>
                   </pic:nvPicPr>
                   <pic:blipFill>
-                    <a:blip r:embed="rId26"/>
+                    <a:blip r:embed="rId27"/>
                     <a:stretch>
                       <a:fillRect/>
                     </a:stretch>
@@ -3961,70 +5329,7 @@
           <w:sz w:val="28"/>
           <w:szCs w:val="28"/>
         </w:rPr>
-        <w:t>Рисунок </w:t>
-      </w:r>
-      <w:r>
-        <w:rPr>
-          <w:rFonts w:ascii="Times New Roman" w:hAnsi="Times New Roman" w:cs="Times New Roman"/>
-          <w:noProof/>
-          <w:sz w:val="28"/>
-          <w:szCs w:val="28"/>
-        </w:rPr>
-        <w:t>20</w:t>
-      </w:r>
-      <w:r>
-        <w:rPr>
-          <w:rFonts w:ascii="Times New Roman" w:hAnsi="Times New Roman" w:cs="Times New Roman"/>
-          <w:noProof/>
-          <w:sz w:val="28"/>
-          <w:szCs w:val="28"/>
-        </w:rPr>
-        <w:t xml:space="preserve"> – График</w:t>
-      </w:r>
-      <w:r>
-        <w:rPr>
-          <w:rFonts w:ascii="Times New Roman" w:hAnsi="Times New Roman" w:cs="Times New Roman"/>
-          <w:noProof/>
-          <w:sz w:val="28"/>
-          <w:szCs w:val="28"/>
-        </w:rPr>
-        <w:t>и</w:t>
-      </w:r>
-      <w:r>
-        <w:rPr>
-          <w:rFonts w:ascii="Times New Roman" w:hAnsi="Times New Roman" w:cs="Times New Roman"/>
-          <w:noProof/>
-          <w:sz w:val="28"/>
-          <w:szCs w:val="28"/>
-        </w:rPr>
-        <w:t xml:space="preserve"> ток</w:t>
-      </w:r>
-      <w:r>
-        <w:rPr>
-          <w:rFonts w:ascii="Times New Roman" w:hAnsi="Times New Roman" w:cs="Times New Roman"/>
-          <w:noProof/>
-          <w:sz w:val="28"/>
-          <w:szCs w:val="28"/>
-        </w:rPr>
-        <w:t>ов</w:t>
-      </w:r>
-      <w:r>
-        <w:rPr>
-          <w:rFonts w:ascii="Times New Roman" w:hAnsi="Times New Roman" w:cs="Times New Roman"/>
-          <w:noProof/>
-          <w:sz w:val="28"/>
-          <w:szCs w:val="28"/>
-        </w:rPr>
-        <w:t xml:space="preserve"> на </w:t>
-      </w:r>
-      <w:r>
-        <w:rPr>
-          <w:rFonts w:ascii="Times New Roman" w:hAnsi="Times New Roman" w:cs="Times New Roman"/>
-          <w:noProof/>
-          <w:sz w:val="28"/>
-          <w:szCs w:val="28"/>
-        </w:rPr>
-        <w:t>резисторах</w:t>
+        <w:t>Рисунок 20 – Графики токов на резисторах</w:t>
       </w:r>
       <w:r>
         <w:rPr>
@@ -4042,52 +5347,7 @@
           <w:sz w:val="28"/>
           <w:szCs w:val="28"/>
         </w:rPr>
-        <w:t xml:space="preserve">и </w:t>
-      </w:r>
-      <w:r>
-        <w:rPr>
-          <w:rFonts w:ascii="Times New Roman" w:hAnsi="Times New Roman" w:cs="Times New Roman"/>
-          <w:noProof/>
-          <w:sz w:val="28"/>
-          <w:szCs w:val="28"/>
-        </w:rPr>
-        <w:t>их</w:t>
-      </w:r>
-      <w:r>
-        <w:rPr>
-          <w:rFonts w:ascii="Times New Roman" w:hAnsi="Times New Roman" w:cs="Times New Roman"/>
-          <w:noProof/>
-          <w:sz w:val="28"/>
-          <w:szCs w:val="28"/>
-        </w:rPr>
-        <w:t xml:space="preserve"> средн</w:t>
-      </w:r>
-      <w:r>
-        <w:rPr>
-          <w:rFonts w:ascii="Times New Roman" w:hAnsi="Times New Roman" w:cs="Times New Roman"/>
-          <w:noProof/>
-          <w:sz w:val="28"/>
-          <w:szCs w:val="28"/>
-        </w:rPr>
-        <w:t>е</w:t>
-      </w:r>
-      <w:r>
-        <w:rPr>
-          <w:rFonts w:ascii="Times New Roman" w:hAnsi="Times New Roman" w:cs="Times New Roman"/>
-          <w:noProof/>
-          <w:sz w:val="28"/>
-          <w:szCs w:val="28"/>
-        </w:rPr>
-        <w:t>е значени</w:t>
-      </w:r>
-      <w:r>
-        <w:rPr>
-          <w:rFonts w:ascii="Times New Roman" w:hAnsi="Times New Roman" w:cs="Times New Roman"/>
-          <w:noProof/>
-          <w:sz w:val="28"/>
-          <w:szCs w:val="28"/>
-        </w:rPr>
-        <w:t>е</w:t>
+        <w:t>и их среднее значение</w:t>
       </w:r>
     </w:p>
     <w:p>
@@ -4428,7 +5688,6 @@
               <w:sz w:val="28"/>
               <w:szCs w:val="28"/>
             </w:rPr>
-            <w:lastRenderedPageBreak/>
             <m:t>b</m:t>
           </m:r>
           <m:r>
@@ -4706,17 +5965,7 @@
               <w:szCs w:val="28"/>
               <w:lang w:val="en-US"/>
             </w:rPr>
-            <m:t>=0,0</m:t>
-          </m:r>
-          <m:r>
-            <w:rPr>
-              <w:rFonts w:ascii="Cambria Math" w:hAnsi="Cambria Math" w:cs="Times New Roman"/>
-              <w:noProof/>
-              <w:sz w:val="28"/>
-              <w:szCs w:val="28"/>
-              <w:lang w:val="en-US"/>
-            </w:rPr>
-            <m:t>1</m:t>
+            <m:t>=0,01</m:t>
           </m:r>
           <m:r>
             <w:rPr>
@@ -4725,16 +5974,7 @@
               <w:sz w:val="28"/>
               <w:szCs w:val="28"/>
             </w:rPr>
-            <m:t>4</m:t>
-          </m:r>
-          <m:r>
-            <w:rPr>
-              <w:rFonts w:ascii="Cambria Math" w:hAnsi="Cambria Math" w:cs="Times New Roman"/>
-              <w:noProof/>
-              <w:sz w:val="28"/>
-              <w:szCs w:val="28"/>
-            </w:rPr>
-            <m:t xml:space="preserve"> мм</m:t>
+            <m:t>4 мм</m:t>
           </m:r>
         </m:oMath>
       </m:oMathPara>
@@ -4908,6 +6148,7 @@
         <w:rPr>
           <w:noProof/>
         </w:rPr>
+        <w:lastRenderedPageBreak/>
         <w:drawing>
           <wp:inline distT="0" distB="0" distL="0" distR="0" wp14:anchorId="6E5F5A67" wp14:editId="4490B0C8">
             <wp:extent cx="5347775" cy="1399546"/>
@@ -4924,7 +6165,7 @@
                     <pic:cNvPicPr/>
                   </pic:nvPicPr>
                   <pic:blipFill>
-                    <a:blip r:embed="rId27"/>
+                    <a:blip r:embed="rId28"/>
                     <a:stretch>
                       <a:fillRect/>
                     </a:stretch>
@@ -5432,16 +6673,826 @@
           <w:sz w:val="28"/>
           <w:szCs w:val="28"/>
         </w:rPr>
-        <w:t xml:space="preserve"> и представлен на Рисунке </w:t>
-      </w:r>
-      <w:r>
-        <w:rPr>
-          <w:rFonts w:ascii="Times New Roman" w:hAnsi="Times New Roman" w:cs="Times New Roman"/>
-          <w:noProof/>
-          <w:sz w:val="28"/>
-          <w:szCs w:val="28"/>
-        </w:rPr>
-        <w:t>22</w:t>
+        <w:t xml:space="preserve"> и представлен </w:t>
+      </w:r>
+      <w:r>
+        <w:rPr>
+          <w:rFonts w:ascii="Times New Roman" w:hAnsi="Times New Roman" w:cs="Times New Roman"/>
+          <w:noProof/>
+          <w:sz w:val="28"/>
+          <w:szCs w:val="28"/>
+        </w:rPr>
+        <w:t>ниже:</w:t>
+      </w:r>
+    </w:p>
+    <w:p>
+      <w:pPr>
+        <w:spacing w:after="0" w:line="360" w:lineRule="auto"/>
+        <w:ind w:firstLine="709"/>
+        <w:jc w:val="both"/>
+        <w:rPr>
+          <w:rFonts w:ascii="Times New Roman" w:eastAsiaTheme="minorEastAsia" w:hAnsi="Times New Roman" w:cs="Times New Roman"/>
+          <w:noProof/>
+          <w:sz w:val="28"/>
+          <w:szCs w:val="28"/>
+          <w:lang w:val="en-US"/>
+        </w:rPr>
+      </w:pPr>
+      <m:oMathPara>
+        <m:oMath>
+          <m:r>
+            <w:rPr>
+              <w:rFonts w:ascii="Cambria Math" w:hAnsi="Cambria Math" w:cs="Times New Roman"/>
+              <w:noProof/>
+              <w:sz w:val="28"/>
+              <w:szCs w:val="28"/>
+            </w:rPr>
+            <m:t>T</m:t>
+          </m:r>
+          <m:d>
+            <m:dPr>
+              <m:ctrlPr>
+                <w:rPr>
+                  <w:rFonts w:ascii="Cambria Math" w:hAnsi="Cambria Math" w:cs="Times New Roman"/>
+                  <w:i/>
+                  <w:noProof/>
+                  <w:sz w:val="28"/>
+                  <w:szCs w:val="28"/>
+                  <w:lang w:val="en-US"/>
+                </w:rPr>
+              </m:ctrlPr>
+            </m:dPr>
+            <m:e>
+              <m:r>
+                <w:rPr>
+                  <w:rFonts w:ascii="Cambria Math" w:hAnsi="Cambria Math" w:cs="Times New Roman"/>
+                  <w:noProof/>
+                  <w:sz w:val="28"/>
+                  <w:szCs w:val="28"/>
+                  <w:lang w:val="en-US"/>
+                </w:rPr>
+                <m:t>b</m:t>
+              </m:r>
+            </m:e>
+          </m:d>
+          <m:r>
+            <w:rPr>
+              <w:rFonts w:ascii="Cambria Math" w:hAnsi="Cambria Math" w:cs="Times New Roman"/>
+              <w:noProof/>
+              <w:sz w:val="28"/>
+              <w:szCs w:val="28"/>
+              <w:lang w:val="en-US"/>
+            </w:rPr>
+            <m:t>=</m:t>
+          </m:r>
+          <m:sSup>
+            <m:sSupPr>
+              <m:ctrlPr>
+                <w:rPr>
+                  <w:rFonts w:ascii="Cambria Math" w:hAnsi="Cambria Math" w:cs="Times New Roman"/>
+                  <w:i/>
+                  <w:noProof/>
+                  <w:sz w:val="28"/>
+                  <w:szCs w:val="28"/>
+                  <w:lang w:val="en-US"/>
+                </w:rPr>
+              </m:ctrlPr>
+            </m:sSupPr>
+            <m:e>
+              <m:d>
+                <m:dPr>
+                  <m:ctrlPr>
+                    <w:rPr>
+                      <w:rFonts w:ascii="Cambria Math" w:hAnsi="Cambria Math" w:cs="Times New Roman"/>
+                      <w:i/>
+                      <w:noProof/>
+                      <w:sz w:val="28"/>
+                      <w:szCs w:val="28"/>
+                      <w:lang w:val="en-US"/>
+                    </w:rPr>
+                  </m:ctrlPr>
+                </m:dPr>
+                <m:e>
+                  <m:f>
+                    <m:fPr>
+                      <m:ctrlPr>
+                        <w:rPr>
+                          <w:rFonts w:ascii="Cambria Math" w:hAnsi="Cambria Math" w:cs="Times New Roman"/>
+                          <w:i/>
+                          <w:noProof/>
+                          <w:sz w:val="28"/>
+                          <w:szCs w:val="28"/>
+                          <w:lang w:val="en-US"/>
+                        </w:rPr>
+                      </m:ctrlPr>
+                    </m:fPr>
+                    <m:num>
+                      <m:r>
+                        <w:rPr>
+                          <w:rFonts w:ascii="Cambria Math" w:hAnsi="Cambria Math" w:cs="Times New Roman"/>
+                          <w:noProof/>
+                          <w:sz w:val="28"/>
+                          <w:szCs w:val="28"/>
+                          <w:lang w:val="en-US"/>
+                        </w:rPr>
+                        <m:t>9×</m:t>
+                      </m:r>
+                      <m:sSup>
+                        <m:sSupPr>
+                          <m:ctrlPr>
+                            <w:rPr>
+                              <w:rFonts w:ascii="Cambria Math" w:hAnsi="Cambria Math" w:cs="Times New Roman"/>
+                              <w:i/>
+                              <w:noProof/>
+                              <w:sz w:val="28"/>
+                              <w:szCs w:val="28"/>
+                              <w:lang w:val="en-US"/>
+                            </w:rPr>
+                          </m:ctrlPr>
+                        </m:sSupPr>
+                        <m:e>
+                          <m:r>
+                            <w:rPr>
+                              <w:rFonts w:ascii="Cambria Math" w:hAnsi="Cambria Math" w:cs="Times New Roman"/>
+                              <w:noProof/>
+                              <w:sz w:val="28"/>
+                              <w:szCs w:val="28"/>
+                              <w:lang w:val="en-US"/>
+                            </w:rPr>
+                            <m:t>10</m:t>
+                          </m:r>
+                        </m:e>
+                        <m:sup>
+                          <m:r>
+                            <w:rPr>
+                              <w:rFonts w:ascii="Cambria Math" w:hAnsi="Cambria Math" w:cs="Times New Roman"/>
+                              <w:noProof/>
+                              <w:sz w:val="28"/>
+                              <w:szCs w:val="28"/>
+                              <w:lang w:val="en-US"/>
+                            </w:rPr>
+                            <m:t>-3</m:t>
+                          </m:r>
+                        </m:sup>
+                      </m:sSup>
+                    </m:num>
+                    <m:den>
+                      <m:r>
+                        <w:rPr>
+                          <w:rFonts w:ascii="Cambria Math" w:hAnsi="Cambria Math" w:cs="Times New Roman"/>
+                          <w:noProof/>
+                          <w:sz w:val="28"/>
+                          <w:szCs w:val="28"/>
+                          <w:lang w:val="en-US"/>
+                        </w:rPr>
+                        <m:t>0,048×</m:t>
+                      </m:r>
+                      <m:sSup>
+                        <m:sSupPr>
+                          <m:ctrlPr>
+                            <w:rPr>
+                              <w:rFonts w:ascii="Cambria Math" w:hAnsi="Cambria Math" w:cs="Times New Roman"/>
+                              <w:i/>
+                              <w:noProof/>
+                              <w:sz w:val="28"/>
+                              <w:szCs w:val="28"/>
+                              <w:lang w:val="en-US"/>
+                            </w:rPr>
+                          </m:ctrlPr>
+                        </m:sSupPr>
+                        <m:e>
+                          <m:r>
+                            <w:rPr>
+                              <w:rFonts w:ascii="Cambria Math" w:hAnsi="Cambria Math" w:cs="Times New Roman"/>
+                              <w:noProof/>
+                              <w:sz w:val="28"/>
+                              <w:szCs w:val="28"/>
+                              <w:lang w:val="en-US"/>
+                            </w:rPr>
+                            <m:t>0,041</m:t>
+                          </m:r>
+                        </m:e>
+                        <m:sup>
+                          <m:r>
+                            <w:rPr>
+                              <w:rFonts w:ascii="Cambria Math" w:hAnsi="Cambria Math" w:cs="Times New Roman"/>
+                              <w:noProof/>
+                              <w:sz w:val="28"/>
+                              <w:szCs w:val="28"/>
+                              <w:lang w:val="en-US"/>
+                            </w:rPr>
+                            <m:t>0,538</m:t>
+                          </m:r>
+                        </m:sup>
+                      </m:sSup>
+                      <m:r>
+                        <w:rPr>
+                          <w:rFonts w:ascii="Cambria Math" w:hAnsi="Cambria Math" w:cs="Times New Roman"/>
+                          <w:noProof/>
+                          <w:sz w:val="28"/>
+                          <w:szCs w:val="28"/>
+                          <w:lang w:val="en-US"/>
+                        </w:rPr>
+                        <m:t>×</m:t>
+                      </m:r>
+                      <m:sSup>
+                        <m:sSupPr>
+                          <m:ctrlPr>
+                            <w:rPr>
+                              <w:rFonts w:ascii="Cambria Math" w:hAnsi="Cambria Math" w:cs="Times New Roman"/>
+                              <w:i/>
+                              <w:noProof/>
+                              <w:sz w:val="28"/>
+                              <w:szCs w:val="28"/>
+                              <w:lang w:val="en-US"/>
+                            </w:rPr>
+                          </m:ctrlPr>
+                        </m:sSupPr>
+                        <m:e>
+                          <m:r>
+                            <w:rPr>
+                              <w:rFonts w:ascii="Cambria Math" w:hAnsi="Cambria Math" w:cs="Times New Roman"/>
+                              <w:noProof/>
+                              <w:sz w:val="28"/>
+                              <w:szCs w:val="28"/>
+                              <w:lang w:val="en-US"/>
+                            </w:rPr>
+                            <m:t>b</m:t>
+                          </m:r>
+                        </m:e>
+                        <m:sup>
+                          <m:r>
+                            <w:rPr>
+                              <w:rFonts w:ascii="Cambria Math" w:hAnsi="Cambria Math" w:cs="Times New Roman"/>
+                              <w:noProof/>
+                              <w:sz w:val="28"/>
+                              <w:szCs w:val="28"/>
+                              <w:lang w:val="en-US"/>
+                            </w:rPr>
+                            <m:t>0,725</m:t>
+                          </m:r>
+                        </m:sup>
+                      </m:sSup>
+                    </m:den>
+                  </m:f>
+                </m:e>
+              </m:d>
+            </m:e>
+            <m:sup>
+              <m:f>
+                <m:fPr>
+                  <m:ctrlPr>
+                    <w:rPr>
+                      <w:rFonts w:ascii="Cambria Math" w:hAnsi="Cambria Math" w:cs="Times New Roman"/>
+                      <w:i/>
+                      <w:noProof/>
+                      <w:sz w:val="28"/>
+                      <w:szCs w:val="28"/>
+                      <w:lang w:val="en-US"/>
+                    </w:rPr>
+                  </m:ctrlPr>
+                </m:fPr>
+                <m:num>
+                  <m:r>
+                    <w:rPr>
+                      <w:rFonts w:ascii="Cambria Math" w:hAnsi="Cambria Math" w:cs="Times New Roman"/>
+                      <w:noProof/>
+                      <w:sz w:val="28"/>
+                      <w:szCs w:val="28"/>
+                      <w:lang w:val="en-US"/>
+                    </w:rPr>
+                    <m:t>1</m:t>
+                  </m:r>
+                </m:num>
+                <m:den>
+                  <m:r>
+                    <w:rPr>
+                      <w:rFonts w:ascii="Cambria Math" w:hAnsi="Cambria Math" w:cs="Times New Roman"/>
+                      <w:noProof/>
+                      <w:sz w:val="28"/>
+                      <w:szCs w:val="28"/>
+                      <w:lang w:val="en-US"/>
+                    </w:rPr>
+                    <m:t>0,44</m:t>
+                  </m:r>
+                </m:den>
+              </m:f>
+            </m:sup>
+          </m:sSup>
+        </m:oMath>
+      </m:oMathPara>
+    </w:p>
+    <w:p>
+      <w:pPr>
+        <w:spacing w:after="0" w:line="360" w:lineRule="auto"/>
+        <w:ind w:firstLine="709"/>
+        <w:jc w:val="both"/>
+        <w:rPr>
+          <w:rFonts w:ascii="Times New Roman" w:eastAsiaTheme="minorEastAsia" w:hAnsi="Times New Roman" w:cs="Times New Roman"/>
+          <w:noProof/>
+          <w:sz w:val="28"/>
+          <w:szCs w:val="28"/>
+          <w:lang w:val="en-US"/>
+        </w:rPr>
+      </w:pPr>
+      <m:oMathPara>
+        <m:oMath>
+          <m:r>
+            <w:rPr>
+              <w:rFonts w:ascii="Cambria Math" w:eastAsiaTheme="minorEastAsia" w:hAnsi="Cambria Math" w:cs="Times New Roman"/>
+              <w:noProof/>
+              <w:sz w:val="28"/>
+              <w:szCs w:val="28"/>
+              <w:lang w:val="en-US"/>
+            </w:rPr>
+            <m:t>T</m:t>
+          </m:r>
+          <m:d>
+            <m:dPr>
+              <m:ctrlPr>
+                <w:rPr>
+                  <w:rFonts w:ascii="Cambria Math" w:eastAsiaTheme="minorEastAsia" w:hAnsi="Cambria Math" w:cs="Times New Roman"/>
+                  <w:i/>
+                  <w:noProof/>
+                  <w:sz w:val="28"/>
+                  <w:szCs w:val="28"/>
+                  <w:lang w:val="en-US"/>
+                </w:rPr>
+              </m:ctrlPr>
+            </m:dPr>
+            <m:e>
+              <m:r>
+                <w:rPr>
+                  <w:rFonts w:ascii="Cambria Math" w:eastAsiaTheme="minorEastAsia" w:hAnsi="Cambria Math" w:cs="Times New Roman"/>
+                  <w:noProof/>
+                  <w:sz w:val="28"/>
+                  <w:szCs w:val="28"/>
+                  <w:lang w:val="en-US"/>
+                </w:rPr>
+                <m:t>0,25</m:t>
+              </m:r>
+            </m:e>
+          </m:d>
+          <m:r>
+            <w:rPr>
+              <w:rFonts w:ascii="Cambria Math" w:eastAsiaTheme="minorEastAsia" w:hAnsi="Cambria Math" w:cs="Times New Roman"/>
+              <w:noProof/>
+              <w:sz w:val="28"/>
+              <w:szCs w:val="28"/>
+              <w:lang w:val="en-US"/>
+            </w:rPr>
+            <m:t>=10,863℃</m:t>
+          </m:r>
+        </m:oMath>
+      </m:oMathPara>
+    </w:p>
+    <w:p>
+      <w:pPr>
+        <w:spacing w:after="0" w:line="360" w:lineRule="auto"/>
+        <w:ind w:firstLine="709"/>
+        <w:jc w:val="both"/>
+        <w:rPr>
+          <w:rFonts w:ascii="Times New Roman" w:hAnsi="Times New Roman" w:cs="Times New Roman"/>
+          <w:noProof/>
+          <w:sz w:val="28"/>
+          <w:szCs w:val="28"/>
+        </w:rPr>
+      </w:pPr>
+      <w:r>
+        <w:rPr>
+          <w:rFonts w:ascii="Times New Roman" w:hAnsi="Times New Roman" w:cs="Times New Roman"/>
+          <w:noProof/>
+          <w:sz w:val="28"/>
+          <w:szCs w:val="28"/>
+        </w:rPr>
+        <w:t>Полученное значение перегрева около 11ºС не превышает значение 25ºС, что говорит о пригодности значения толщины проводника</w:t>
+      </w:r>
+      <w:r>
+        <w:rPr>
+          <w:rFonts w:ascii="Times New Roman" w:hAnsi="Times New Roman" w:cs="Times New Roman"/>
+          <w:noProof/>
+          <w:sz w:val="28"/>
+          <w:szCs w:val="28"/>
+        </w:rPr>
+        <w:t xml:space="preserve"> 0,25</w:t>
+      </w:r>
+      <w:r>
+        <w:rPr>
+          <w:rFonts w:ascii="Times New Roman" w:hAnsi="Times New Roman" w:cs="Times New Roman"/>
+          <w:noProof/>
+          <w:sz w:val="28"/>
+          <w:szCs w:val="28"/>
+        </w:rPr>
+        <w:t> мм.</w:t>
+      </w:r>
+      <w:r>
+        <w:rPr>
+          <w:rFonts w:ascii="Times New Roman" w:hAnsi="Times New Roman" w:cs="Times New Roman"/>
+          <w:noProof/>
+          <w:sz w:val="28"/>
+          <w:szCs w:val="28"/>
+        </w:rPr>
+        <w:t xml:space="preserve"> Таким образом, ширина проводника принята равной 0,25 мм.</w:t>
+      </w:r>
+    </w:p>
+    <w:p>
+      <w:pPr>
+        <w:spacing w:after="0" w:line="360" w:lineRule="auto"/>
+        <w:ind w:firstLine="709"/>
+        <w:jc w:val="both"/>
+        <w:rPr>
+          <w:rFonts w:ascii="Times New Roman" w:hAnsi="Times New Roman" w:cs="Times New Roman"/>
+          <w:b/>
+          <w:bCs/>
+          <w:noProof/>
+          <w:sz w:val="28"/>
+          <w:szCs w:val="28"/>
+        </w:rPr>
+      </w:pPr>
+      <w:r>
+        <w:rPr>
+          <w:rFonts w:ascii="Times New Roman" w:hAnsi="Times New Roman" w:cs="Times New Roman"/>
+          <w:b/>
+          <w:bCs/>
+          <w:noProof/>
+          <w:sz w:val="28"/>
+          <w:szCs w:val="28"/>
+        </w:rPr>
+        <w:t>Изображение разработанного печатного узла в редакторе РСВ и основные слои файла РСВ</w:t>
+      </w:r>
+    </w:p>
+    <w:p>
+      <w:pPr>
+        <w:spacing w:after="0" w:line="360" w:lineRule="auto"/>
+        <w:ind w:firstLine="709"/>
+        <w:jc w:val="both"/>
+        <w:rPr>
+          <w:rFonts w:ascii="Times New Roman" w:hAnsi="Times New Roman" w:cs="Times New Roman"/>
+          <w:noProof/>
+          <w:sz w:val="28"/>
+          <w:szCs w:val="28"/>
+        </w:rPr>
+      </w:pPr>
+      <w:r>
+        <w:rPr>
+          <w:rFonts w:ascii="Times New Roman" w:hAnsi="Times New Roman" w:cs="Times New Roman"/>
+          <w:noProof/>
+          <w:sz w:val="28"/>
+          <w:szCs w:val="28"/>
+        </w:rPr>
+        <w:t>Были добавлены</w:t>
+      </w:r>
+      <w:r>
+        <w:rPr>
+          <w:rFonts w:ascii="Times New Roman" w:hAnsi="Times New Roman" w:cs="Times New Roman"/>
+          <w:noProof/>
+          <w:sz w:val="28"/>
+          <w:szCs w:val="28"/>
+        </w:rPr>
+        <w:t xml:space="preserve"> подпис</w:t>
+      </w:r>
+      <w:r>
+        <w:rPr>
+          <w:rFonts w:ascii="Times New Roman" w:hAnsi="Times New Roman" w:cs="Times New Roman"/>
+          <w:noProof/>
+          <w:sz w:val="28"/>
+          <w:szCs w:val="28"/>
+        </w:rPr>
+        <w:t>и</w:t>
+      </w:r>
+      <w:r>
+        <w:rPr>
+          <w:rFonts w:ascii="Times New Roman" w:hAnsi="Times New Roman" w:cs="Times New Roman"/>
+          <w:noProof/>
+          <w:sz w:val="28"/>
+          <w:szCs w:val="28"/>
+        </w:rPr>
+        <w:t xml:space="preserve"> компонентов на слое шелкографии, добавлено имя проекта на ПП. В результате проектирования получена послойная </w:t>
+      </w:r>
+      <w:r>
+        <w:rPr>
+          <w:rFonts w:ascii="Times New Roman" w:hAnsi="Times New Roman" w:cs="Times New Roman"/>
+          <w:noProof/>
+          <w:sz w:val="28"/>
+          <w:szCs w:val="28"/>
+        </w:rPr>
+        <w:lastRenderedPageBreak/>
+        <w:t>структура печатной платы</w:t>
+      </w:r>
+      <w:r>
+        <w:rPr>
+          <w:rFonts w:ascii="Times New Roman" w:hAnsi="Times New Roman" w:cs="Times New Roman"/>
+          <w:noProof/>
+          <w:sz w:val="28"/>
+          <w:szCs w:val="28"/>
+        </w:rPr>
+        <w:t>. В</w:t>
+      </w:r>
+      <w:r>
+        <w:rPr>
+          <w:rFonts w:ascii="Times New Roman" w:hAnsi="Times New Roman" w:cs="Times New Roman"/>
+          <w:noProof/>
+          <w:sz w:val="28"/>
+          <w:szCs w:val="28"/>
+        </w:rPr>
+        <w:t>ерхняя сторона печатной платы и ее границы, т.е. слои Top</w:t>
+      </w:r>
+      <w:r>
+        <w:rPr>
+          <w:rFonts w:ascii="Times New Roman" w:hAnsi="Times New Roman" w:cs="Times New Roman"/>
+          <w:noProof/>
+          <w:sz w:val="28"/>
+          <w:szCs w:val="28"/>
+        </w:rPr>
+        <w:t xml:space="preserve"> </w:t>
+      </w:r>
+      <w:r>
+        <w:rPr>
+          <w:rFonts w:ascii="Times New Roman" w:hAnsi="Times New Roman" w:cs="Times New Roman"/>
+          <w:noProof/>
+          <w:sz w:val="28"/>
+          <w:szCs w:val="28"/>
+          <w:lang w:val="en-US"/>
+        </w:rPr>
+        <w:t>Layer</w:t>
+      </w:r>
+      <w:r>
+        <w:rPr>
+          <w:rFonts w:ascii="Times New Roman" w:hAnsi="Times New Roman" w:cs="Times New Roman"/>
+          <w:noProof/>
+          <w:sz w:val="28"/>
+          <w:szCs w:val="28"/>
+        </w:rPr>
+        <w:t xml:space="preserve"> + Keep</w:t>
+      </w:r>
+      <w:r>
+        <w:rPr>
+          <w:rFonts w:ascii="Times New Roman" w:hAnsi="Times New Roman" w:cs="Times New Roman"/>
+          <w:noProof/>
+          <w:sz w:val="28"/>
+          <w:szCs w:val="28"/>
+        </w:rPr>
+        <w:t>-</w:t>
+      </w:r>
+      <w:r>
+        <w:rPr>
+          <w:rFonts w:ascii="Times New Roman" w:hAnsi="Times New Roman" w:cs="Times New Roman"/>
+          <w:noProof/>
+          <w:sz w:val="28"/>
+          <w:szCs w:val="28"/>
+        </w:rPr>
+        <w:t>Out</w:t>
+      </w:r>
+      <w:r>
+        <w:rPr>
+          <w:rFonts w:ascii="Times New Roman" w:hAnsi="Times New Roman" w:cs="Times New Roman"/>
+          <w:noProof/>
+          <w:sz w:val="28"/>
+          <w:szCs w:val="28"/>
+        </w:rPr>
+        <w:t xml:space="preserve"> </w:t>
+      </w:r>
+      <w:r>
+        <w:rPr>
+          <w:rFonts w:ascii="Times New Roman" w:hAnsi="Times New Roman" w:cs="Times New Roman"/>
+          <w:noProof/>
+          <w:sz w:val="28"/>
+          <w:szCs w:val="28"/>
+          <w:lang w:val="en-US"/>
+        </w:rPr>
+        <w:t>Layer</w:t>
+      </w:r>
+      <w:r>
+        <w:rPr>
+          <w:rFonts w:ascii="Times New Roman" w:hAnsi="Times New Roman" w:cs="Times New Roman"/>
+          <w:noProof/>
+          <w:sz w:val="28"/>
+          <w:szCs w:val="28"/>
+        </w:rPr>
+        <w:t>, приведена на Рисунке А.</w:t>
+      </w:r>
+      <w:r>
+        <w:rPr>
+          <w:rFonts w:ascii="Times New Roman" w:hAnsi="Times New Roman" w:cs="Times New Roman"/>
+          <w:noProof/>
+          <w:sz w:val="28"/>
+          <w:szCs w:val="28"/>
+        </w:rPr>
+        <w:t>3</w:t>
+      </w:r>
+      <w:r>
+        <w:rPr>
+          <w:rFonts w:ascii="Times New Roman" w:hAnsi="Times New Roman" w:cs="Times New Roman"/>
+          <w:noProof/>
+          <w:sz w:val="28"/>
+          <w:szCs w:val="28"/>
+        </w:rPr>
+        <w:t>. Н</w:t>
+      </w:r>
+      <w:r>
+        <w:rPr>
+          <w:rFonts w:ascii="Times New Roman" w:hAnsi="Times New Roman" w:cs="Times New Roman"/>
+          <w:noProof/>
+          <w:sz w:val="28"/>
+          <w:szCs w:val="28"/>
+        </w:rPr>
+        <w:t xml:space="preserve">ижняя сторона печатной платы и ее границы, т.е. слои Bottom </w:t>
+      </w:r>
+      <w:r>
+        <w:rPr>
+          <w:rFonts w:ascii="Times New Roman" w:hAnsi="Times New Roman" w:cs="Times New Roman"/>
+          <w:noProof/>
+          <w:sz w:val="28"/>
+          <w:szCs w:val="28"/>
+          <w:lang w:val="en-US"/>
+        </w:rPr>
+        <w:t>Layer</w:t>
+      </w:r>
+      <w:r>
+        <w:rPr>
+          <w:rFonts w:ascii="Times New Roman" w:hAnsi="Times New Roman" w:cs="Times New Roman"/>
+          <w:noProof/>
+          <w:sz w:val="28"/>
+          <w:szCs w:val="28"/>
+        </w:rPr>
+        <w:t xml:space="preserve"> + Keep-Out</w:t>
+      </w:r>
+      <w:r>
+        <w:rPr>
+          <w:rFonts w:ascii="Times New Roman" w:hAnsi="Times New Roman" w:cs="Times New Roman"/>
+          <w:noProof/>
+          <w:sz w:val="28"/>
+          <w:szCs w:val="28"/>
+        </w:rPr>
+        <w:t xml:space="preserve"> </w:t>
+      </w:r>
+      <w:r>
+        <w:rPr>
+          <w:rFonts w:ascii="Times New Roman" w:hAnsi="Times New Roman" w:cs="Times New Roman"/>
+          <w:noProof/>
+          <w:sz w:val="28"/>
+          <w:szCs w:val="28"/>
+          <w:lang w:val="en-US"/>
+        </w:rPr>
+        <w:t>Layer</w:t>
+      </w:r>
+      <w:r>
+        <w:rPr>
+          <w:rFonts w:ascii="Times New Roman" w:hAnsi="Times New Roman" w:cs="Times New Roman"/>
+          <w:noProof/>
+          <w:sz w:val="28"/>
+          <w:szCs w:val="28"/>
+        </w:rPr>
+        <w:t>, приведена на Рисунке А.</w:t>
+      </w:r>
+      <w:r>
+        <w:rPr>
+          <w:rFonts w:ascii="Times New Roman" w:hAnsi="Times New Roman" w:cs="Times New Roman"/>
+          <w:noProof/>
+          <w:sz w:val="28"/>
+          <w:szCs w:val="28"/>
+        </w:rPr>
+        <w:t>4</w:t>
+      </w:r>
+      <w:r>
+        <w:rPr>
+          <w:rFonts w:ascii="Times New Roman" w:hAnsi="Times New Roman" w:cs="Times New Roman"/>
+          <w:noProof/>
+          <w:sz w:val="28"/>
+          <w:szCs w:val="28"/>
+        </w:rPr>
+        <w:t xml:space="preserve">. Слой шелкографии </w:t>
+      </w:r>
+      <w:r>
+        <w:rPr>
+          <w:rFonts w:ascii="Times New Roman" w:hAnsi="Times New Roman" w:cs="Times New Roman"/>
+          <w:noProof/>
+          <w:sz w:val="28"/>
+          <w:szCs w:val="28"/>
+        </w:rPr>
+        <w:t xml:space="preserve">с одной сторны </w:t>
+      </w:r>
+      <w:r>
+        <w:rPr>
+          <w:rFonts w:ascii="Times New Roman" w:hAnsi="Times New Roman" w:cs="Times New Roman"/>
+          <w:noProof/>
+          <w:sz w:val="28"/>
+          <w:szCs w:val="28"/>
+        </w:rPr>
+        <w:t xml:space="preserve">с границами печатной платы, то есть слои </w:t>
+      </w:r>
+      <w:r>
+        <w:rPr>
+          <w:rFonts w:ascii="Times New Roman" w:hAnsi="Times New Roman" w:cs="Times New Roman"/>
+          <w:noProof/>
+          <w:sz w:val="28"/>
+          <w:szCs w:val="28"/>
+          <w:lang w:val="en-US"/>
+        </w:rPr>
+        <w:t>Top</w:t>
+      </w:r>
+      <w:r>
+        <w:rPr>
+          <w:rFonts w:ascii="Times New Roman" w:hAnsi="Times New Roman" w:cs="Times New Roman"/>
+          <w:noProof/>
+          <w:sz w:val="28"/>
+          <w:szCs w:val="28"/>
+        </w:rPr>
+        <w:t xml:space="preserve"> </w:t>
+      </w:r>
+      <w:r>
+        <w:rPr>
+          <w:rFonts w:ascii="Times New Roman" w:hAnsi="Times New Roman" w:cs="Times New Roman"/>
+          <w:noProof/>
+          <w:sz w:val="28"/>
+          <w:szCs w:val="28"/>
+          <w:lang w:val="en-US"/>
+        </w:rPr>
+        <w:t>Overlay</w:t>
+      </w:r>
+      <w:r>
+        <w:rPr>
+          <w:rFonts w:ascii="Times New Roman" w:hAnsi="Times New Roman" w:cs="Times New Roman"/>
+          <w:noProof/>
+          <w:sz w:val="28"/>
+          <w:szCs w:val="28"/>
+        </w:rPr>
+        <w:t xml:space="preserve"> + </w:t>
+      </w:r>
+      <w:r>
+        <w:rPr>
+          <w:rFonts w:ascii="Times New Roman" w:hAnsi="Times New Roman" w:cs="Times New Roman"/>
+          <w:noProof/>
+          <w:sz w:val="28"/>
+          <w:szCs w:val="28"/>
+          <w:lang w:val="en-US"/>
+        </w:rPr>
+        <w:t>Keep</w:t>
+      </w:r>
+      <w:r>
+        <w:rPr>
+          <w:rFonts w:ascii="Times New Roman" w:hAnsi="Times New Roman" w:cs="Times New Roman"/>
+          <w:noProof/>
+          <w:sz w:val="28"/>
+          <w:szCs w:val="28"/>
+        </w:rPr>
+        <w:t>-</w:t>
+      </w:r>
+      <w:r>
+        <w:rPr>
+          <w:rFonts w:ascii="Times New Roman" w:hAnsi="Times New Roman" w:cs="Times New Roman"/>
+          <w:noProof/>
+          <w:sz w:val="28"/>
+          <w:szCs w:val="28"/>
+          <w:lang w:val="en-US"/>
+        </w:rPr>
+        <w:t>Out</w:t>
+      </w:r>
+      <w:r>
+        <w:rPr>
+          <w:rFonts w:ascii="Times New Roman" w:hAnsi="Times New Roman" w:cs="Times New Roman"/>
+          <w:noProof/>
+          <w:sz w:val="28"/>
+          <w:szCs w:val="28"/>
+        </w:rPr>
+        <w:t xml:space="preserve"> </w:t>
+      </w:r>
+      <w:r>
+        <w:rPr>
+          <w:rFonts w:ascii="Times New Roman" w:hAnsi="Times New Roman" w:cs="Times New Roman"/>
+          <w:noProof/>
+          <w:sz w:val="28"/>
+          <w:szCs w:val="28"/>
+          <w:lang w:val="en-US"/>
+        </w:rPr>
+        <w:t>Layer</w:t>
+      </w:r>
+      <w:r>
+        <w:rPr>
+          <w:rFonts w:ascii="Times New Roman" w:hAnsi="Times New Roman" w:cs="Times New Roman"/>
+          <w:noProof/>
+          <w:sz w:val="28"/>
+          <w:szCs w:val="28"/>
+        </w:rPr>
+        <w:t xml:space="preserve">, </w:t>
+      </w:r>
+      <w:r>
+        <w:rPr>
+          <w:rFonts w:ascii="Times New Roman" w:hAnsi="Times New Roman" w:cs="Times New Roman"/>
+          <w:noProof/>
+          <w:sz w:val="28"/>
+          <w:szCs w:val="28"/>
+        </w:rPr>
+        <w:t>приведен на Рисунке А.</w:t>
+      </w:r>
+      <w:r>
+        <w:rPr>
+          <w:rFonts w:ascii="Times New Roman" w:hAnsi="Times New Roman" w:cs="Times New Roman"/>
+          <w:noProof/>
+          <w:sz w:val="28"/>
+          <w:szCs w:val="28"/>
+        </w:rPr>
+        <w:t>5</w:t>
       </w:r>
       <w:r>
         <w:rPr>
@@ -5452,14 +7503,552 @@
         </w:rPr>
         <w:t>.</w:t>
       </w:r>
+      <w:r>
+        <w:rPr>
+          <w:rFonts w:ascii="Times New Roman" w:hAnsi="Times New Roman" w:cs="Times New Roman"/>
+          <w:noProof/>
+          <w:sz w:val="28"/>
+          <w:szCs w:val="28"/>
+        </w:rPr>
+        <w:t xml:space="preserve"> </w:t>
+      </w:r>
+      <w:r>
+        <w:rPr>
+          <w:rFonts w:ascii="Times New Roman" w:hAnsi="Times New Roman" w:cs="Times New Roman"/>
+          <w:noProof/>
+          <w:sz w:val="28"/>
+          <w:szCs w:val="28"/>
+        </w:rPr>
+        <w:t>Слой шелкографии с</w:t>
+      </w:r>
+      <w:r>
+        <w:rPr>
+          <w:rFonts w:ascii="Times New Roman" w:hAnsi="Times New Roman" w:cs="Times New Roman"/>
+          <w:noProof/>
+          <w:sz w:val="28"/>
+          <w:szCs w:val="28"/>
+        </w:rPr>
+        <w:t>о второй</w:t>
+      </w:r>
+      <w:r>
+        <w:rPr>
+          <w:rFonts w:ascii="Times New Roman" w:hAnsi="Times New Roman" w:cs="Times New Roman"/>
+          <w:noProof/>
+          <w:sz w:val="28"/>
+          <w:szCs w:val="28"/>
+        </w:rPr>
+        <w:t xml:space="preserve"> сторны с границами печатной платы, то есть слои </w:t>
+      </w:r>
+      <w:r>
+        <w:rPr>
+          <w:rFonts w:ascii="Times New Roman" w:hAnsi="Times New Roman" w:cs="Times New Roman"/>
+          <w:noProof/>
+          <w:sz w:val="28"/>
+          <w:szCs w:val="28"/>
+          <w:lang w:val="en-US"/>
+        </w:rPr>
+        <w:t>Bottom</w:t>
+      </w:r>
+      <w:r>
+        <w:rPr>
+          <w:rFonts w:ascii="Times New Roman" w:hAnsi="Times New Roman" w:cs="Times New Roman"/>
+          <w:noProof/>
+          <w:sz w:val="28"/>
+          <w:szCs w:val="28"/>
+        </w:rPr>
+        <w:t xml:space="preserve"> </w:t>
+      </w:r>
+      <w:r>
+        <w:rPr>
+          <w:rFonts w:ascii="Times New Roman" w:hAnsi="Times New Roman" w:cs="Times New Roman"/>
+          <w:noProof/>
+          <w:sz w:val="28"/>
+          <w:szCs w:val="28"/>
+          <w:lang w:val="en-US"/>
+        </w:rPr>
+        <w:t>Overlay</w:t>
+      </w:r>
+      <w:r>
+        <w:rPr>
+          <w:rFonts w:ascii="Times New Roman" w:hAnsi="Times New Roman" w:cs="Times New Roman"/>
+          <w:noProof/>
+          <w:sz w:val="28"/>
+          <w:szCs w:val="28"/>
+        </w:rPr>
+        <w:t xml:space="preserve"> + </w:t>
+      </w:r>
+      <w:r>
+        <w:rPr>
+          <w:rFonts w:ascii="Times New Roman" w:hAnsi="Times New Roman" w:cs="Times New Roman"/>
+          <w:noProof/>
+          <w:sz w:val="28"/>
+          <w:szCs w:val="28"/>
+          <w:lang w:val="en-US"/>
+        </w:rPr>
+        <w:t>Keep</w:t>
+      </w:r>
+      <w:r>
+        <w:rPr>
+          <w:rFonts w:ascii="Times New Roman" w:hAnsi="Times New Roman" w:cs="Times New Roman"/>
+          <w:noProof/>
+          <w:sz w:val="28"/>
+          <w:szCs w:val="28"/>
+        </w:rPr>
+        <w:t>-</w:t>
+      </w:r>
+      <w:r>
+        <w:rPr>
+          <w:rFonts w:ascii="Times New Roman" w:hAnsi="Times New Roman" w:cs="Times New Roman"/>
+          <w:noProof/>
+          <w:sz w:val="28"/>
+          <w:szCs w:val="28"/>
+          <w:lang w:val="en-US"/>
+        </w:rPr>
+        <w:t>Out</w:t>
+      </w:r>
+      <w:r>
+        <w:rPr>
+          <w:rFonts w:ascii="Times New Roman" w:hAnsi="Times New Roman" w:cs="Times New Roman"/>
+          <w:noProof/>
+          <w:sz w:val="28"/>
+          <w:szCs w:val="28"/>
+        </w:rPr>
+        <w:t xml:space="preserve"> </w:t>
+      </w:r>
+      <w:r>
+        <w:rPr>
+          <w:rFonts w:ascii="Times New Roman" w:hAnsi="Times New Roman" w:cs="Times New Roman"/>
+          <w:noProof/>
+          <w:sz w:val="28"/>
+          <w:szCs w:val="28"/>
+          <w:lang w:val="en-US"/>
+        </w:rPr>
+        <w:t>Layer</w:t>
+      </w:r>
+      <w:r>
+        <w:rPr>
+          <w:rFonts w:ascii="Times New Roman" w:hAnsi="Times New Roman" w:cs="Times New Roman"/>
+          <w:noProof/>
+          <w:sz w:val="28"/>
+          <w:szCs w:val="28"/>
+        </w:rPr>
+        <w:t xml:space="preserve">, </w:t>
+      </w:r>
+      <w:r>
+        <w:rPr>
+          <w:rFonts w:ascii="Times New Roman" w:hAnsi="Times New Roman" w:cs="Times New Roman"/>
+          <w:noProof/>
+          <w:sz w:val="28"/>
+          <w:szCs w:val="28"/>
+        </w:rPr>
+        <w:t>приведен на Рисунке А.</w:t>
+      </w:r>
+      <w:r>
+        <w:rPr>
+          <w:rFonts w:ascii="Times New Roman" w:hAnsi="Times New Roman" w:cs="Times New Roman"/>
+          <w:noProof/>
+          <w:sz w:val="28"/>
+          <w:szCs w:val="28"/>
+        </w:rPr>
+        <w:t>6</w:t>
+      </w:r>
+      <w:r>
+        <w:rPr>
+          <w:rFonts w:ascii="Times New Roman" w:hAnsi="Times New Roman" w:cs="Times New Roman"/>
+          <w:noProof/>
+          <w:sz w:val="28"/>
+          <w:szCs w:val="28"/>
+        </w:rPr>
+        <w:t>.</w:t>
+      </w:r>
+      <w:r>
+        <w:rPr>
+          <w:rFonts w:ascii="Times New Roman" w:hAnsi="Times New Roman" w:cs="Times New Roman"/>
+          <w:noProof/>
+          <w:sz w:val="28"/>
+          <w:szCs w:val="28"/>
+        </w:rPr>
+        <w:t xml:space="preserve"> Также на Рисунках А.</w:t>
+      </w:r>
+      <w:r>
+        <w:rPr>
+          <w:rFonts w:ascii="Times New Roman" w:hAnsi="Times New Roman" w:cs="Times New Roman"/>
+          <w:noProof/>
+          <w:sz w:val="28"/>
+          <w:szCs w:val="28"/>
+        </w:rPr>
+        <w:t>7</w:t>
+      </w:r>
+      <w:r>
+        <w:rPr>
+          <w:rFonts w:ascii="Times New Roman" w:hAnsi="Times New Roman" w:cs="Times New Roman"/>
+          <w:noProof/>
+          <w:sz w:val="28"/>
+          <w:szCs w:val="28"/>
+        </w:rPr>
+        <w:t>-А.</w:t>
+      </w:r>
+      <w:r>
+        <w:rPr>
+          <w:rFonts w:ascii="Times New Roman" w:hAnsi="Times New Roman" w:cs="Times New Roman"/>
+          <w:noProof/>
+          <w:sz w:val="28"/>
+          <w:szCs w:val="28"/>
+        </w:rPr>
+        <w:t>9</w:t>
+      </w:r>
+      <w:r>
+        <w:rPr>
+          <w:rFonts w:ascii="Times New Roman" w:hAnsi="Times New Roman" w:cs="Times New Roman"/>
+          <w:noProof/>
+          <w:sz w:val="28"/>
+          <w:szCs w:val="28"/>
+        </w:rPr>
+        <w:t xml:space="preserve"> приведены трехмерные изображения печатной платы.</w:t>
+      </w:r>
+    </w:p>
+    <w:p>
+      <w:pPr>
+        <w:rPr>
+          <w:rFonts w:ascii="Times New Roman" w:hAnsi="Times New Roman" w:cs="Times New Roman"/>
+          <w:noProof/>
+          <w:sz w:val="28"/>
+          <w:szCs w:val="28"/>
+        </w:rPr>
+      </w:pPr>
+      <w:r>
+        <w:rPr>
+          <w:rFonts w:ascii="Times New Roman" w:hAnsi="Times New Roman" w:cs="Times New Roman"/>
+          <w:noProof/>
+          <w:sz w:val="28"/>
+          <w:szCs w:val="28"/>
+        </w:rPr>
+        <w:br w:type="page"/>
+      </w:r>
     </w:p>
     <w:p>
       <w:pPr>
         <w:spacing w:after="0" w:line="360" w:lineRule="auto"/>
+        <w:ind w:firstLine="709"/>
         <w:jc w:val="center"/>
         <w:rPr>
-          <w:noProof/>
-        </w:rPr>
+          <w:rFonts w:ascii="Times New Roman" w:hAnsi="Times New Roman" w:cs="Times New Roman"/>
+          <w:b/>
+          <w:bCs/>
+          <w:noProof/>
+          <w:sz w:val="28"/>
+          <w:szCs w:val="28"/>
+        </w:rPr>
+      </w:pPr>
+      <w:r>
+        <w:rPr>
+          <w:rFonts w:ascii="Times New Roman" w:hAnsi="Times New Roman" w:cs="Times New Roman"/>
+          <w:b/>
+          <w:bCs/>
+          <w:noProof/>
+          <w:sz w:val="28"/>
+          <w:szCs w:val="28"/>
+        </w:rPr>
+        <w:lastRenderedPageBreak/>
+        <w:t>ПРИЛОЖЕНИЕ А</w:t>
+      </w:r>
+    </w:p>
+    <w:p>
+      <w:pPr>
+        <w:spacing w:after="0" w:line="360" w:lineRule="auto"/>
+        <w:ind w:firstLine="709"/>
+        <w:jc w:val="both"/>
+        <w:rPr>
+          <w:rFonts w:ascii="Times New Roman" w:hAnsi="Times New Roman" w:cs="Times New Roman"/>
+          <w:noProof/>
+          <w:sz w:val="28"/>
+          <w:szCs w:val="28"/>
+        </w:rPr>
+      </w:pPr>
+      <w:r>
+        <w:rPr>
+          <w:rFonts w:ascii="Times New Roman" w:hAnsi="Times New Roman" w:cs="Times New Roman"/>
+          <w:noProof/>
+          <w:sz w:val="28"/>
+          <w:szCs w:val="28"/>
+        </w:rPr>
+        <w:t>В приложение входят:</w:t>
+      </w:r>
+    </w:p>
+    <w:p>
+      <w:pPr>
+        <w:spacing w:after="0" w:line="360" w:lineRule="auto"/>
+        <w:ind w:firstLine="709"/>
+        <w:jc w:val="both"/>
+        <w:rPr>
+          <w:rFonts w:ascii="Times New Roman" w:hAnsi="Times New Roman" w:cs="Times New Roman"/>
+          <w:noProof/>
+          <w:sz w:val="28"/>
+          <w:szCs w:val="28"/>
+        </w:rPr>
+      </w:pPr>
+      <w:r>
+        <w:rPr>
+          <w:rFonts w:ascii="Times New Roman" w:hAnsi="Times New Roman" w:cs="Times New Roman"/>
+          <w:noProof/>
+          <w:sz w:val="28"/>
+          <w:szCs w:val="28"/>
+        </w:rPr>
+        <w:t>1) схема электрическая принципиальная (Рисунок</w:t>
+      </w:r>
+      <w:r>
+        <w:rPr>
+          <w:rFonts w:ascii="Times New Roman" w:hAnsi="Times New Roman" w:cs="Times New Roman"/>
+          <w:noProof/>
+          <w:sz w:val="28"/>
+          <w:szCs w:val="28"/>
+        </w:rPr>
+        <w:t> </w:t>
+      </w:r>
+      <w:r>
+        <w:rPr>
+          <w:rFonts w:ascii="Times New Roman" w:hAnsi="Times New Roman" w:cs="Times New Roman"/>
+          <w:noProof/>
+          <w:sz w:val="28"/>
+          <w:szCs w:val="28"/>
+        </w:rPr>
+        <w:t>А.1);</w:t>
+      </w:r>
+    </w:p>
+    <w:p>
+      <w:pPr>
+        <w:spacing w:after="0" w:line="360" w:lineRule="auto"/>
+        <w:ind w:firstLine="709"/>
+        <w:jc w:val="both"/>
+        <w:rPr>
+          <w:rFonts w:ascii="Times New Roman" w:hAnsi="Times New Roman" w:cs="Times New Roman"/>
+          <w:noProof/>
+          <w:sz w:val="28"/>
+          <w:szCs w:val="28"/>
+        </w:rPr>
+      </w:pPr>
+      <w:r>
+        <w:rPr>
+          <w:rFonts w:ascii="Times New Roman" w:hAnsi="Times New Roman" w:cs="Times New Roman"/>
+          <w:noProof/>
+          <w:sz w:val="28"/>
+          <w:szCs w:val="28"/>
+        </w:rPr>
+        <w:t>2) перечень элементов (Рисун</w:t>
+      </w:r>
+      <w:r>
+        <w:rPr>
+          <w:rFonts w:ascii="Times New Roman" w:hAnsi="Times New Roman" w:cs="Times New Roman"/>
+          <w:noProof/>
+          <w:sz w:val="28"/>
+          <w:szCs w:val="28"/>
+        </w:rPr>
+        <w:t>ок А.2</w:t>
+      </w:r>
+      <w:r>
+        <w:rPr>
+          <w:rFonts w:ascii="Times New Roman" w:hAnsi="Times New Roman" w:cs="Times New Roman"/>
+          <w:noProof/>
+          <w:sz w:val="28"/>
+          <w:szCs w:val="28"/>
+        </w:rPr>
+        <w:t>);</w:t>
+      </w:r>
+    </w:p>
+    <w:p>
+      <w:pPr>
+        <w:spacing w:after="0" w:line="360" w:lineRule="auto"/>
+        <w:ind w:firstLine="709"/>
+        <w:jc w:val="both"/>
+        <w:rPr>
+          <w:rFonts w:ascii="Times New Roman" w:hAnsi="Times New Roman" w:cs="Times New Roman"/>
+          <w:noProof/>
+          <w:sz w:val="28"/>
+          <w:szCs w:val="28"/>
+        </w:rPr>
+      </w:pPr>
+      <w:r>
+        <w:rPr>
+          <w:rFonts w:ascii="Times New Roman" w:hAnsi="Times New Roman" w:cs="Times New Roman"/>
+          <w:noProof/>
+          <w:sz w:val="28"/>
+          <w:szCs w:val="28"/>
+        </w:rPr>
+        <w:t>3) послойная структура печатной платы (Рисунки</w:t>
+      </w:r>
+      <w:r>
+        <w:rPr>
+          <w:rFonts w:ascii="Times New Roman" w:hAnsi="Times New Roman" w:cs="Times New Roman"/>
+          <w:noProof/>
+          <w:sz w:val="28"/>
+          <w:szCs w:val="28"/>
+        </w:rPr>
+        <w:t> </w:t>
+      </w:r>
+      <w:r>
+        <w:rPr>
+          <w:rFonts w:ascii="Times New Roman" w:hAnsi="Times New Roman" w:cs="Times New Roman"/>
+          <w:noProof/>
+          <w:sz w:val="28"/>
+          <w:szCs w:val="28"/>
+        </w:rPr>
+        <w:t>А.</w:t>
+      </w:r>
+      <w:r>
+        <w:rPr>
+          <w:rFonts w:ascii="Times New Roman" w:hAnsi="Times New Roman" w:cs="Times New Roman"/>
+          <w:noProof/>
+          <w:sz w:val="28"/>
+          <w:szCs w:val="28"/>
+        </w:rPr>
+        <w:t>3</w:t>
+      </w:r>
+      <w:r>
+        <w:rPr>
+          <w:rFonts w:ascii="Times New Roman" w:hAnsi="Times New Roman" w:cs="Times New Roman"/>
+          <w:noProof/>
+          <w:sz w:val="28"/>
+          <w:szCs w:val="28"/>
+        </w:rPr>
+        <w:t>-А.</w:t>
+      </w:r>
+      <w:r>
+        <w:rPr>
+          <w:rFonts w:ascii="Times New Roman" w:hAnsi="Times New Roman" w:cs="Times New Roman"/>
+          <w:noProof/>
+          <w:sz w:val="28"/>
+          <w:szCs w:val="28"/>
+        </w:rPr>
+        <w:t>6</w:t>
+      </w:r>
+      <w:r>
+        <w:rPr>
+          <w:rFonts w:ascii="Times New Roman" w:hAnsi="Times New Roman" w:cs="Times New Roman"/>
+          <w:noProof/>
+          <w:sz w:val="28"/>
+          <w:szCs w:val="28"/>
+        </w:rPr>
+        <w:t>)</w:t>
+      </w:r>
+      <w:r>
+        <w:rPr>
+          <w:rFonts w:ascii="Times New Roman" w:hAnsi="Times New Roman" w:cs="Times New Roman"/>
+          <w:noProof/>
+          <w:sz w:val="28"/>
+          <w:szCs w:val="28"/>
+        </w:rPr>
+        <w:t>;</w:t>
+      </w:r>
+    </w:p>
+    <w:p>
+      <w:pPr>
+        <w:spacing w:after="0" w:line="360" w:lineRule="auto"/>
+        <w:ind w:firstLine="709"/>
+        <w:jc w:val="both"/>
+        <w:rPr>
+          <w:rFonts w:ascii="Times New Roman" w:hAnsi="Times New Roman" w:cs="Times New Roman"/>
+          <w:noProof/>
+          <w:sz w:val="28"/>
+          <w:szCs w:val="28"/>
+        </w:rPr>
+      </w:pPr>
+      <w:r>
+        <w:rPr>
+          <w:rFonts w:ascii="Times New Roman" w:hAnsi="Times New Roman" w:cs="Times New Roman"/>
+          <w:noProof/>
+          <w:sz w:val="28"/>
+          <w:szCs w:val="28"/>
+        </w:rPr>
+        <w:t>4) трехмерные изображения печатной платы (Рисунки</w:t>
+      </w:r>
+      <w:r>
+        <w:rPr>
+          <w:rFonts w:ascii="Times New Roman" w:hAnsi="Times New Roman" w:cs="Times New Roman"/>
+          <w:noProof/>
+          <w:sz w:val="28"/>
+          <w:szCs w:val="28"/>
+        </w:rPr>
+        <w:t> </w:t>
+      </w:r>
+      <w:r>
+        <w:rPr>
+          <w:rFonts w:ascii="Times New Roman" w:hAnsi="Times New Roman" w:cs="Times New Roman"/>
+          <w:noProof/>
+          <w:sz w:val="28"/>
+          <w:szCs w:val="28"/>
+        </w:rPr>
+        <w:t>А.</w:t>
+      </w:r>
+      <w:r>
+        <w:rPr>
+          <w:rFonts w:ascii="Times New Roman" w:hAnsi="Times New Roman" w:cs="Times New Roman"/>
+          <w:noProof/>
+          <w:sz w:val="28"/>
+          <w:szCs w:val="28"/>
+        </w:rPr>
+        <w:t>7</w:t>
+      </w:r>
+      <w:r>
+        <w:rPr>
+          <w:rFonts w:ascii="Times New Roman" w:hAnsi="Times New Roman" w:cs="Times New Roman"/>
+          <w:noProof/>
+          <w:sz w:val="28"/>
+          <w:szCs w:val="28"/>
+        </w:rPr>
+        <w:t>-А.</w:t>
+      </w:r>
+      <w:r>
+        <w:rPr>
+          <w:rFonts w:ascii="Times New Roman" w:hAnsi="Times New Roman" w:cs="Times New Roman"/>
+          <w:noProof/>
+          <w:sz w:val="28"/>
+          <w:szCs w:val="28"/>
+        </w:rPr>
+        <w:t>9</w:t>
+      </w:r>
+      <w:r>
+        <w:rPr>
+          <w:rFonts w:ascii="Times New Roman" w:hAnsi="Times New Roman" w:cs="Times New Roman"/>
+          <w:noProof/>
+          <w:sz w:val="28"/>
+          <w:szCs w:val="28"/>
+        </w:rPr>
+        <w:t>)</w:t>
+      </w:r>
+      <w:r>
+        <w:rPr>
+          <w:rFonts w:ascii="Times New Roman" w:hAnsi="Times New Roman" w:cs="Times New Roman"/>
+          <w:noProof/>
+          <w:sz w:val="28"/>
+          <w:szCs w:val="28"/>
+        </w:rPr>
+        <w:t>.</w:t>
+      </w:r>
+    </w:p>
+    <w:p>
+      <w:pPr>
+        <w:rPr>
+          <w:rFonts w:ascii="Times New Roman" w:hAnsi="Times New Roman" w:cs="Times New Roman"/>
+          <w:noProof/>
+          <w:sz w:val="28"/>
+          <w:szCs w:val="28"/>
+        </w:rPr>
+      </w:pPr>
+      <w:r>
+        <w:rPr>
+          <w:rFonts w:ascii="Times New Roman" w:hAnsi="Times New Roman" w:cs="Times New Roman"/>
+          <w:noProof/>
+          <w:sz w:val="28"/>
+          <w:szCs w:val="28"/>
+        </w:rPr>
+        <w:br w:type="page"/>
+      </w:r>
+    </w:p>
+    <w:p>
+      <w:pPr>
+        <w:pStyle w:val="ad"/>
+        <w:spacing w:before="0" w:beforeAutospacing="0" w:after="0" w:afterAutospacing="0" w:line="360" w:lineRule="auto"/>
+        <w:jc w:val="center"/>
       </w:pPr>
       <w:r>
         <w:rPr>
@@ -5467,10 +8056,10 @@
         </w:rPr>
         <w:lastRenderedPageBreak/>
         <w:drawing>
-          <wp:inline distT="0" distB="0" distL="0" distR="0" wp14:anchorId="1D8A56FA" wp14:editId="794A2069">
-            <wp:extent cx="2694781" cy="1469340"/>
+          <wp:inline distT="0" distB="0" distL="0" distR="0" wp14:anchorId="55F1E7A9" wp14:editId="14E48D5D">
+            <wp:extent cx="6158091" cy="8707582"/>
             <wp:effectExtent l="0" t="0" r="0" b="0"/>
-            <wp:docPr id="498889526" name="Рисунок 1"/>
+            <wp:docPr id="4" name="Рисунок 2"/>
             <wp:cNvGraphicFramePr>
               <a:graphicFrameLocks xmlns:a="http://schemas.openxmlformats.org/drawingml/2006/main" noChangeAspect="1"/>
             </wp:cNvGraphicFramePr>
@@ -5478,23 +8067,36 @@
               <a:graphicData uri="http://schemas.openxmlformats.org/drawingml/2006/picture">
                 <pic:pic xmlns:pic="http://schemas.openxmlformats.org/drawingml/2006/picture">
                   <pic:nvPicPr>
-                    <pic:cNvPr id="498889526" name=""/>
-                    <pic:cNvPicPr/>
+                    <pic:cNvPr id="0" name="Picture 4"/>
+                    <pic:cNvPicPr>
+                      <a:picLocks noChangeAspect="1" noChangeArrowheads="1"/>
+                    </pic:cNvPicPr>
                   </pic:nvPicPr>
                   <pic:blipFill>
-                    <a:blip r:embed="rId28"/>
+                    <a:blip r:embed="rId29" cstate="print">
+                      <a:extLst>
+                        <a:ext uri="{28A0092B-C50C-407E-A947-70E740481C1C}">
+                          <a14:useLocalDpi xmlns:a14="http://schemas.microsoft.com/office/drawing/2010/main" val="0"/>
+                        </a:ext>
+                      </a:extLst>
+                    </a:blip>
+                    <a:srcRect/>
                     <a:stretch>
                       <a:fillRect/>
                     </a:stretch>
                   </pic:blipFill>
-                  <pic:spPr>
+                  <pic:spPr bwMode="auto">
                     <a:xfrm>
                       <a:off x="0" y="0"/>
-                      <a:ext cx="2716101" cy="1480965"/>
+                      <a:ext cx="6183998" cy="8744215"/>
                     </a:xfrm>
                     <a:prstGeom prst="rect">
                       <a:avLst/>
                     </a:prstGeom>
+                    <a:noFill/>
+                    <a:ln>
+                      <a:noFill/>
+                    </a:ln>
                   </pic:spPr>
                 </pic:pic>
               </a:graphicData>
@@ -5521,100 +8123,1299 @@
           <w:sz w:val="28"/>
           <w:szCs w:val="28"/>
         </w:rPr>
-        <w:t>Рисунок </w:t>
-      </w:r>
-      <w:r>
-        <w:rPr>
-          <w:rFonts w:ascii="Times New Roman" w:hAnsi="Times New Roman" w:cs="Times New Roman"/>
-          <w:noProof/>
-          <w:sz w:val="28"/>
-          <w:szCs w:val="28"/>
-        </w:rPr>
-        <w:t>22</w:t>
-      </w:r>
-      <w:r>
-        <w:rPr>
-          <w:rFonts w:ascii="Times New Roman" w:hAnsi="Times New Roman" w:cs="Times New Roman"/>
-          <w:noProof/>
-          <w:sz w:val="28"/>
-          <w:szCs w:val="28"/>
-        </w:rPr>
-        <w:t xml:space="preserve"> – Расчет перегрева при толщине 0,25 мм</w:t>
+        <w:t>Рисунок</w:t>
+      </w:r>
+      <w:r>
+        <w:rPr>
+          <w:rFonts w:ascii="Times New Roman" w:hAnsi="Times New Roman" w:cs="Times New Roman"/>
+          <w:noProof/>
+          <w:sz w:val="28"/>
+          <w:szCs w:val="28"/>
+        </w:rPr>
+        <w:t> </w:t>
+      </w:r>
+      <w:r>
+        <w:rPr>
+          <w:rFonts w:ascii="Times New Roman" w:hAnsi="Times New Roman" w:cs="Times New Roman"/>
+          <w:noProof/>
+          <w:sz w:val="28"/>
+          <w:szCs w:val="28"/>
+        </w:rPr>
+        <w:t>А.1 – Схема электрическая принципиальная</w:t>
       </w:r>
     </w:p>
     <w:p>
       <w:pPr>
         <w:spacing w:after="0" w:line="360" w:lineRule="auto"/>
-        <w:ind w:firstLine="709"/>
-        <w:jc w:val="both"/>
-        <w:rPr>
-          <w:rFonts w:ascii="Times New Roman" w:hAnsi="Times New Roman" w:cs="Times New Roman"/>
-          <w:noProof/>
-          <w:sz w:val="28"/>
-          <w:szCs w:val="28"/>
-        </w:rPr>
-      </w:pPr>
-      <w:r>
-        <w:rPr>
-          <w:rFonts w:ascii="Times New Roman" w:hAnsi="Times New Roman" w:cs="Times New Roman"/>
-          <w:noProof/>
-          <w:sz w:val="28"/>
-          <w:szCs w:val="28"/>
-        </w:rPr>
-        <w:t>Полученное значение перегрева около 11ºС не превышает значение 25ºС, что говорит о пригодности значения толщины проводника</w:t>
-      </w:r>
-      <w:r>
-        <w:rPr>
-          <w:rFonts w:ascii="Times New Roman" w:hAnsi="Times New Roman" w:cs="Times New Roman"/>
-          <w:noProof/>
-          <w:sz w:val="28"/>
-          <w:szCs w:val="28"/>
-        </w:rPr>
-        <w:t xml:space="preserve"> 0,25</w:t>
-      </w:r>
-      <w:r>
-        <w:rPr>
-          <w:rFonts w:ascii="Times New Roman" w:hAnsi="Times New Roman" w:cs="Times New Roman"/>
-          <w:noProof/>
-          <w:sz w:val="28"/>
-          <w:szCs w:val="28"/>
-        </w:rPr>
-        <w:t> мм.</w:t>
-      </w:r>
-      <w:r>
-        <w:rPr>
-          <w:rFonts w:ascii="Times New Roman" w:hAnsi="Times New Roman" w:cs="Times New Roman"/>
-          <w:noProof/>
-          <w:sz w:val="28"/>
-          <w:szCs w:val="28"/>
-        </w:rPr>
-        <w:t xml:space="preserve"> Таким образом, ширина проводника принята равной 0,25 мм.</w:t>
+        <w:jc w:val="center"/>
+        <w:rPr>
+          <w:rFonts w:ascii="Times New Roman" w:hAnsi="Times New Roman" w:cs="Times New Roman"/>
+          <w:noProof/>
+          <w:sz w:val="28"/>
+          <w:szCs w:val="28"/>
+        </w:rPr>
+      </w:pPr>
+      <w:r>
+        <w:rPr>
+          <w:rFonts w:ascii="Times New Roman" w:hAnsi="Times New Roman" w:cs="Times New Roman"/>
+          <w:noProof/>
+          <w:sz w:val="28"/>
+          <w:szCs w:val="28"/>
+        </w:rPr>
+        <w:lastRenderedPageBreak/>
+        <w:drawing>
+          <wp:inline distT="0" distB="0" distL="0" distR="0" wp14:anchorId="5BB8FA68" wp14:editId="19B6AE54">
+            <wp:extent cx="6162560" cy="8698341"/>
+            <wp:effectExtent l="0" t="0" r="0" b="7620"/>
+            <wp:docPr id="1772997424" name="Рисунок 2"/>
+            <wp:cNvGraphicFramePr>
+              <a:graphicFrameLocks xmlns:a="http://schemas.openxmlformats.org/drawingml/2006/main" noChangeAspect="1"/>
+            </wp:cNvGraphicFramePr>
+            <a:graphic xmlns:a="http://schemas.openxmlformats.org/drawingml/2006/main">
+              <a:graphicData uri="http://schemas.openxmlformats.org/drawingml/2006/picture">
+                <pic:pic xmlns:pic="http://schemas.openxmlformats.org/drawingml/2006/picture">
+                  <pic:nvPicPr>
+                    <pic:cNvPr id="0" name="Picture 11"/>
+                    <pic:cNvPicPr>
+                      <a:picLocks noChangeAspect="1" noChangeArrowheads="1"/>
+                    </pic:cNvPicPr>
+                  </pic:nvPicPr>
+                  <pic:blipFill>
+                    <a:blip r:embed="rId30" cstate="print">
+                      <a:extLst>
+                        <a:ext uri="{28A0092B-C50C-407E-A947-70E740481C1C}">
+                          <a14:useLocalDpi xmlns:a14="http://schemas.microsoft.com/office/drawing/2010/main" val="0"/>
+                        </a:ext>
+                      </a:extLst>
+                    </a:blip>
+                    <a:srcRect/>
+                    <a:stretch>
+                      <a:fillRect/>
+                    </a:stretch>
+                  </pic:blipFill>
+                  <pic:spPr bwMode="auto">
+                    <a:xfrm>
+                      <a:off x="0" y="0"/>
+                      <a:ext cx="6176368" cy="8717831"/>
+                    </a:xfrm>
+                    <a:prstGeom prst="rect">
+                      <a:avLst/>
+                    </a:prstGeom>
+                    <a:noFill/>
+                    <a:ln>
+                      <a:noFill/>
+                    </a:ln>
+                  </pic:spPr>
+                </pic:pic>
+              </a:graphicData>
+            </a:graphic>
+          </wp:inline>
+        </w:drawing>
       </w:r>
     </w:p>
     <w:p>
       <w:pPr>
         <w:spacing w:after="0" w:line="360" w:lineRule="auto"/>
-        <w:ind w:firstLine="709"/>
-        <w:jc w:val="both"/>
-        <w:rPr>
-          <w:rFonts w:ascii="Times New Roman" w:hAnsi="Times New Roman" w:cs="Times New Roman"/>
-          <w:b/>
-          <w:bCs/>
-          <w:noProof/>
-          <w:sz w:val="28"/>
-          <w:szCs w:val="28"/>
-        </w:rPr>
-      </w:pPr>
-      <w:r>
-        <w:rPr>
-          <w:rFonts w:ascii="Times New Roman" w:hAnsi="Times New Roman" w:cs="Times New Roman"/>
-          <w:b/>
-          <w:bCs/>
-          <w:noProof/>
-          <w:sz w:val="28"/>
-          <w:szCs w:val="28"/>
-        </w:rPr>
-        <w:t>Изображение разработанного печатного узла в редакторе РСВ и основные слои файла РСВ</w:t>
+        <w:jc w:val="center"/>
+        <w:rPr>
+          <w:rFonts w:ascii="Times New Roman" w:hAnsi="Times New Roman" w:cs="Times New Roman"/>
+          <w:noProof/>
+          <w:sz w:val="28"/>
+          <w:szCs w:val="28"/>
+        </w:rPr>
+      </w:pPr>
+      <w:r>
+        <w:rPr>
+          <w:rFonts w:ascii="Times New Roman" w:hAnsi="Times New Roman" w:cs="Times New Roman"/>
+          <w:noProof/>
+          <w:sz w:val="28"/>
+          <w:szCs w:val="28"/>
+        </w:rPr>
+        <w:t>Рисунок</w:t>
+      </w:r>
+      <w:r>
+        <w:rPr>
+          <w:rFonts w:ascii="Times New Roman" w:hAnsi="Times New Roman" w:cs="Times New Roman"/>
+          <w:noProof/>
+          <w:sz w:val="28"/>
+          <w:szCs w:val="28"/>
+        </w:rPr>
+        <w:t> </w:t>
+      </w:r>
+      <w:r>
+        <w:rPr>
+          <w:rFonts w:ascii="Times New Roman" w:hAnsi="Times New Roman" w:cs="Times New Roman"/>
+          <w:noProof/>
+          <w:sz w:val="28"/>
+          <w:szCs w:val="28"/>
+        </w:rPr>
+        <w:t>А.</w:t>
+      </w:r>
+      <w:r>
+        <w:rPr>
+          <w:rFonts w:ascii="Times New Roman" w:hAnsi="Times New Roman" w:cs="Times New Roman"/>
+          <w:noProof/>
+          <w:sz w:val="28"/>
+          <w:szCs w:val="28"/>
+        </w:rPr>
+        <w:t>2</w:t>
+      </w:r>
+      <w:r>
+        <w:rPr>
+          <w:rFonts w:ascii="Times New Roman" w:hAnsi="Times New Roman" w:cs="Times New Roman"/>
+          <w:noProof/>
+          <w:sz w:val="28"/>
+          <w:szCs w:val="28"/>
+        </w:rPr>
+        <w:t xml:space="preserve"> – </w:t>
+      </w:r>
+      <w:r>
+        <w:rPr>
+          <w:rFonts w:ascii="Times New Roman" w:hAnsi="Times New Roman" w:cs="Times New Roman"/>
+          <w:noProof/>
+          <w:sz w:val="28"/>
+          <w:szCs w:val="28"/>
+        </w:rPr>
+        <w:t>Перечень элементов</w:t>
+      </w:r>
+    </w:p>
+    <w:p>
+      <w:pPr>
+        <w:spacing w:after="0" w:line="360" w:lineRule="auto"/>
+        <w:jc w:val="center"/>
+        <w:rPr>
+          <w:rFonts w:ascii="Times New Roman" w:hAnsi="Times New Roman" w:cs="Times New Roman"/>
+          <w:noProof/>
+          <w:sz w:val="28"/>
+          <w:szCs w:val="28"/>
+        </w:rPr>
+      </w:pPr>
+      <w:r>
+        <w:rPr>
+          <w:noProof/>
+        </w:rPr>
+        <w:lastRenderedPageBreak/>
+        <w:drawing>
+          <wp:inline distT="0" distB="0" distL="0" distR="0" wp14:anchorId="55D7749C" wp14:editId="66970CE6">
+            <wp:extent cx="6140414" cy="3201496"/>
+            <wp:effectExtent l="0" t="0" r="0" b="0"/>
+            <wp:docPr id="2118740540" name="Рисунок 3"/>
+            <wp:cNvGraphicFramePr>
+              <a:graphicFrameLocks xmlns:a="http://schemas.openxmlformats.org/drawingml/2006/main" noChangeAspect="1"/>
+            </wp:cNvGraphicFramePr>
+            <a:graphic xmlns:a="http://schemas.openxmlformats.org/drawingml/2006/main">
+              <a:graphicData uri="http://schemas.openxmlformats.org/drawingml/2006/picture">
+                <pic:pic xmlns:pic="http://schemas.openxmlformats.org/drawingml/2006/picture">
+                  <pic:nvPicPr>
+                    <pic:cNvPr id="0" name="Picture 13"/>
+                    <pic:cNvPicPr>
+                      <a:picLocks noChangeAspect="1" noChangeArrowheads="1"/>
+                    </pic:cNvPicPr>
+                  </pic:nvPicPr>
+                  <pic:blipFill>
+                    <a:blip r:embed="rId31">
+                      <a:extLst>
+                        <a:ext uri="{28A0092B-C50C-407E-A947-70E740481C1C}">
+                          <a14:useLocalDpi xmlns:a14="http://schemas.microsoft.com/office/drawing/2010/main" val="0"/>
+                        </a:ext>
+                      </a:extLst>
+                    </a:blip>
+                    <a:srcRect/>
+                    <a:stretch>
+                      <a:fillRect/>
+                    </a:stretch>
+                  </pic:blipFill>
+                  <pic:spPr bwMode="auto">
+                    <a:xfrm>
+                      <a:off x="0" y="0"/>
+                      <a:ext cx="6157235" cy="3210266"/>
+                    </a:xfrm>
+                    <a:prstGeom prst="rect">
+                      <a:avLst/>
+                    </a:prstGeom>
+                    <a:noFill/>
+                    <a:ln>
+                      <a:noFill/>
+                    </a:ln>
+                  </pic:spPr>
+                </pic:pic>
+              </a:graphicData>
+            </a:graphic>
+          </wp:inline>
+        </w:drawing>
+      </w:r>
+    </w:p>
+    <w:p>
+      <w:pPr>
+        <w:spacing w:after="0" w:line="360" w:lineRule="auto"/>
+        <w:jc w:val="center"/>
+        <w:rPr>
+          <w:rFonts w:ascii="Times New Roman" w:hAnsi="Times New Roman" w:cs="Times New Roman"/>
+          <w:noProof/>
+          <w:sz w:val="28"/>
+          <w:szCs w:val="28"/>
+          <w:lang w:val="en-US"/>
+        </w:rPr>
+      </w:pPr>
+      <w:r>
+        <w:rPr>
+          <w:rFonts w:ascii="Times New Roman" w:hAnsi="Times New Roman" w:cs="Times New Roman"/>
+          <w:noProof/>
+          <w:sz w:val="28"/>
+          <w:szCs w:val="28"/>
+        </w:rPr>
+        <w:t>Рисунок</w:t>
+      </w:r>
+      <w:r>
+        <w:rPr>
+          <w:rFonts w:ascii="Times New Roman" w:hAnsi="Times New Roman" w:cs="Times New Roman"/>
+          <w:noProof/>
+          <w:sz w:val="28"/>
+          <w:szCs w:val="28"/>
+          <w:lang w:val="en-US"/>
+        </w:rPr>
+        <w:t> </w:t>
+      </w:r>
+      <w:r>
+        <w:rPr>
+          <w:rFonts w:ascii="Times New Roman" w:hAnsi="Times New Roman" w:cs="Times New Roman"/>
+          <w:noProof/>
+          <w:sz w:val="28"/>
+          <w:szCs w:val="28"/>
+        </w:rPr>
+        <w:t>А</w:t>
+      </w:r>
+      <w:r>
+        <w:rPr>
+          <w:rFonts w:ascii="Times New Roman" w:hAnsi="Times New Roman" w:cs="Times New Roman"/>
+          <w:noProof/>
+          <w:sz w:val="28"/>
+          <w:szCs w:val="28"/>
+          <w:lang w:val="en-US"/>
+        </w:rPr>
+        <w:t xml:space="preserve">.3 – </w:t>
+      </w:r>
+      <w:r>
+        <w:rPr>
+          <w:rFonts w:ascii="Times New Roman" w:hAnsi="Times New Roman" w:cs="Times New Roman"/>
+          <w:noProof/>
+          <w:sz w:val="28"/>
+          <w:szCs w:val="28"/>
+        </w:rPr>
+        <w:t>Слой</w:t>
+      </w:r>
+      <w:r>
+        <w:rPr>
+          <w:rFonts w:ascii="Times New Roman" w:hAnsi="Times New Roman" w:cs="Times New Roman"/>
+          <w:noProof/>
+          <w:sz w:val="28"/>
+          <w:szCs w:val="28"/>
+          <w:lang w:val="en-US"/>
+        </w:rPr>
+        <w:t xml:space="preserve"> </w:t>
+      </w:r>
+      <w:r>
+        <w:rPr>
+          <w:rFonts w:ascii="Times New Roman" w:hAnsi="Times New Roman" w:cs="Times New Roman"/>
+          <w:noProof/>
+          <w:sz w:val="28"/>
+          <w:szCs w:val="28"/>
+          <w:lang w:val="en-US"/>
+        </w:rPr>
+        <w:t>Top</w:t>
+      </w:r>
+      <w:r>
+        <w:rPr>
+          <w:rFonts w:ascii="Times New Roman" w:hAnsi="Times New Roman" w:cs="Times New Roman"/>
+          <w:noProof/>
+          <w:sz w:val="28"/>
+          <w:szCs w:val="28"/>
+          <w:lang w:val="en-US"/>
+        </w:rPr>
+        <w:t xml:space="preserve"> </w:t>
+      </w:r>
+      <w:r>
+        <w:rPr>
+          <w:rFonts w:ascii="Times New Roman" w:hAnsi="Times New Roman" w:cs="Times New Roman"/>
+          <w:noProof/>
+          <w:sz w:val="28"/>
+          <w:szCs w:val="28"/>
+          <w:lang w:val="en-US"/>
+        </w:rPr>
+        <w:t>Layer + Keep-Out Layer</w:t>
+      </w:r>
+    </w:p>
+    <w:p>
+      <w:pPr>
+        <w:spacing w:after="0" w:line="360" w:lineRule="auto"/>
+        <w:jc w:val="center"/>
+        <w:rPr>
+          <w:rFonts w:ascii="Times New Roman" w:hAnsi="Times New Roman" w:cs="Times New Roman"/>
+          <w:noProof/>
+          <w:sz w:val="28"/>
+          <w:szCs w:val="28"/>
+        </w:rPr>
+      </w:pPr>
+      <w:r>
+        <w:rPr>
+          <w:noProof/>
+        </w:rPr>
+        <w:drawing>
+          <wp:inline distT="0" distB="0" distL="0" distR="0" wp14:anchorId="281CC640" wp14:editId="46E02C84">
+            <wp:extent cx="6124792" cy="3247044"/>
+            <wp:effectExtent l="0" t="0" r="0" b="0"/>
+            <wp:docPr id="1740414662" name="Рисунок 4"/>
+            <wp:cNvGraphicFramePr>
+              <a:graphicFrameLocks xmlns:a="http://schemas.openxmlformats.org/drawingml/2006/main" noChangeAspect="1"/>
+            </wp:cNvGraphicFramePr>
+            <a:graphic xmlns:a="http://schemas.openxmlformats.org/drawingml/2006/main">
+              <a:graphicData uri="http://schemas.openxmlformats.org/drawingml/2006/picture">
+                <pic:pic xmlns:pic="http://schemas.openxmlformats.org/drawingml/2006/picture">
+                  <pic:nvPicPr>
+                    <pic:cNvPr id="0" name="Picture 15"/>
+                    <pic:cNvPicPr>
+                      <a:picLocks noChangeAspect="1" noChangeArrowheads="1"/>
+                    </pic:cNvPicPr>
+                  </pic:nvPicPr>
+                  <pic:blipFill>
+                    <a:blip r:embed="rId32">
+                      <a:extLst>
+                        <a:ext uri="{28A0092B-C50C-407E-A947-70E740481C1C}">
+                          <a14:useLocalDpi xmlns:a14="http://schemas.microsoft.com/office/drawing/2010/main" val="0"/>
+                        </a:ext>
+                      </a:extLst>
+                    </a:blip>
+                    <a:srcRect/>
+                    <a:stretch>
+                      <a:fillRect/>
+                    </a:stretch>
+                  </pic:blipFill>
+                  <pic:spPr bwMode="auto">
+                    <a:xfrm>
+                      <a:off x="0" y="0"/>
+                      <a:ext cx="6140057" cy="3255137"/>
+                    </a:xfrm>
+                    <a:prstGeom prst="rect">
+                      <a:avLst/>
+                    </a:prstGeom>
+                    <a:noFill/>
+                    <a:ln>
+                      <a:noFill/>
+                    </a:ln>
+                  </pic:spPr>
+                </pic:pic>
+              </a:graphicData>
+            </a:graphic>
+          </wp:inline>
+        </w:drawing>
+      </w:r>
+    </w:p>
+    <w:p>
+      <w:pPr>
+        <w:spacing w:after="0" w:line="360" w:lineRule="auto"/>
+        <w:jc w:val="center"/>
+        <w:rPr>
+          <w:rFonts w:ascii="Times New Roman" w:hAnsi="Times New Roman" w:cs="Times New Roman"/>
+          <w:noProof/>
+          <w:sz w:val="28"/>
+          <w:szCs w:val="28"/>
+          <w:lang w:val="en-US"/>
+        </w:rPr>
+      </w:pPr>
+      <w:r>
+        <w:rPr>
+          <w:rFonts w:ascii="Times New Roman" w:hAnsi="Times New Roman" w:cs="Times New Roman"/>
+          <w:noProof/>
+          <w:sz w:val="28"/>
+          <w:szCs w:val="28"/>
+        </w:rPr>
+        <w:t>Рисунок</w:t>
+      </w:r>
+      <w:r>
+        <w:rPr>
+          <w:rFonts w:ascii="Times New Roman" w:hAnsi="Times New Roman" w:cs="Times New Roman"/>
+          <w:noProof/>
+          <w:sz w:val="28"/>
+          <w:szCs w:val="28"/>
+          <w:lang w:val="en-US"/>
+        </w:rPr>
+        <w:t> </w:t>
+      </w:r>
+      <w:r>
+        <w:rPr>
+          <w:rFonts w:ascii="Times New Roman" w:hAnsi="Times New Roman" w:cs="Times New Roman"/>
+          <w:noProof/>
+          <w:sz w:val="28"/>
+          <w:szCs w:val="28"/>
+        </w:rPr>
+        <w:t>А</w:t>
+      </w:r>
+      <w:r>
+        <w:rPr>
+          <w:rFonts w:ascii="Times New Roman" w:hAnsi="Times New Roman" w:cs="Times New Roman"/>
+          <w:noProof/>
+          <w:sz w:val="28"/>
+          <w:szCs w:val="28"/>
+          <w:lang w:val="en-US"/>
+        </w:rPr>
+        <w:t>.</w:t>
+      </w:r>
+      <w:r>
+        <w:rPr>
+          <w:rFonts w:ascii="Times New Roman" w:hAnsi="Times New Roman" w:cs="Times New Roman"/>
+          <w:noProof/>
+          <w:sz w:val="28"/>
+          <w:szCs w:val="28"/>
+          <w:lang w:val="en-US"/>
+        </w:rPr>
+        <w:t>4</w:t>
+      </w:r>
+      <w:r>
+        <w:rPr>
+          <w:rFonts w:ascii="Times New Roman" w:hAnsi="Times New Roman" w:cs="Times New Roman"/>
+          <w:noProof/>
+          <w:sz w:val="28"/>
+          <w:szCs w:val="28"/>
+          <w:lang w:val="en-US"/>
+        </w:rPr>
+        <w:t xml:space="preserve"> – </w:t>
+      </w:r>
+      <w:r>
+        <w:rPr>
+          <w:rFonts w:ascii="Times New Roman" w:hAnsi="Times New Roman" w:cs="Times New Roman"/>
+          <w:noProof/>
+          <w:sz w:val="28"/>
+          <w:szCs w:val="28"/>
+        </w:rPr>
+        <w:t>Слой</w:t>
+      </w:r>
+      <w:r>
+        <w:rPr>
+          <w:rFonts w:ascii="Times New Roman" w:hAnsi="Times New Roman" w:cs="Times New Roman"/>
+          <w:noProof/>
+          <w:sz w:val="28"/>
+          <w:szCs w:val="28"/>
+          <w:lang w:val="en-US"/>
+        </w:rPr>
+        <w:t xml:space="preserve"> </w:t>
+      </w:r>
+      <w:r>
+        <w:rPr>
+          <w:rFonts w:ascii="Times New Roman" w:hAnsi="Times New Roman" w:cs="Times New Roman"/>
+          <w:noProof/>
+          <w:sz w:val="28"/>
+          <w:szCs w:val="28"/>
+          <w:lang w:val="en-US"/>
+        </w:rPr>
+        <w:t>Bottom</w:t>
+      </w:r>
+      <w:r>
+        <w:rPr>
+          <w:rFonts w:ascii="Times New Roman" w:hAnsi="Times New Roman" w:cs="Times New Roman"/>
+          <w:noProof/>
+          <w:sz w:val="28"/>
+          <w:szCs w:val="28"/>
+          <w:lang w:val="en-US"/>
+        </w:rPr>
+        <w:t xml:space="preserve"> </w:t>
+      </w:r>
+      <w:r>
+        <w:rPr>
+          <w:rFonts w:ascii="Times New Roman" w:hAnsi="Times New Roman" w:cs="Times New Roman"/>
+          <w:noProof/>
+          <w:sz w:val="28"/>
+          <w:szCs w:val="28"/>
+          <w:lang w:val="en-US"/>
+        </w:rPr>
+        <w:t>Layer + Keep-Out Layer</w:t>
+      </w:r>
+    </w:p>
+    <w:p>
+      <w:pPr>
+        <w:spacing w:after="0" w:line="360" w:lineRule="auto"/>
+        <w:jc w:val="center"/>
+        <w:rPr>
+          <w:rFonts w:ascii="Times New Roman" w:hAnsi="Times New Roman" w:cs="Times New Roman"/>
+          <w:noProof/>
+          <w:sz w:val="28"/>
+          <w:szCs w:val="28"/>
+        </w:rPr>
+      </w:pPr>
+      <w:r>
+        <w:rPr>
+          <w:noProof/>
+        </w:rPr>
+        <w:lastRenderedPageBreak/>
+        <w:drawing>
+          <wp:inline distT="0" distB="0" distL="0" distR="0" wp14:anchorId="5CF627B8" wp14:editId="4DD06202">
+            <wp:extent cx="5856663" cy="3136827"/>
+            <wp:effectExtent l="0" t="0" r="0" b="6985"/>
+            <wp:docPr id="1106709674" name="Рисунок 5"/>
+            <wp:cNvGraphicFramePr>
+              <a:graphicFrameLocks xmlns:a="http://schemas.openxmlformats.org/drawingml/2006/main" noChangeAspect="1"/>
+            </wp:cNvGraphicFramePr>
+            <a:graphic xmlns:a="http://schemas.openxmlformats.org/drawingml/2006/main">
+              <a:graphicData uri="http://schemas.openxmlformats.org/drawingml/2006/picture">
+                <pic:pic xmlns:pic="http://schemas.openxmlformats.org/drawingml/2006/picture">
+                  <pic:nvPicPr>
+                    <pic:cNvPr id="0" name="Picture 17"/>
+                    <pic:cNvPicPr>
+                      <a:picLocks noChangeAspect="1" noChangeArrowheads="1"/>
+                    </pic:cNvPicPr>
+                  </pic:nvPicPr>
+                  <pic:blipFill>
+                    <a:blip r:embed="rId33">
+                      <a:extLst>
+                        <a:ext uri="{28A0092B-C50C-407E-A947-70E740481C1C}">
+                          <a14:useLocalDpi xmlns:a14="http://schemas.microsoft.com/office/drawing/2010/main" val="0"/>
+                        </a:ext>
+                      </a:extLst>
+                    </a:blip>
+                    <a:srcRect/>
+                    <a:stretch>
+                      <a:fillRect/>
+                    </a:stretch>
+                  </pic:blipFill>
+                  <pic:spPr bwMode="auto">
+                    <a:xfrm>
+                      <a:off x="0" y="0"/>
+                      <a:ext cx="5862487" cy="3139947"/>
+                    </a:xfrm>
+                    <a:prstGeom prst="rect">
+                      <a:avLst/>
+                    </a:prstGeom>
+                    <a:noFill/>
+                    <a:ln>
+                      <a:noFill/>
+                    </a:ln>
+                  </pic:spPr>
+                </pic:pic>
+              </a:graphicData>
+            </a:graphic>
+          </wp:inline>
+        </w:drawing>
+      </w:r>
+    </w:p>
+    <w:p>
+      <w:pPr>
+        <w:spacing w:after="0" w:line="360" w:lineRule="auto"/>
+        <w:jc w:val="center"/>
+        <w:rPr>
+          <w:rFonts w:ascii="Times New Roman" w:hAnsi="Times New Roman" w:cs="Times New Roman"/>
+          <w:noProof/>
+          <w:sz w:val="28"/>
+          <w:szCs w:val="28"/>
+          <w:lang w:val="en-US"/>
+        </w:rPr>
+      </w:pPr>
+      <w:r>
+        <w:rPr>
+          <w:rFonts w:ascii="Times New Roman" w:hAnsi="Times New Roman" w:cs="Times New Roman"/>
+          <w:noProof/>
+          <w:sz w:val="28"/>
+          <w:szCs w:val="28"/>
+        </w:rPr>
+        <w:t>Рисунок</w:t>
+      </w:r>
+      <w:r>
+        <w:rPr>
+          <w:rFonts w:ascii="Times New Roman" w:hAnsi="Times New Roman" w:cs="Times New Roman"/>
+          <w:noProof/>
+          <w:sz w:val="28"/>
+          <w:szCs w:val="28"/>
+          <w:lang w:val="en-US"/>
+        </w:rPr>
+        <w:t> </w:t>
+      </w:r>
+      <w:r>
+        <w:rPr>
+          <w:rFonts w:ascii="Times New Roman" w:hAnsi="Times New Roman" w:cs="Times New Roman"/>
+          <w:noProof/>
+          <w:sz w:val="28"/>
+          <w:szCs w:val="28"/>
+        </w:rPr>
+        <w:t>А</w:t>
+      </w:r>
+      <w:r>
+        <w:rPr>
+          <w:rFonts w:ascii="Times New Roman" w:hAnsi="Times New Roman" w:cs="Times New Roman"/>
+          <w:noProof/>
+          <w:sz w:val="28"/>
+          <w:szCs w:val="28"/>
+          <w:lang w:val="en-US"/>
+        </w:rPr>
+        <w:t>.</w:t>
+      </w:r>
+      <w:r>
+        <w:rPr>
+          <w:rFonts w:ascii="Times New Roman" w:hAnsi="Times New Roman" w:cs="Times New Roman"/>
+          <w:noProof/>
+          <w:sz w:val="28"/>
+          <w:szCs w:val="28"/>
+          <w:lang w:val="en-US"/>
+        </w:rPr>
+        <w:t>5</w:t>
+      </w:r>
+      <w:r>
+        <w:rPr>
+          <w:rFonts w:ascii="Times New Roman" w:hAnsi="Times New Roman" w:cs="Times New Roman"/>
+          <w:noProof/>
+          <w:sz w:val="28"/>
+          <w:szCs w:val="28"/>
+          <w:lang w:val="en-US"/>
+        </w:rPr>
+        <w:t xml:space="preserve"> – </w:t>
+      </w:r>
+      <w:r>
+        <w:rPr>
+          <w:rFonts w:ascii="Times New Roman" w:hAnsi="Times New Roman" w:cs="Times New Roman"/>
+          <w:noProof/>
+          <w:sz w:val="28"/>
+          <w:szCs w:val="28"/>
+        </w:rPr>
+        <w:t>Слой</w:t>
+      </w:r>
+      <w:r>
+        <w:rPr>
+          <w:rFonts w:ascii="Times New Roman" w:hAnsi="Times New Roman" w:cs="Times New Roman"/>
+          <w:noProof/>
+          <w:sz w:val="28"/>
+          <w:szCs w:val="28"/>
+          <w:lang w:val="en-US"/>
+        </w:rPr>
+        <w:t xml:space="preserve"> </w:t>
+      </w:r>
+      <w:r>
+        <w:rPr>
+          <w:rFonts w:ascii="Times New Roman" w:hAnsi="Times New Roman" w:cs="Times New Roman"/>
+          <w:noProof/>
+          <w:sz w:val="28"/>
+          <w:szCs w:val="28"/>
+          <w:lang w:val="en-US"/>
+        </w:rPr>
+        <w:t>Top</w:t>
+      </w:r>
+      <w:r>
+        <w:rPr>
+          <w:rFonts w:ascii="Times New Roman" w:hAnsi="Times New Roman" w:cs="Times New Roman"/>
+          <w:noProof/>
+          <w:sz w:val="28"/>
+          <w:szCs w:val="28"/>
+          <w:lang w:val="en-US"/>
+        </w:rPr>
+        <w:t xml:space="preserve"> </w:t>
+      </w:r>
+      <w:r>
+        <w:rPr>
+          <w:rFonts w:ascii="Times New Roman" w:hAnsi="Times New Roman" w:cs="Times New Roman"/>
+          <w:noProof/>
+          <w:sz w:val="28"/>
+          <w:szCs w:val="28"/>
+          <w:lang w:val="en-US"/>
+        </w:rPr>
+        <w:t>Overlay + Keep-Out Layer</w:t>
+      </w:r>
+    </w:p>
+    <w:p>
+      <w:pPr>
+        <w:spacing w:after="0" w:line="360" w:lineRule="auto"/>
+        <w:jc w:val="center"/>
+        <w:rPr>
+          <w:rFonts w:ascii="Times New Roman" w:hAnsi="Times New Roman" w:cs="Times New Roman"/>
+          <w:noProof/>
+          <w:sz w:val="28"/>
+          <w:szCs w:val="28"/>
+        </w:rPr>
+      </w:pPr>
+      <w:r>
+        <w:rPr>
+          <w:noProof/>
+        </w:rPr>
+        <w:drawing>
+          <wp:inline distT="0" distB="0" distL="0" distR="0" wp14:anchorId="40FA8694" wp14:editId="16A170A8">
+            <wp:extent cx="5939790" cy="3107690"/>
+            <wp:effectExtent l="0" t="0" r="3810" b="0"/>
+            <wp:docPr id="2087024257" name="Рисунок 6"/>
+            <wp:cNvGraphicFramePr>
+              <a:graphicFrameLocks xmlns:a="http://schemas.openxmlformats.org/drawingml/2006/main" noChangeAspect="1"/>
+            </wp:cNvGraphicFramePr>
+            <a:graphic xmlns:a="http://schemas.openxmlformats.org/drawingml/2006/main">
+              <a:graphicData uri="http://schemas.openxmlformats.org/drawingml/2006/picture">
+                <pic:pic xmlns:pic="http://schemas.openxmlformats.org/drawingml/2006/picture">
+                  <pic:nvPicPr>
+                    <pic:cNvPr id="0" name="Picture 19"/>
+                    <pic:cNvPicPr>
+                      <a:picLocks noChangeAspect="1" noChangeArrowheads="1"/>
+                    </pic:cNvPicPr>
+                  </pic:nvPicPr>
+                  <pic:blipFill>
+                    <a:blip r:embed="rId34">
+                      <a:extLst>
+                        <a:ext uri="{28A0092B-C50C-407E-A947-70E740481C1C}">
+                          <a14:useLocalDpi xmlns:a14="http://schemas.microsoft.com/office/drawing/2010/main" val="0"/>
+                        </a:ext>
+                      </a:extLst>
+                    </a:blip>
+                    <a:srcRect/>
+                    <a:stretch>
+                      <a:fillRect/>
+                    </a:stretch>
+                  </pic:blipFill>
+                  <pic:spPr bwMode="auto">
+                    <a:xfrm>
+                      <a:off x="0" y="0"/>
+                      <a:ext cx="5939790" cy="3107690"/>
+                    </a:xfrm>
+                    <a:prstGeom prst="rect">
+                      <a:avLst/>
+                    </a:prstGeom>
+                    <a:noFill/>
+                    <a:ln>
+                      <a:noFill/>
+                    </a:ln>
+                  </pic:spPr>
+                </pic:pic>
+              </a:graphicData>
+            </a:graphic>
+          </wp:inline>
+        </w:drawing>
+      </w:r>
+    </w:p>
+    <w:p>
+      <w:pPr>
+        <w:spacing w:after="0" w:line="360" w:lineRule="auto"/>
+        <w:jc w:val="center"/>
+        <w:rPr>
+          <w:rFonts w:ascii="Times New Roman" w:hAnsi="Times New Roman" w:cs="Times New Roman"/>
+          <w:noProof/>
+          <w:sz w:val="28"/>
+          <w:szCs w:val="28"/>
+          <w:lang w:val="en-US"/>
+        </w:rPr>
+      </w:pPr>
+      <w:r>
+        <w:rPr>
+          <w:rFonts w:ascii="Times New Roman" w:hAnsi="Times New Roman" w:cs="Times New Roman"/>
+          <w:noProof/>
+          <w:sz w:val="28"/>
+          <w:szCs w:val="28"/>
+        </w:rPr>
+        <w:t>Рисунок</w:t>
+      </w:r>
+      <w:r>
+        <w:rPr>
+          <w:rFonts w:ascii="Times New Roman" w:hAnsi="Times New Roman" w:cs="Times New Roman"/>
+          <w:noProof/>
+          <w:sz w:val="28"/>
+          <w:szCs w:val="28"/>
+          <w:lang w:val="en-US"/>
+        </w:rPr>
+        <w:t> </w:t>
+      </w:r>
+      <w:r>
+        <w:rPr>
+          <w:rFonts w:ascii="Times New Roman" w:hAnsi="Times New Roman" w:cs="Times New Roman"/>
+          <w:noProof/>
+          <w:sz w:val="28"/>
+          <w:szCs w:val="28"/>
+        </w:rPr>
+        <w:t>А</w:t>
+      </w:r>
+      <w:r>
+        <w:rPr>
+          <w:rFonts w:ascii="Times New Roman" w:hAnsi="Times New Roman" w:cs="Times New Roman"/>
+          <w:noProof/>
+          <w:sz w:val="28"/>
+          <w:szCs w:val="28"/>
+          <w:lang w:val="en-US"/>
+        </w:rPr>
+        <w:t>.</w:t>
+      </w:r>
+      <w:r>
+        <w:rPr>
+          <w:rFonts w:ascii="Times New Roman" w:hAnsi="Times New Roman" w:cs="Times New Roman"/>
+          <w:noProof/>
+          <w:sz w:val="28"/>
+          <w:szCs w:val="28"/>
+          <w:lang w:val="en-US"/>
+        </w:rPr>
+        <w:t>6</w:t>
+      </w:r>
+      <w:r>
+        <w:rPr>
+          <w:rFonts w:ascii="Times New Roman" w:hAnsi="Times New Roman" w:cs="Times New Roman"/>
+          <w:noProof/>
+          <w:sz w:val="28"/>
+          <w:szCs w:val="28"/>
+          <w:lang w:val="en-US"/>
+        </w:rPr>
+        <w:t xml:space="preserve"> – </w:t>
+      </w:r>
+      <w:r>
+        <w:rPr>
+          <w:rFonts w:ascii="Times New Roman" w:hAnsi="Times New Roman" w:cs="Times New Roman"/>
+          <w:noProof/>
+          <w:sz w:val="28"/>
+          <w:szCs w:val="28"/>
+        </w:rPr>
+        <w:t>Слой</w:t>
+      </w:r>
+      <w:r>
+        <w:rPr>
+          <w:rFonts w:ascii="Times New Roman" w:hAnsi="Times New Roman" w:cs="Times New Roman"/>
+          <w:noProof/>
+          <w:sz w:val="28"/>
+          <w:szCs w:val="28"/>
+          <w:lang w:val="en-US"/>
+        </w:rPr>
+        <w:t xml:space="preserve"> </w:t>
+      </w:r>
+      <w:r>
+        <w:rPr>
+          <w:rFonts w:ascii="Times New Roman" w:hAnsi="Times New Roman" w:cs="Times New Roman"/>
+          <w:noProof/>
+          <w:sz w:val="28"/>
+          <w:szCs w:val="28"/>
+          <w:lang w:val="en-US"/>
+        </w:rPr>
+        <w:t>Bottom</w:t>
+      </w:r>
+      <w:r>
+        <w:rPr>
+          <w:rFonts w:ascii="Times New Roman" w:hAnsi="Times New Roman" w:cs="Times New Roman"/>
+          <w:noProof/>
+          <w:sz w:val="28"/>
+          <w:szCs w:val="28"/>
+          <w:lang w:val="en-US"/>
+        </w:rPr>
+        <w:t xml:space="preserve"> </w:t>
+      </w:r>
+      <w:r>
+        <w:rPr>
+          <w:rFonts w:ascii="Times New Roman" w:hAnsi="Times New Roman" w:cs="Times New Roman"/>
+          <w:noProof/>
+          <w:sz w:val="28"/>
+          <w:szCs w:val="28"/>
+          <w:lang w:val="en-US"/>
+        </w:rPr>
+        <w:t>Overlay + Keep-Out Layer</w:t>
+      </w:r>
+    </w:p>
+    <w:p>
+      <w:pPr>
+        <w:spacing w:after="0" w:line="360" w:lineRule="auto"/>
+        <w:jc w:val="center"/>
+        <w:rPr>
+          <w:rFonts w:ascii="Times New Roman" w:hAnsi="Times New Roman" w:cs="Times New Roman"/>
+          <w:noProof/>
+          <w:sz w:val="28"/>
+          <w:szCs w:val="28"/>
+          <w:lang w:val="en-US"/>
+        </w:rPr>
+      </w:pPr>
+      <w:r>
+        <w:rPr>
+          <w:noProof/>
+        </w:rPr>
+        <w:lastRenderedPageBreak/>
+        <w:drawing>
+          <wp:inline distT="0" distB="0" distL="0" distR="0" wp14:anchorId="0BE3A434" wp14:editId="501FFA1D">
+            <wp:extent cx="5939790" cy="3289300"/>
+            <wp:effectExtent l="0" t="0" r="3810" b="6350"/>
+            <wp:docPr id="1799118803" name="Рисунок 7"/>
+            <wp:cNvGraphicFramePr>
+              <a:graphicFrameLocks xmlns:a="http://schemas.openxmlformats.org/drawingml/2006/main" noChangeAspect="1"/>
+            </wp:cNvGraphicFramePr>
+            <a:graphic xmlns:a="http://schemas.openxmlformats.org/drawingml/2006/main">
+              <a:graphicData uri="http://schemas.openxmlformats.org/drawingml/2006/picture">
+                <pic:pic xmlns:pic="http://schemas.openxmlformats.org/drawingml/2006/picture">
+                  <pic:nvPicPr>
+                    <pic:cNvPr id="0" name="Picture 21"/>
+                    <pic:cNvPicPr>
+                      <a:picLocks noChangeAspect="1" noChangeArrowheads="1"/>
+                    </pic:cNvPicPr>
+                  </pic:nvPicPr>
+                  <pic:blipFill>
+                    <a:blip r:embed="rId35">
+                      <a:extLst>
+                        <a:ext uri="{28A0092B-C50C-407E-A947-70E740481C1C}">
+                          <a14:useLocalDpi xmlns:a14="http://schemas.microsoft.com/office/drawing/2010/main" val="0"/>
+                        </a:ext>
+                      </a:extLst>
+                    </a:blip>
+                    <a:srcRect/>
+                    <a:stretch>
+                      <a:fillRect/>
+                    </a:stretch>
+                  </pic:blipFill>
+                  <pic:spPr bwMode="auto">
+                    <a:xfrm>
+                      <a:off x="0" y="0"/>
+                      <a:ext cx="5939790" cy="3289300"/>
+                    </a:xfrm>
+                    <a:prstGeom prst="rect">
+                      <a:avLst/>
+                    </a:prstGeom>
+                    <a:noFill/>
+                    <a:ln>
+                      <a:noFill/>
+                    </a:ln>
+                  </pic:spPr>
+                </pic:pic>
+              </a:graphicData>
+            </a:graphic>
+          </wp:inline>
+        </w:drawing>
+      </w:r>
+    </w:p>
+    <w:p>
+      <w:pPr>
+        <w:spacing w:after="0" w:line="360" w:lineRule="auto"/>
+        <w:jc w:val="center"/>
+        <w:rPr>
+          <w:rFonts w:ascii="Times New Roman" w:hAnsi="Times New Roman" w:cs="Times New Roman"/>
+          <w:noProof/>
+          <w:sz w:val="28"/>
+          <w:szCs w:val="28"/>
+        </w:rPr>
+      </w:pPr>
+      <w:r>
+        <w:rPr>
+          <w:rFonts w:ascii="Times New Roman" w:hAnsi="Times New Roman" w:cs="Times New Roman"/>
+          <w:noProof/>
+          <w:sz w:val="28"/>
+          <w:szCs w:val="28"/>
+        </w:rPr>
+        <w:t>Рисунок</w:t>
+      </w:r>
+      <w:r>
+        <w:rPr>
+          <w:rFonts w:ascii="Times New Roman" w:hAnsi="Times New Roman" w:cs="Times New Roman"/>
+          <w:noProof/>
+          <w:sz w:val="28"/>
+          <w:szCs w:val="28"/>
+          <w:lang w:val="en-US"/>
+        </w:rPr>
+        <w:t> </w:t>
+      </w:r>
+      <w:r>
+        <w:rPr>
+          <w:rFonts w:ascii="Times New Roman" w:hAnsi="Times New Roman" w:cs="Times New Roman"/>
+          <w:noProof/>
+          <w:sz w:val="28"/>
+          <w:szCs w:val="28"/>
+        </w:rPr>
+        <w:t>А</w:t>
+      </w:r>
+      <w:r>
+        <w:rPr>
+          <w:rFonts w:ascii="Times New Roman" w:hAnsi="Times New Roman" w:cs="Times New Roman"/>
+          <w:noProof/>
+          <w:sz w:val="28"/>
+          <w:szCs w:val="28"/>
+        </w:rPr>
+        <w:t>.</w:t>
+      </w:r>
+      <w:r>
+        <w:rPr>
+          <w:rFonts w:ascii="Times New Roman" w:hAnsi="Times New Roman" w:cs="Times New Roman"/>
+          <w:noProof/>
+          <w:sz w:val="28"/>
+          <w:szCs w:val="28"/>
+        </w:rPr>
+        <w:t>7</w:t>
+      </w:r>
+      <w:r>
+        <w:rPr>
+          <w:rFonts w:ascii="Times New Roman" w:hAnsi="Times New Roman" w:cs="Times New Roman"/>
+          <w:noProof/>
+          <w:sz w:val="28"/>
+          <w:szCs w:val="28"/>
+        </w:rPr>
+        <w:t xml:space="preserve"> – </w:t>
+      </w:r>
+      <w:r>
+        <w:rPr>
+          <w:rFonts w:ascii="Times New Roman" w:hAnsi="Times New Roman" w:cs="Times New Roman"/>
+          <w:noProof/>
+          <w:sz w:val="28"/>
+          <w:szCs w:val="28"/>
+        </w:rPr>
+        <w:t>Вид печатной платы сверху</w:t>
+      </w:r>
+    </w:p>
+    <w:p>
+      <w:pPr>
+        <w:spacing w:after="0" w:line="360" w:lineRule="auto"/>
+        <w:jc w:val="center"/>
+        <w:rPr>
+          <w:rFonts w:ascii="Times New Roman" w:hAnsi="Times New Roman" w:cs="Times New Roman"/>
+          <w:noProof/>
+          <w:sz w:val="28"/>
+          <w:szCs w:val="28"/>
+        </w:rPr>
+      </w:pPr>
+      <w:r>
+        <w:rPr>
+          <w:noProof/>
+        </w:rPr>
+        <w:drawing>
+          <wp:inline distT="0" distB="0" distL="0" distR="0" wp14:anchorId="57BE257C" wp14:editId="32BCF7D3">
+            <wp:extent cx="5939790" cy="3120390"/>
+            <wp:effectExtent l="0" t="0" r="3810" b="3810"/>
+            <wp:docPr id="882149355" name="Рисунок 8"/>
+            <wp:cNvGraphicFramePr>
+              <a:graphicFrameLocks xmlns:a="http://schemas.openxmlformats.org/drawingml/2006/main" noChangeAspect="1"/>
+            </wp:cNvGraphicFramePr>
+            <a:graphic xmlns:a="http://schemas.openxmlformats.org/drawingml/2006/main">
+              <a:graphicData uri="http://schemas.openxmlformats.org/drawingml/2006/picture">
+                <pic:pic xmlns:pic="http://schemas.openxmlformats.org/drawingml/2006/picture">
+                  <pic:nvPicPr>
+                    <pic:cNvPr id="0" name="Picture 23"/>
+                    <pic:cNvPicPr>
+                      <a:picLocks noChangeAspect="1" noChangeArrowheads="1"/>
+                    </pic:cNvPicPr>
+                  </pic:nvPicPr>
+                  <pic:blipFill>
+                    <a:blip r:embed="rId36">
+                      <a:extLst>
+                        <a:ext uri="{28A0092B-C50C-407E-A947-70E740481C1C}">
+                          <a14:useLocalDpi xmlns:a14="http://schemas.microsoft.com/office/drawing/2010/main" val="0"/>
+                        </a:ext>
+                      </a:extLst>
+                    </a:blip>
+                    <a:srcRect/>
+                    <a:stretch>
+                      <a:fillRect/>
+                    </a:stretch>
+                  </pic:blipFill>
+                  <pic:spPr bwMode="auto">
+                    <a:xfrm>
+                      <a:off x="0" y="0"/>
+                      <a:ext cx="5939790" cy="3120390"/>
+                    </a:xfrm>
+                    <a:prstGeom prst="rect">
+                      <a:avLst/>
+                    </a:prstGeom>
+                    <a:noFill/>
+                    <a:ln>
+                      <a:noFill/>
+                    </a:ln>
+                  </pic:spPr>
+                </pic:pic>
+              </a:graphicData>
+            </a:graphic>
+          </wp:inline>
+        </w:drawing>
+      </w:r>
+    </w:p>
+    <w:p>
+      <w:pPr>
+        <w:spacing w:after="0" w:line="360" w:lineRule="auto"/>
+        <w:jc w:val="center"/>
+        <w:rPr>
+          <w:rFonts w:ascii="Times New Roman" w:hAnsi="Times New Roman" w:cs="Times New Roman"/>
+          <w:noProof/>
+          <w:sz w:val="28"/>
+          <w:szCs w:val="28"/>
+        </w:rPr>
+      </w:pPr>
+      <w:r>
+        <w:rPr>
+          <w:rFonts w:ascii="Times New Roman" w:hAnsi="Times New Roman" w:cs="Times New Roman"/>
+          <w:noProof/>
+          <w:sz w:val="28"/>
+          <w:szCs w:val="28"/>
+        </w:rPr>
+        <w:t>Рисунок</w:t>
+      </w:r>
+      <w:r>
+        <w:rPr>
+          <w:rFonts w:ascii="Times New Roman" w:hAnsi="Times New Roman" w:cs="Times New Roman"/>
+          <w:noProof/>
+          <w:sz w:val="28"/>
+          <w:szCs w:val="28"/>
+          <w:lang w:val="en-US"/>
+        </w:rPr>
+        <w:t> </w:t>
+      </w:r>
+      <w:r>
+        <w:rPr>
+          <w:rFonts w:ascii="Times New Roman" w:hAnsi="Times New Roman" w:cs="Times New Roman"/>
+          <w:noProof/>
+          <w:sz w:val="28"/>
+          <w:szCs w:val="28"/>
+        </w:rPr>
+        <w:t>А</w:t>
+      </w:r>
+      <w:r>
+        <w:rPr>
+          <w:rFonts w:ascii="Times New Roman" w:hAnsi="Times New Roman" w:cs="Times New Roman"/>
+          <w:noProof/>
+          <w:sz w:val="28"/>
+          <w:szCs w:val="28"/>
+        </w:rPr>
+        <w:t>.</w:t>
+      </w:r>
+      <w:r>
+        <w:rPr>
+          <w:rFonts w:ascii="Times New Roman" w:hAnsi="Times New Roman" w:cs="Times New Roman"/>
+          <w:noProof/>
+          <w:sz w:val="28"/>
+          <w:szCs w:val="28"/>
+        </w:rPr>
+        <w:t>8</w:t>
+      </w:r>
+      <w:r>
+        <w:rPr>
+          <w:rFonts w:ascii="Times New Roman" w:hAnsi="Times New Roman" w:cs="Times New Roman"/>
+          <w:noProof/>
+          <w:sz w:val="28"/>
+          <w:szCs w:val="28"/>
+        </w:rPr>
+        <w:t xml:space="preserve"> – </w:t>
+      </w:r>
+      <w:r>
+        <w:rPr>
+          <w:rFonts w:ascii="Times New Roman" w:hAnsi="Times New Roman" w:cs="Times New Roman"/>
+          <w:noProof/>
+          <w:sz w:val="28"/>
+          <w:szCs w:val="28"/>
+        </w:rPr>
+        <w:t xml:space="preserve">Вид печатной платы </w:t>
+      </w:r>
+      <w:r>
+        <w:rPr>
+          <w:rFonts w:ascii="Times New Roman" w:hAnsi="Times New Roman" w:cs="Times New Roman"/>
+          <w:noProof/>
+          <w:sz w:val="28"/>
+          <w:szCs w:val="28"/>
+        </w:rPr>
+        <w:t>снизу</w:t>
+      </w:r>
+    </w:p>
+    <w:p>
+      <w:pPr>
+        <w:spacing w:after="0" w:line="360" w:lineRule="auto"/>
+        <w:jc w:val="center"/>
+        <w:rPr>
+          <w:rFonts w:ascii="Times New Roman" w:hAnsi="Times New Roman" w:cs="Times New Roman"/>
+          <w:noProof/>
+          <w:sz w:val="28"/>
+          <w:szCs w:val="28"/>
+        </w:rPr>
+      </w:pPr>
+      <w:r>
+        <w:rPr>
+          <w:noProof/>
+        </w:rPr>
+        <w:lastRenderedPageBreak/>
+        <w:drawing>
+          <wp:inline distT="0" distB="0" distL="0" distR="0" wp14:anchorId="593181FA" wp14:editId="3F121171">
+            <wp:extent cx="5607281" cy="4098458"/>
+            <wp:effectExtent l="0" t="0" r="0" b="0"/>
+            <wp:docPr id="1413988763" name="Рисунок 9"/>
+            <wp:cNvGraphicFramePr>
+              <a:graphicFrameLocks xmlns:a="http://schemas.openxmlformats.org/drawingml/2006/main" noChangeAspect="1"/>
+            </wp:cNvGraphicFramePr>
+            <a:graphic xmlns:a="http://schemas.openxmlformats.org/drawingml/2006/main">
+              <a:graphicData uri="http://schemas.openxmlformats.org/drawingml/2006/picture">
+                <pic:pic xmlns:pic="http://schemas.openxmlformats.org/drawingml/2006/picture">
+                  <pic:nvPicPr>
+                    <pic:cNvPr id="0" name="Picture 25"/>
+                    <pic:cNvPicPr>
+                      <a:picLocks noChangeAspect="1" noChangeArrowheads="1"/>
+                    </pic:cNvPicPr>
+                  </pic:nvPicPr>
+                  <pic:blipFill>
+                    <a:blip r:embed="rId37">
+                      <a:extLst>
+                        <a:ext uri="{28A0092B-C50C-407E-A947-70E740481C1C}">
+                          <a14:useLocalDpi xmlns:a14="http://schemas.microsoft.com/office/drawing/2010/main" val="0"/>
+                        </a:ext>
+                      </a:extLst>
+                    </a:blip>
+                    <a:srcRect/>
+                    <a:stretch>
+                      <a:fillRect/>
+                    </a:stretch>
+                  </pic:blipFill>
+                  <pic:spPr bwMode="auto">
+                    <a:xfrm>
+                      <a:off x="0" y="0"/>
+                      <a:ext cx="5616849" cy="4105452"/>
+                    </a:xfrm>
+                    <a:prstGeom prst="rect">
+                      <a:avLst/>
+                    </a:prstGeom>
+                    <a:noFill/>
+                    <a:ln>
+                      <a:noFill/>
+                    </a:ln>
+                  </pic:spPr>
+                </pic:pic>
+              </a:graphicData>
+            </a:graphic>
+          </wp:inline>
+        </w:drawing>
+      </w:r>
+    </w:p>
+    <w:p>
+      <w:pPr>
+        <w:spacing w:after="0" w:line="360" w:lineRule="auto"/>
+        <w:jc w:val="center"/>
+        <w:rPr>
+          <w:rFonts w:ascii="Times New Roman" w:hAnsi="Times New Roman" w:cs="Times New Roman"/>
+          <w:noProof/>
+          <w:sz w:val="28"/>
+          <w:szCs w:val="28"/>
+        </w:rPr>
+      </w:pPr>
+      <w:r>
+        <w:rPr>
+          <w:rFonts w:ascii="Times New Roman" w:hAnsi="Times New Roman" w:cs="Times New Roman"/>
+          <w:noProof/>
+          <w:sz w:val="28"/>
+          <w:szCs w:val="28"/>
+        </w:rPr>
+        <w:t>Рисунок</w:t>
+      </w:r>
+      <w:r>
+        <w:rPr>
+          <w:rFonts w:ascii="Times New Roman" w:hAnsi="Times New Roman" w:cs="Times New Roman"/>
+          <w:noProof/>
+          <w:sz w:val="28"/>
+          <w:szCs w:val="28"/>
+          <w:lang w:val="en-US"/>
+        </w:rPr>
+        <w:t> </w:t>
+      </w:r>
+      <w:r>
+        <w:rPr>
+          <w:rFonts w:ascii="Times New Roman" w:hAnsi="Times New Roman" w:cs="Times New Roman"/>
+          <w:noProof/>
+          <w:sz w:val="28"/>
+          <w:szCs w:val="28"/>
+        </w:rPr>
+        <w:t xml:space="preserve">А.7 – </w:t>
+      </w:r>
+      <w:r>
+        <w:rPr>
+          <w:rFonts w:ascii="Times New Roman" w:hAnsi="Times New Roman" w:cs="Times New Roman"/>
+          <w:noProof/>
+          <w:sz w:val="28"/>
+          <w:szCs w:val="28"/>
+        </w:rPr>
+        <w:t>Изометрический в</w:t>
+      </w:r>
+      <w:r>
+        <w:rPr>
+          <w:rFonts w:ascii="Times New Roman" w:hAnsi="Times New Roman" w:cs="Times New Roman"/>
+          <w:noProof/>
+          <w:sz w:val="28"/>
+          <w:szCs w:val="28"/>
+        </w:rPr>
+        <w:t>ид печатной платы</w:t>
       </w:r>
     </w:p>
     <w:sectPr>
@@ -6124,7 +9925,7 @@
   <w:style w:type="paragraph" w:default="1" w:styleId="a">
     <w:name w:val="Normal"/>
     <w:qFormat/>
-    <w:rsid w:val="000C154D"/>
+    <w:rsid w:val="00087E18"/>
   </w:style>
   <w:style w:type="paragraph" w:styleId="1">
     <w:name w:val="heading 1"/>
@@ -6651,7 +10452,645 @@
       <w:color w:val="666666"/>
     </w:rPr>
   </w:style>
+  <w:style w:type="paragraph" w:styleId="ad">
+    <w:name w:val="Normal (Web)"/>
+    <w:basedOn w:val="a"/>
+    <w:uiPriority w:val="99"/>
+    <w:semiHidden/>
+    <w:unhideWhenUsed/>
+    <w:rsid w:val="00FB30CC"/>
+    <w:pPr>
+      <w:spacing w:before="100" w:beforeAutospacing="1" w:after="100" w:afterAutospacing="1" w:line="240" w:lineRule="auto"/>
+    </w:pPr>
+    <w:rPr>
+      <w:rFonts w:ascii="Times New Roman" w:eastAsia="Times New Roman" w:hAnsi="Times New Roman" w:cs="Times New Roman"/>
+      <w:kern w:val="0"/>
+      <w:sz w:val="24"/>
+      <w:szCs w:val="24"/>
+      <w:lang w:eastAsia="ru-RU"/>
+      <w14:ligatures w14:val="none"/>
+    </w:rPr>
+  </w:style>
 </w:styles>
+</file>
+
+<file path=word/glossary/document.xml><?xml version="1.0" encoding="utf-8"?>
+<w:glossaryDocument xmlns:wpc="http://schemas.microsoft.com/office/word/2010/wordprocessingCanvas" xmlns:cx="http://schemas.microsoft.com/office/drawing/2014/chartex" xmlns:cx1="http://schemas.microsoft.com/office/drawing/2015/9/8/chartex" xmlns:cx2="http://schemas.microsoft.com/office/drawing/2015/10/21/chartex" xmlns:cx3="http://schemas.microsoft.com/office/drawing/2016/5/9/chartex" xmlns:cx4="http://schemas.microsoft.com/office/drawing/2016/5/10/chartex" xmlns:cx5="http://schemas.microsoft.com/office/drawing/2016/5/11/chartex" xmlns:cx6="http://schemas.microsoft.com/office/drawing/2016/5/12/chartex" xmlns:cx7="http://schemas.microsoft.com/office/drawing/2016/5/13/chartex" xmlns:cx8="http://schemas.microsoft.com/office/drawing/2016/5/14/chartex" xmlns:mc="http://schemas.openxmlformats.org/markup-compatibility/2006" xmlns:aink="http://schemas.microsoft.com/office/drawing/2016/ink" xmlns:am3d="http://schemas.microsoft.com/office/drawing/2017/model3d" xmlns:o="urn:schemas-microsoft-com:office:office" xmlns:oel="http://schemas.microsoft.com/office/2019/extlst" xmlns:r="http://schemas.openxmlformats.org/officeDocument/2006/relationships" xmlns:m="http://schemas.openxmlformats.org/officeDocument/2006/math" xmlns:v="urn:schemas-microsoft-com:vml" xmlns:wp14="http://schemas.microsoft.com/office/word/2010/wordprocessingDrawing" xmlns:wp="http://schemas.openxmlformats.org/drawingml/2006/wordprocessingDrawing" xmlns:w10="urn:schemas-microsoft-com:office:word" xmlns:w="http://schemas.openxmlformats.org/wordprocessingml/2006/main" xmlns:w14="http://schemas.microsoft.com/office/word/2010/wordml" xmlns:w15="http://schemas.microsoft.com/office/word/2012/wordml" xmlns:w16cex="http://schemas.microsoft.com/office/word/2018/wordml/cex" xmlns:w16cid="http://schemas.microsoft.com/office/word/2016/wordml/cid" xmlns:w16="http://schemas.microsoft.com/office/word/2018/wordml" xmlns:w16du="http://schemas.microsoft.com/office/word/2023/wordml/word16du" xmlns:w16sdtdh="http://schemas.microsoft.com/office/word/2020/wordml/sdtdatahash" xmlns:w16sdtfl="http://schemas.microsoft.com/office/word/2024/wordml/sdtformatlock" xmlns:w16se="http://schemas.microsoft.com/office/word/2015/wordml/symex" xmlns:wpg="http://schemas.microsoft.com/office/word/2010/wordprocessingGroup" xmlns:wpi="http://schemas.microsoft.com/office/word/2010/wordprocessingInk" xmlns:wne="http://schemas.microsoft.com/office/word/2006/wordml" xmlns:wps="http://schemas.microsoft.com/office/word/2010/wordprocessingShape" mc:Ignorable="w14 w15 w16se w16cid w16 w16cex w16sdtdh w16sdtfl w16du wp14">
+  <w:docParts>
+    <w:docPart>
+      <w:docPartPr>
+        <w:name w:val="3B5A815C7A1B4AC6B4192FB156E10C8F"/>
+        <w:category>
+          <w:name w:val="Общие"/>
+          <w:gallery w:val="placeholder"/>
+        </w:category>
+        <w:types>
+          <w:type w:val="bbPlcHdr"/>
+        </w:types>
+        <w:behaviors>
+          <w:behavior w:val="content"/>
+        </w:behaviors>
+        <w:guid w:val="{203F7E34-969F-42AB-A161-3AAEA1DA663F}"/>
+      </w:docPartPr>
+      <w:docPartBody>
+        <w:p>
+          <w:pPr>
+            <w:pStyle w:val="3B5A815C7A1B4AC6B4192FB156E10C8F"/>
+          </w:pPr>
+          <w:r>
+            <w:rPr>
+              <w:rStyle w:val="a3"/>
+            </w:rPr>
+            <w:t>Выберите элемент.</w:t>
+          </w:r>
+        </w:p>
+      </w:docPartBody>
+    </w:docPart>
+    <w:docPart>
+      <w:docPartPr>
+        <w:name w:val="05077230DC9F4308A484FD4F2C4942F8"/>
+        <w:category>
+          <w:name w:val="Общие"/>
+          <w:gallery w:val="placeholder"/>
+        </w:category>
+        <w:types>
+          <w:type w:val="bbPlcHdr"/>
+        </w:types>
+        <w:behaviors>
+          <w:behavior w:val="content"/>
+        </w:behaviors>
+        <w:guid w:val="{657FA60A-6688-406C-BB8B-E36A3F3B29B8}"/>
+      </w:docPartPr>
+      <w:docPartBody>
+        <w:p>
+          <w:pPr>
+            <w:pStyle w:val="05077230DC9F4308A484FD4F2C4942F8"/>
+          </w:pPr>
+          <w:r>
+            <w:rPr>
+              <w:rStyle w:val="a3"/>
+            </w:rPr>
+            <w:t>Место для ввода текста.</w:t>
+          </w:r>
+        </w:p>
+      </w:docPartBody>
+    </w:docPart>
+  </w:docParts>
+</w:glossaryDocument>
+</file>
+
+<file path=word/glossary/fontTable.xml><?xml version="1.0" encoding="utf-8"?>
+<w:fonts xmlns:mc="http://schemas.openxmlformats.org/markup-compatibility/2006" xmlns:r="http://schemas.openxmlformats.org/officeDocument/2006/relationships" xmlns:w="http://schemas.openxmlformats.org/wordprocessingml/2006/main" xmlns:w14="http://schemas.microsoft.com/office/word/2010/wordml" xmlns:w15="http://schemas.microsoft.com/office/word/2012/wordml" xmlns:w16cex="http://schemas.microsoft.com/office/word/2018/wordml/cex" xmlns:w16cid="http://schemas.microsoft.com/office/word/2016/wordml/cid" xmlns:w16="http://schemas.microsoft.com/office/word/2018/wordml" xmlns:w16du="http://schemas.microsoft.com/office/word/2023/wordml/word16du" xmlns:w16sdtdh="http://schemas.microsoft.com/office/word/2020/wordml/sdtdatahash" xmlns:w16sdtfl="http://schemas.microsoft.com/office/word/2024/wordml/sdtformatlock" xmlns:w16se="http://schemas.microsoft.com/office/word/2015/wordml/symex" mc:Ignorable="w14 w15 w16se w16cid w16 w16cex w16sdtdh w16sdtfl w16du">
+  <w:font w:name="Times New Roman">
+    <w:panose1 w:val="02020603050405020304"/>
+    <w:charset w:val="CC"/>
+    <w:family w:val="roman"/>
+    <w:pitch w:val="variable"/>
+    <w:sig w:usb0="E0002EFF" w:usb1="C000785B" w:usb2="00000009" w:usb3="00000000" w:csb0="000001FF" w:csb1="00000000"/>
+  </w:font>
+  <w:font w:name="Calibri">
+    <w:panose1 w:val="020F0502020204030204"/>
+    <w:charset w:val="CC"/>
+    <w:family w:val="swiss"/>
+    <w:pitch w:val="variable"/>
+    <w:sig w:usb0="E4002EFF" w:usb1="C000247B" w:usb2="00000009" w:usb3="00000000" w:csb0="000001FF" w:csb1="00000000"/>
+  </w:font>
+  <w:font w:name="Calibri Light">
+    <w:panose1 w:val="020F0302020204030204"/>
+    <w:charset w:val="CC"/>
+    <w:family w:val="swiss"/>
+    <w:pitch w:val="variable"/>
+    <w:sig w:usb0="E4002EFF" w:usb1="C000247B" w:usb2="00000009" w:usb3="00000000" w:csb0="000001FF" w:csb1="00000000"/>
+  </w:font>
+  <w:font w:name="Cambria Math">
+    <w:panose1 w:val="02040503050406030204"/>
+    <w:charset w:val="CC"/>
+    <w:family w:val="roman"/>
+    <w:pitch w:val="variable"/>
+    <w:sig w:usb0="E00006FF" w:usb1="420024FF" w:usb2="02000000" w:usb3="00000000" w:csb0="0000019F" w:csb1="00000000"/>
+  </w:font>
+</w:fonts>
+</file>
+
+<file path=word/glossary/settings.xml><?xml version="1.0" encoding="utf-8"?>
+<w:settings xmlns:mc="http://schemas.openxmlformats.org/markup-compatibility/2006" xmlns:o="urn:schemas-microsoft-com:office:office" xmlns:r="http://schemas.openxmlformats.org/officeDocument/2006/relationships" xmlns:m="http://schemas.openxmlformats.org/officeDocument/2006/math" xmlns:v="urn:schemas-microsoft-com:vml" xmlns:w10="urn:schemas-microsoft-com:office:word" xmlns:w="http://schemas.openxmlformats.org/wordprocessingml/2006/main" xmlns:w14="http://schemas.microsoft.com/office/word/2010/wordml" xmlns:w15="http://schemas.microsoft.com/office/word/2012/wordml" xmlns:w16cex="http://schemas.microsoft.com/office/word/2018/wordml/cex" xmlns:w16cid="http://schemas.microsoft.com/office/word/2016/wordml/cid" xmlns:w16="http://schemas.microsoft.com/office/word/2018/wordml" xmlns:w16du="http://schemas.microsoft.com/office/word/2023/wordml/word16du" xmlns:w16sdtdh="http://schemas.microsoft.com/office/word/2020/wordml/sdtdatahash" xmlns:w16sdtfl="http://schemas.microsoft.com/office/word/2024/wordml/sdtformatlock" xmlns:w16se="http://schemas.microsoft.com/office/word/2015/wordml/symex" xmlns:sl="http://schemas.openxmlformats.org/schemaLibrary/2006/main" mc:Ignorable="w14 w15 w16se w16cid w16 w16cex w16sdtdh w16sdtfl w16du">
+  <w:view w:val="normal"/>
+  <w:defaultTabStop w:val="708"/>
+  <w:characterSpacingControl w:val="doNotCompress"/>
+  <w:compat>
+    <w:useFELayout/>
+    <w:compatSetting w:name="compatibilityMode" w:uri="http://schemas.microsoft.com/office/word" w:val="15"/>
+    <w:compatSetting w:name="overrideTableStyleFontSizeAndJustification" w:uri="http://schemas.microsoft.com/office/word" w:val="1"/>
+    <w:compatSetting w:name="enableOpenTypeFeatures" w:uri="http://schemas.microsoft.com/office/word" w:val="1"/>
+    <w:compatSetting w:name="doNotFlipMirrorIndents" w:uri="http://schemas.microsoft.com/office/word" w:val="1"/>
+    <w:compatSetting w:name="differentiateMultirowTableHeaders" w:uri="http://schemas.microsoft.com/office/word" w:val="1"/>
+    <w:compatSetting w:name="useWord2013TrackBottomHyphenation" w:uri="http://schemas.microsoft.com/office/word" w:val="0"/>
+  </w:compat>
+  <w:rsids>
+    <w:rsidRoot w:val="004F0BDC"/>
+    <w:rsid w:val="004F0BDC"/>
+    <w:rsid w:val="00696399"/>
+    <w:rsid w:val="00856FF5"/>
+  </w:rsids>
+  <m:mathPr>
+    <m:mathFont m:val="Cambria Math"/>
+    <m:brkBin m:val="before"/>
+    <m:brkBinSub m:val="--"/>
+    <m:smallFrac m:val="0"/>
+    <m:dispDef/>
+    <m:lMargin m:val="0"/>
+    <m:rMargin m:val="0"/>
+    <m:defJc m:val="centerGroup"/>
+    <m:wrapIndent m:val="1440"/>
+    <m:intLim m:val="subSup"/>
+    <m:naryLim m:val="undOvr"/>
+  </m:mathPr>
+  <w:themeFontLang w:val="ru-RU"/>
+  <w:clrSchemeMapping w:bg1="light1" w:t1="dark1" w:bg2="light2" w:t2="dark2" w:accent1="accent1" w:accent2="accent2" w:accent3="accent3" w:accent4="accent4" w:accent5="accent5" w:accent6="accent6" w:hyperlink="hyperlink" w:followedHyperlink="followedHyperlink"/>
+  <w:decimalSymbol w:val=","/>
+  <w:listSeparator w:val=";"/>
+  <w15:chartTrackingRefBased/>
+</w:settings>
+</file>
+
+<file path=word/glossary/styles.xml><?xml version="1.0" encoding="utf-8"?>
+<w:styles xmlns:mc="http://schemas.openxmlformats.org/markup-compatibility/2006" xmlns:r="http://schemas.openxmlformats.org/officeDocument/2006/relationships" xmlns:w="http://schemas.openxmlformats.org/wordprocessingml/2006/main" xmlns:w14="http://schemas.microsoft.com/office/word/2010/wordml" xmlns:w15="http://schemas.microsoft.com/office/word/2012/wordml" xmlns:w16cex="http://schemas.microsoft.com/office/word/2018/wordml/cex" xmlns:w16cid="http://schemas.microsoft.com/office/word/2016/wordml/cid" xmlns:w16="http://schemas.microsoft.com/office/word/2018/wordml" xmlns:w16du="http://schemas.microsoft.com/office/word/2023/wordml/word16du" xmlns:w16sdtdh="http://schemas.microsoft.com/office/word/2020/wordml/sdtdatahash" xmlns:w16sdtfl="http://schemas.microsoft.com/office/word/2024/wordml/sdtformatlock" xmlns:w16se="http://schemas.microsoft.com/office/word/2015/wordml/symex" mc:Ignorable="w14 w15 w16se w16cid w16 w16cex w16sdtdh w16sdtfl w16du">
+  <w:docDefaults>
+    <w:rPrDefault>
+      <w:rPr>
+        <w:rFonts w:asciiTheme="minorHAnsi" w:eastAsiaTheme="minorEastAsia" w:hAnsiTheme="minorHAnsi" w:cstheme="minorBidi"/>
+        <w:kern w:val="2"/>
+        <w:sz w:val="24"/>
+        <w:szCs w:val="24"/>
+        <w:lang w:val="ru-RU" w:eastAsia="ru-RU" w:bidi="ar-SA"/>
+        <w14:ligatures w14:val="standardContextual"/>
+      </w:rPr>
+    </w:rPrDefault>
+    <w:pPrDefault>
+      <w:pPr>
+        <w:spacing w:after="160" w:line="278" w:lineRule="auto"/>
+      </w:pPr>
+    </w:pPrDefault>
+  </w:docDefaults>
+  <w:latentStyles w:defLockedState="0" w:defUIPriority="99" w:defSemiHidden="0" w:defUnhideWhenUsed="0" w:defQFormat="0" w:count="376">
+    <w:lsdException w:name="Normal" w:uiPriority="0" w:qFormat="1"/>
+    <w:lsdException w:name="heading 1" w:uiPriority="9" w:qFormat="1"/>
+    <w:lsdException w:name="heading 2" w:semiHidden="1" w:uiPriority="9" w:unhideWhenUsed="1" w:qFormat="1"/>
+    <w:lsdException w:name="heading 3" w:semiHidden="1" w:uiPriority="9" w:unhideWhenUsed="1" w:qFormat="1"/>
+    <w:lsdException w:name="heading 4" w:semiHidden="1" w:uiPriority="9" w:unhideWhenUsed="1" w:qFormat="1"/>
+    <w:lsdException w:name="heading 5" w:semiHidden="1" w:uiPriority="9" w:unhideWhenUsed="1" w:qFormat="1"/>
+    <w:lsdException w:name="heading 6" w:semiHidden="1" w:uiPriority="9" w:unhideWhenUsed="1" w:qFormat="1"/>
+    <w:lsdException w:name="heading 7" w:semiHidden="1" w:uiPriority="9" w:unhideWhenUsed="1" w:qFormat="1"/>
+    <w:lsdException w:name="heading 8" w:semiHidden="1" w:uiPriority="9" w:unhideWhenUsed="1" w:qFormat="1"/>
+    <w:lsdException w:name="heading 9" w:semiHidden="1" w:uiPriority="9" w:unhideWhenUsed="1" w:qFormat="1"/>
+    <w:lsdException w:name="index 1" w:semiHidden="1" w:unhideWhenUsed="1"/>
+    <w:lsdException w:name="index 2" w:semiHidden="1" w:unhideWhenUsed="1"/>
+    <w:lsdException w:name="index 3" w:semiHidden="1" w:unhideWhenUsed="1"/>
+    <w:lsdException w:name="index 4" w:semiHidden="1" w:unhideWhenUsed="1"/>
+    <w:lsdException w:name="index 5" w:semiHidden="1" w:unhideWhenUsed="1"/>
+    <w:lsdException w:name="index 6" w:semiHidden="1" w:unhideWhenUsed="1"/>
+    <w:lsdException w:name="index 7" w:semiHidden="1" w:unhideWhenUsed="1"/>
+    <w:lsdException w:name="index 8" w:semiHidden="1" w:unhideWhenUsed="1"/>
+    <w:lsdException w:name="index 9" w:semiHidden="1" w:unhideWhenUsed="1"/>
+    <w:lsdException w:name="toc 1" w:semiHidden="1" w:uiPriority="39" w:unhideWhenUsed="1"/>
+    <w:lsdException w:name="toc 2" w:semiHidden="1" w:uiPriority="39" w:unhideWhenUsed="1"/>
+    <w:lsdException w:name="toc 3" w:semiHidden="1" w:uiPriority="39" w:unhideWhenUsed="1"/>
+    <w:lsdException w:name="toc 4" w:semiHidden="1" w:uiPriority="39" w:unhideWhenUsed="1"/>
+    <w:lsdException w:name="toc 5" w:semiHidden="1" w:uiPriority="39" w:unhideWhenUsed="1"/>
+    <w:lsdException w:name="toc 6" w:semiHidden="1" w:uiPriority="39" w:unhideWhenUsed="1"/>
+    <w:lsdException w:name="toc 7" w:semiHidden="1" w:uiPriority="39" w:unhideWhenUsed="1"/>
+    <w:lsdException w:name="toc 8" w:semiHidden="1" w:uiPriority="39" w:unhideWhenUsed="1"/>
+    <w:lsdException w:name="toc 9" w:semiHidden="1" w:uiPriority="39" w:unhideWhenUsed="1"/>
+    <w:lsdException w:name="Normal Indent" w:semiHidden="1" w:unhideWhenUsed="1"/>
+    <w:lsdException w:name="footnote text" w:semiHidden="1" w:unhideWhenUsed="1"/>
+    <w:lsdException w:name="annotation text" w:semiHidden="1" w:unhideWhenUsed="1"/>
+    <w:lsdException w:name="header" w:semiHidden="1" w:unhideWhenUsed="1"/>
+    <w:lsdException w:name="footer" w:semiHidden="1" w:unhideWhenUsed="1"/>
+    <w:lsdException w:name="index heading" w:semiHidden="1" w:unhideWhenUsed="1"/>
+    <w:lsdException w:name="caption" w:semiHidden="1" w:uiPriority="35" w:unhideWhenUsed="1" w:qFormat="1"/>
+    <w:lsdException w:name="table of figures" w:semiHidden="1" w:unhideWhenUsed="1"/>
+    <w:lsdException w:name="envelope address" w:semiHidden="1" w:unhideWhenUsed="1"/>
+    <w:lsdException w:name="envelope return" w:semiHidden="1" w:unhideWhenUsed="1"/>
+    <w:lsdException w:name="footnote reference" w:semiHidden="1" w:unhideWhenUsed="1"/>
+    <w:lsdException w:name="annotation reference" w:semiHidden="1" w:unhideWhenUsed="1"/>
+    <w:lsdException w:name="line number" w:semiHidden="1" w:unhideWhenUsed="1"/>
+    <w:lsdException w:name="page number" w:semiHidden="1" w:unhideWhenUsed="1"/>
+    <w:lsdException w:name="endnote reference" w:semiHidden="1" w:unhideWhenUsed="1"/>
+    <w:lsdException w:name="endnote text" w:semiHidden="1" w:unhideWhenUsed="1"/>
+    <w:lsdException w:name="table of authorities" w:semiHidden="1" w:unhideWhenUsed="1"/>
+    <w:lsdException w:name="macro" w:semiHidden="1" w:unhideWhenUsed="1"/>
+    <w:lsdException w:name="toa heading" w:semiHidden="1" w:unhideWhenUsed="1"/>
+    <w:lsdException w:name="List" w:semiHidden="1" w:unhideWhenUsed="1"/>
+    <w:lsdException w:name="List Bullet" w:semiHidden="1" w:unhideWhenUsed="1"/>
+    <w:lsdException w:name="List Number" w:semiHidden="1" w:unhideWhenUsed="1"/>
+    <w:lsdException w:name="List 2" w:semiHidden="1" w:unhideWhenUsed="1"/>
+    <w:lsdException w:name="List 3" w:semiHidden="1" w:unhideWhenUsed="1"/>
+    <w:lsdException w:name="List 4" w:semiHidden="1" w:unhideWhenUsed="1"/>
+    <w:lsdException w:name="List 5" w:semiHidden="1" w:unhideWhenUsed="1"/>
+    <w:lsdException w:name="List Bullet 2" w:semiHidden="1" w:unhideWhenUsed="1"/>
+    <w:lsdException w:name="List Bullet 3" w:semiHidden="1" w:unhideWhenUsed="1"/>
+    <w:lsdException w:name="List Bullet 4" w:semiHidden="1" w:unhideWhenUsed="1"/>
+    <w:lsdException w:name="List Bullet 5" w:semiHidden="1" w:unhideWhenUsed="1"/>
+    <w:lsdException w:name="List Number 2" w:semiHidden="1" w:unhideWhenUsed="1"/>
+    <w:lsdException w:name="List Number 3" w:semiHidden="1" w:unhideWhenUsed="1"/>
+    <w:lsdException w:name="List Number 4" w:semiHidden="1" w:unhideWhenUsed="1"/>
+    <w:lsdException w:name="List Number 5" w:semiHidden="1" w:unhideWhenUsed="1"/>
+    <w:lsdException w:name="Title" w:uiPriority="10" w:qFormat="1"/>
+    <w:lsdException w:name="Closing" w:semiHidden="1" w:unhideWhenUsed="1"/>
+    <w:lsdException w:name="Signature" w:semiHidden="1" w:unhideWhenUsed="1"/>
+    <w:lsdException w:name="Default Paragraph Font" w:semiHidden="1" w:uiPriority="1" w:unhideWhenUsed="1"/>
+    <w:lsdException w:name="Body Text" w:semiHidden="1" w:unhideWhenUsed="1"/>
+    <w:lsdException w:name="Body Text Indent" w:semiHidden="1" w:unhideWhenUsed="1"/>
+    <w:lsdException w:name="List Continue" w:semiHidden="1" w:unhideWhenUsed="1"/>
+    <w:lsdException w:name="List Continue 2" w:semiHidden="1" w:unhideWhenUsed="1"/>
+    <w:lsdException w:name="List Continue 3" w:semiHidden="1" w:unhideWhenUsed="1"/>
+    <w:lsdException w:name="List Continue 4" w:semiHidden="1" w:unhideWhenUsed="1"/>
+    <w:lsdException w:name="List Continue 5" w:semiHidden="1" w:unhideWhenUsed="1"/>
+    <w:lsdException w:name="Message Header" w:semiHidden="1" w:unhideWhenUsed="1"/>
+    <w:lsdException w:name="Subtitle" w:uiPriority="11" w:qFormat="1"/>
+    <w:lsdException w:name="Salutation" w:semiHidden="1" w:unhideWhenUsed="1"/>
+    <w:lsdException w:name="Date" w:semiHidden="1" w:unhideWhenUsed="1"/>
+    <w:lsdException w:name="Body Text First Indent" w:semiHidden="1" w:unhideWhenUsed="1"/>
+    <w:lsdException w:name="Body Text First Indent 2" w:semiHidden="1" w:unhideWhenUsed="1"/>
+    <w:lsdException w:name="Note Heading" w:semiHidden="1" w:unhideWhenUsed="1"/>
+    <w:lsdException w:name="Body Text 2" w:semiHidden="1" w:unhideWhenUsed="1"/>
+    <w:lsdException w:name="Body Text 3" w:semiHidden="1" w:unhideWhenUsed="1"/>
+    <w:lsdException w:name="Body Text Indent 2" w:semiHidden="1" w:unhideWhenUsed="1"/>
+    <w:lsdException w:name="Body Text Indent 3" w:semiHidden="1" w:unhideWhenUsed="1"/>
+    <w:lsdException w:name="Block Text" w:semiHidden="1" w:unhideWhenUsed="1"/>
+    <w:lsdException w:name="Hyperlink" w:semiHidden="1" w:unhideWhenUsed="1"/>
+    <w:lsdException w:name="FollowedHyperlink" w:semiHidden="1" w:unhideWhenUsed="1"/>
+    <w:lsdException w:name="Strong" w:uiPriority="22" w:qFormat="1"/>
+    <w:lsdException w:name="Emphasis" w:uiPriority="20" w:qFormat="1"/>
+    <w:lsdException w:name="Document Map" w:semiHidden="1" w:unhideWhenUsed="1"/>
+    <w:lsdException w:name="Plain Text" w:semiHidden="1" w:unhideWhenUsed="1"/>
+    <w:lsdException w:name="E-mail Signature" w:semiHidden="1" w:unhideWhenUsed="1"/>
+    <w:lsdException w:name="HTML Top of Form" w:semiHidden="1" w:unhideWhenUsed="1"/>
+    <w:lsdException w:name="HTML Bottom of Form" w:semiHidden="1" w:unhideWhenUsed="1"/>
+    <w:lsdException w:name="Normal (Web)" w:semiHidden="1" w:unhideWhenUsed="1"/>
+    <w:lsdException w:name="HTML Acronym" w:semiHidden="1" w:unhideWhenUsed="1"/>
+    <w:lsdException w:name="HTML Address" w:semiHidden="1" w:unhideWhenUsed="1"/>
+    <w:lsdException w:name="HTML Cite" w:semiHidden="1" w:unhideWhenUsed="1"/>
+    <w:lsdException w:name="HTML Code" w:semiHidden="1" w:unhideWhenUsed="1"/>
+    <w:lsdException w:name="HTML Definition" w:semiHidden="1" w:unhideWhenUsed="1"/>
+    <w:lsdException w:name="HTML Keyboard" w:semiHidden="1" w:unhideWhenUsed="1"/>
+    <w:lsdException w:name="HTML Preformatted" w:semiHidden="1" w:unhideWhenUsed="1"/>
+    <w:lsdException w:name="HTML Sample" w:semiHidden="1" w:unhideWhenUsed="1"/>
+    <w:lsdException w:name="HTML Typewriter" w:semiHidden="1" w:unhideWhenUsed="1"/>
+    <w:lsdException w:name="HTML Variable" w:semiHidden="1" w:unhideWhenUsed="1"/>
+    <w:lsdException w:name="Normal Table" w:semiHidden="1" w:unhideWhenUsed="1"/>
+    <w:lsdException w:name="annotation subject" w:semiHidden="1" w:unhideWhenUsed="1"/>
+    <w:lsdException w:name="No List" w:semiHidden="1" w:unhideWhenUsed="1"/>
+    <w:lsdException w:name="Outline List 1" w:semiHidden="1" w:unhideWhenUsed="1"/>
+    <w:lsdException w:name="Outline List 2" w:semiHidden="1" w:unhideWhenUsed="1"/>
+    <w:lsdException w:name="Outline List 3" w:semiHidden="1" w:unhideWhenUsed="1"/>
+    <w:lsdException w:name="Table Simple 1" w:semiHidden="1" w:unhideWhenUsed="1"/>
+    <w:lsdException w:name="Table Simple 2" w:semiHidden="1" w:unhideWhenUsed="1"/>
+    <w:lsdException w:name="Table Simple 3" w:semiHidden="1" w:unhideWhenUsed="1"/>
+    <w:lsdException w:name="Table Classic 1" w:semiHidden="1" w:unhideWhenUsed="1"/>
+    <w:lsdException w:name="Table Classic 2" w:semiHidden="1" w:unhideWhenUsed="1"/>
+    <w:lsdException w:name="Table Classic 3" w:semiHidden="1" w:unhideWhenUsed="1"/>
+    <w:lsdException w:name="Table Classic 4" w:semiHidden="1" w:unhideWhenUsed="1"/>
+    <w:lsdException w:name="Table Colorful 1" w:semiHidden="1" w:unhideWhenUsed="1"/>
+    <w:lsdException w:name="Table Colorful 2" w:semiHidden="1" w:unhideWhenUsed="1"/>
+    <w:lsdException w:name="Table Colorful 3" w:semiHidden="1" w:unhideWhenUsed="1"/>
+    <w:lsdException w:name="Table Columns 1" w:semiHidden="1" w:unhideWhenUsed="1"/>
+    <w:lsdException w:name="Table Columns 2" w:semiHidden="1" w:unhideWhenUsed="1"/>
+    <w:lsdException w:name="Table Columns 3" w:semiHidden="1" w:unhideWhenUsed="1"/>
+    <w:lsdException w:name="Table Columns 4" w:semiHidden="1" w:unhideWhenUsed="1"/>
+    <w:lsdException w:name="Table Columns 5" w:semiHidden="1" w:unhideWhenUsed="1"/>
+    <w:lsdException w:name="Table Grid 1" w:semiHidden="1" w:unhideWhenUsed="1"/>
+    <w:lsdException w:name="Table Grid 2" w:semiHidden="1" w:unhideWhenUsed="1"/>
+    <w:lsdException w:name="Table Grid 3" w:semiHidden="1" w:unhideWhenUsed="1"/>
+    <w:lsdException w:name="Table Grid 4" w:semiHidden="1" w:unhideWhenUsed="1"/>
+    <w:lsdException w:name="Table Grid 5" w:semiHidden="1" w:unhideWhenUsed="1"/>
+    <w:lsdException w:name="Table Grid 6" w:semiHidden="1" w:unhideWhenUsed="1"/>
+    <w:lsdException w:name="Table Grid 7" w:semiHidden="1" w:unhideWhenUsed="1"/>
+    <w:lsdException w:name="Table Grid 8" w:semiHidden="1" w:unhideWhenUsed="1"/>
+    <w:lsdException w:name="Table List 1" w:semiHidden="1" w:unhideWhenUsed="1"/>
+    <w:lsdException w:name="Table List 2" w:semiHidden="1" w:unhideWhenUsed="1"/>
+    <w:lsdException w:name="Table List 3" w:semiHidden="1" w:unhideWhenUsed="1"/>
+    <w:lsdException w:name="Table List 4" w:semiHidden="1" w:unhideWhenUsed="1"/>
+    <w:lsdException w:name="Table List 5" w:semiHidden="1" w:unhideWhenUsed="1"/>
+    <w:lsdException w:name="Table List 6" w:semiHidden="1" w:unhideWhenUsed="1"/>
+    <w:lsdException w:name="Table List 7" w:semiHidden="1" w:unhideWhenUsed="1"/>
+    <w:lsdException w:name="Table List 8" w:semiHidden="1" w:unhideWhenUsed="1"/>
+    <w:lsdException w:name="Table 3D effects 1" w:semiHidden="1" w:unhideWhenUsed="1"/>
+    <w:lsdException w:name="Table 3D effects 2" w:semiHidden="1" w:unhideWhenUsed="1"/>
+    <w:lsdException w:name="Table 3D effects 3" w:semiHidden="1" w:unhideWhenUsed="1"/>
+    <w:lsdException w:name="Table Contemporary" w:semiHidden="1" w:unhideWhenUsed="1"/>
+    <w:lsdException w:name="Table Elegant" w:semiHidden="1" w:unhideWhenUsed="1"/>
+    <w:lsdException w:name="Table Professional" w:semiHidden="1" w:unhideWhenUsed="1"/>
+    <w:lsdException w:name="Table Subtle 1" w:semiHidden="1" w:unhideWhenUsed="1"/>
+    <w:lsdException w:name="Table Subtle 2" w:semiHidden="1" w:unhideWhenUsed="1"/>
+    <w:lsdException w:name="Table Web 1" w:semiHidden="1" w:unhideWhenUsed="1"/>
+    <w:lsdException w:name="Table Web 2" w:semiHidden="1" w:unhideWhenUsed="1"/>
+    <w:lsdException w:name="Table Web 3" w:semiHidden="1" w:unhideWhenUsed="1"/>
+    <w:lsdException w:name="Balloon Text" w:semiHidden="1" w:unhideWhenUsed="1"/>
+    <w:lsdException w:name="Table Grid" w:uiPriority="39"/>
+    <w:lsdException w:name="Table Theme" w:semiHidden="1" w:unhideWhenUsed="1"/>
+    <w:lsdException w:name="Placeholder Text" w:semiHidden="1"/>
+    <w:lsdException w:name="No Spacing" w:uiPriority="1" w:qFormat="1"/>
+    <w:lsdException w:name="Light Shading" w:uiPriority="60"/>
+    <w:lsdException w:name="Light List" w:uiPriority="61"/>
+    <w:lsdException w:name="Light Grid" w:uiPriority="62"/>
+    <w:lsdException w:name="Medium Shading 1" w:uiPriority="63"/>
+    <w:lsdException w:name="Medium Shading 2" w:uiPriority="64"/>
+    <w:lsdException w:name="Medium List 1" w:uiPriority="65"/>
+    <w:lsdException w:name="Medium List 2" w:uiPriority="66"/>
+    <w:lsdException w:name="Medium Grid 1" w:uiPriority="67"/>
+    <w:lsdException w:name="Medium Grid 2" w:uiPriority="68"/>
+    <w:lsdException w:name="Medium Grid 3" w:uiPriority="69"/>
+    <w:lsdException w:name="Dark List" w:uiPriority="70"/>
+    <w:lsdException w:name="Colorful Shading" w:uiPriority="71"/>
+    <w:lsdException w:name="Colorful List" w:uiPriority="72"/>
+    <w:lsdException w:name="Colorful Grid" w:uiPriority="73"/>
+    <w:lsdException w:name="Light Shading Accent 1" w:uiPriority="60"/>
+    <w:lsdException w:name="Light List Accent 1" w:uiPriority="61"/>
+    <w:lsdException w:name="Light Grid Accent 1" w:uiPriority="62"/>
+    <w:lsdException w:name="Medium Shading 1 Accent 1" w:uiPriority="63"/>
+    <w:lsdException w:name="Medium Shading 2 Accent 1" w:uiPriority="64"/>
+    <w:lsdException w:name="Medium List 1 Accent 1" w:uiPriority="65"/>
+    <w:lsdException w:name="Revision" w:semiHidden="1"/>
+    <w:lsdException w:name="List Paragraph" w:uiPriority="34" w:qFormat="1"/>
+    <w:lsdException w:name="Quote" w:uiPriority="29" w:qFormat="1"/>
+    <w:lsdException w:name="Intense Quote" w:uiPriority="30" w:qFormat="1"/>
+    <w:lsdException w:name="Medium List 2 Accent 1" w:uiPriority="66"/>
+    <w:lsdException w:name="Medium Grid 1 Accent 1" w:uiPriority="67"/>
+    <w:lsdException w:name="Medium Grid 2 Accent 1" w:uiPriority="68"/>
+    <w:lsdException w:name="Medium Grid 3 Accent 1" w:uiPriority="69"/>
+    <w:lsdException w:name="Dark List Accent 1" w:uiPriority="70"/>
+    <w:lsdException w:name="Colorful Shading Accent 1" w:uiPriority="71"/>
+    <w:lsdException w:name="Colorful List Accent 1" w:uiPriority="72"/>
+    <w:lsdException w:name="Colorful Grid Accent 1" w:uiPriority="73"/>
+    <w:lsdException w:name="Light Shading Accent 2" w:uiPriority="60"/>
+    <w:lsdException w:name="Light List Accent 2" w:uiPriority="61"/>
+    <w:lsdException w:name="Light Grid Accent 2" w:uiPriority="62"/>
+    <w:lsdException w:name="Medium Shading 1 Accent 2" w:uiPriority="63"/>
+    <w:lsdException w:name="Medium Shading 2 Accent 2" w:uiPriority="64"/>
+    <w:lsdException w:name="Medium List 1 Accent 2" w:uiPriority="65"/>
+    <w:lsdException w:name="Medium List 2 Accent 2" w:uiPriority="66"/>
+    <w:lsdException w:name="Medium Grid 1 Accent 2" w:uiPriority="67"/>
+    <w:lsdException w:name="Medium Grid 2 Accent 2" w:uiPriority="68"/>
+    <w:lsdException w:name="Medium Grid 3 Accent 2" w:uiPriority="69"/>
+    <w:lsdException w:name="Dark List Accent 2" w:uiPriority="70"/>
+    <w:lsdException w:name="Colorful Shading Accent 2" w:uiPriority="71"/>
+    <w:lsdException w:name="Colorful List Accent 2" w:uiPriority="72"/>
+    <w:lsdException w:name="Colorful Grid Accent 2" w:uiPriority="73"/>
+    <w:lsdException w:name="Light Shading Accent 3" w:uiPriority="60"/>
+    <w:lsdException w:name="Light List Accent 3" w:uiPriority="61"/>
+    <w:lsdException w:name="Light Grid Accent 3" w:uiPriority="62"/>
+    <w:lsdException w:name="Medium Shading 1 Accent 3" w:uiPriority="63"/>
+    <w:lsdException w:name="Medium Shading 2 Accent 3" w:uiPriority="64"/>
+    <w:lsdException w:name="Medium List 1 Accent 3" w:uiPriority="65"/>
+    <w:lsdException w:name="Medium List 2 Accent 3" w:uiPriority="66"/>
+    <w:lsdException w:name="Medium Grid 1 Accent 3" w:uiPriority="67"/>
+    <w:lsdException w:name="Medium Grid 2 Accent 3" w:uiPriority="68"/>
+    <w:lsdException w:name="Medium Grid 3 Accent 3" w:uiPriority="69"/>
+    <w:lsdException w:name="Dark List Accent 3" w:uiPriority="70"/>
+    <w:lsdException w:name="Colorful Shading Accent 3" w:uiPriority="71"/>
+    <w:lsdException w:name="Colorful List Accent 3" w:uiPriority="72"/>
+    <w:lsdException w:name="Colorful Grid Accent 3" w:uiPriority="73"/>
+    <w:lsdException w:name="Light Shading Accent 4" w:uiPriority="60"/>
+    <w:lsdException w:name="Light List Accent 4" w:uiPriority="61"/>
+    <w:lsdException w:name="Light Grid Accent 4" w:uiPriority="62"/>
+    <w:lsdException w:name="Medium Shading 1 Accent 4" w:uiPriority="63"/>
+    <w:lsdException w:name="Medium Shading 2 Accent 4" w:uiPriority="64"/>
+    <w:lsdException w:name="Medium List 1 Accent 4" w:uiPriority="65"/>
+    <w:lsdException w:name="Medium List 2 Accent 4" w:uiPriority="66"/>
+    <w:lsdException w:name="Medium Grid 1 Accent 4" w:uiPriority="67"/>
+    <w:lsdException w:name="Medium Grid 2 Accent 4" w:uiPriority="68"/>
+    <w:lsdException w:name="Medium Grid 3 Accent 4" w:uiPriority="69"/>
+    <w:lsdException w:name="Dark List Accent 4" w:uiPriority="70"/>
+    <w:lsdException w:name="Colorful Shading Accent 4" w:uiPriority="71"/>
+    <w:lsdException w:name="Colorful List Accent 4" w:uiPriority="72"/>
+    <w:lsdException w:name="Colorful Grid Accent 4" w:uiPriority="73"/>
+    <w:lsdException w:name="Light Shading Accent 5" w:uiPriority="60"/>
+    <w:lsdException w:name="Light List Accent 5" w:uiPriority="61"/>
+    <w:lsdException w:name="Light Grid Accent 5" w:uiPriority="62"/>
+    <w:lsdException w:name="Medium Shading 1 Accent 5" w:uiPriority="63"/>
+    <w:lsdException w:name="Medium Shading 2 Accent 5" w:uiPriority="64"/>
+    <w:lsdException w:name="Medium List 1 Accent 5" w:uiPriority="65"/>
+    <w:lsdException w:name="Medium List 2 Accent 5" w:uiPriority="66"/>
+    <w:lsdException w:name="Medium Grid 1 Accent 5" w:uiPriority="67"/>
+    <w:lsdException w:name="Medium Grid 2 Accent 5" w:uiPriority="68"/>
+    <w:lsdException w:name="Medium Grid 3 Accent 5" w:uiPriority="69"/>
+    <w:lsdException w:name="Dark List Accent 5" w:uiPriority="70"/>
+    <w:lsdException w:name="Colorful Shading Accent 5" w:uiPriority="71"/>
+    <w:lsdException w:name="Colorful List Accent 5" w:uiPriority="72"/>
+    <w:lsdException w:name="Colorful Grid Accent 5" w:uiPriority="73"/>
+    <w:lsdException w:name="Light Shading Accent 6" w:uiPriority="60"/>
+    <w:lsdException w:name="Light List Accent 6" w:uiPriority="61"/>
+    <w:lsdException w:name="Light Grid Accent 6" w:uiPriority="62"/>
+    <w:lsdException w:name="Medium Shading 1 Accent 6" w:uiPriority="63"/>
+    <w:lsdException w:name="Medium Shading 2 Accent 6" w:uiPriority="64"/>
+    <w:lsdException w:name="Medium List 1 Accent 6" w:uiPriority="65"/>
+    <w:lsdException w:name="Medium List 2 Accent 6" w:uiPriority="66"/>
+    <w:lsdException w:name="Medium Grid 1 Accent 6" w:uiPriority="67"/>
+    <w:lsdException w:name="Medium Grid 2 Accent 6" w:uiPriority="68"/>
+    <w:lsdException w:name="Medium Grid 3 Accent 6" w:uiPriority="69"/>
+    <w:lsdException w:name="Dark List Accent 6" w:uiPriority="70"/>
+    <w:lsdException w:name="Colorful Shading Accent 6" w:uiPriority="71"/>
+    <w:lsdException w:name="Colorful List Accent 6" w:uiPriority="72"/>
+    <w:lsdException w:name="Colorful Grid Accent 6" w:uiPriority="73"/>
+    <w:lsdException w:name="Subtle Emphasis" w:uiPriority="19" w:qFormat="1"/>
+    <w:lsdException w:name="Intense Emphasis" w:uiPriority="21" w:qFormat="1"/>
+    <w:lsdException w:name="Subtle Reference" w:uiPriority="31" w:qFormat="1"/>
+    <w:lsdException w:name="Intense Reference" w:uiPriority="32" w:qFormat="1"/>
+    <w:lsdException w:name="Book Title" w:uiPriority="33" w:qFormat="1"/>
+    <w:lsdException w:name="Bibliography" w:semiHidden="1" w:uiPriority="37" w:unhideWhenUsed="1"/>
+    <w:lsdException w:name="TOC Heading" w:semiHidden="1" w:uiPriority="39" w:unhideWhenUsed="1" w:qFormat="1"/>
+    <w:lsdException w:name="Plain Table 1" w:uiPriority="41"/>
+    <w:lsdException w:name="Plain Table 2" w:uiPriority="42"/>
+    <w:lsdException w:name="Plain Table 3" w:uiPriority="43"/>
+    <w:lsdException w:name="Plain Table 4" w:uiPriority="44"/>
+    <w:lsdException w:name="Plain Table 5" w:uiPriority="45"/>
+    <w:lsdException w:name="Grid Table Light" w:uiPriority="40"/>
+    <w:lsdException w:name="Grid Table 1 Light" w:uiPriority="46"/>
+    <w:lsdException w:name="Grid Table 2" w:uiPriority="47"/>
+    <w:lsdException w:name="Grid Table 3" w:uiPriority="48"/>
+    <w:lsdException w:name="Grid Table 4" w:uiPriority="49"/>
+    <w:lsdException w:name="Grid Table 5 Dark" w:uiPriority="50"/>
+    <w:lsdException w:name="Grid Table 6 Colorful" w:uiPriority="51"/>
+    <w:lsdException w:name="Grid Table 7 Colorful" w:uiPriority="52"/>
+    <w:lsdException w:name="Grid Table 1 Light Accent 1" w:uiPriority="46"/>
+    <w:lsdException w:name="Grid Table 2 Accent 1" w:uiPriority="47"/>
+    <w:lsdException w:name="Grid Table 3 Accent 1" w:uiPriority="48"/>
+    <w:lsdException w:name="Grid Table 4 Accent 1" w:uiPriority="49"/>
+    <w:lsdException w:name="Grid Table 5 Dark Accent 1" w:uiPriority="50"/>
+    <w:lsdException w:name="Grid Table 6 Colorful Accent 1" w:uiPriority="51"/>
+    <w:lsdException w:name="Grid Table 7 Colorful Accent 1" w:uiPriority="52"/>
+    <w:lsdException w:name="Grid Table 1 Light Accent 2" w:uiPriority="46"/>
+    <w:lsdException w:name="Grid Table 2 Accent 2" w:uiPriority="47"/>
+    <w:lsdException w:name="Grid Table 3 Accent 2" w:uiPriority="48"/>
+    <w:lsdException w:name="Grid Table 4 Accent 2" w:uiPriority="49"/>
+    <w:lsdException w:name="Grid Table 5 Dark Accent 2" w:uiPriority="50"/>
+    <w:lsdException w:name="Grid Table 6 Colorful Accent 2" w:uiPriority="51"/>
+    <w:lsdException w:name="Grid Table 7 Colorful Accent 2" w:uiPriority="52"/>
+    <w:lsdException w:name="Grid Table 1 Light Accent 3" w:uiPriority="46"/>
+    <w:lsdException w:name="Grid Table 2 Accent 3" w:uiPriority="47"/>
+    <w:lsdException w:name="Grid Table 3 Accent 3" w:uiPriority="48"/>
+    <w:lsdException w:name="Grid Table 4 Accent 3" w:uiPriority="49"/>
+    <w:lsdException w:name="Grid Table 5 Dark Accent 3" w:uiPriority="50"/>
+    <w:lsdException w:name="Grid Table 6 Colorful Accent 3" w:uiPriority="51"/>
+    <w:lsdException w:name="Grid Table 7 Colorful Accent 3" w:uiPriority="52"/>
+    <w:lsdException w:name="Grid Table 1 Light Accent 4" w:uiPriority="46"/>
+    <w:lsdException w:name="Grid Table 2 Accent 4" w:uiPriority="47"/>
+    <w:lsdException w:name="Grid Table 3 Accent 4" w:uiPriority="48"/>
+    <w:lsdException w:name="Grid Table 4 Accent 4" w:uiPriority="49"/>
+    <w:lsdException w:name="Grid Table 5 Dark Accent 4" w:uiPriority="50"/>
+    <w:lsdException w:name="Grid Table 6 Colorful Accent 4" w:uiPriority="51"/>
+    <w:lsdException w:name="Grid Table 7 Colorful Accent 4" w:uiPriority="52"/>
+    <w:lsdException w:name="Grid Table 1 Light Accent 5" w:uiPriority="46"/>
+    <w:lsdException w:name="Grid Table 2 Accent 5" w:uiPriority="47"/>
+    <w:lsdException w:name="Grid Table 3 Accent 5" w:uiPriority="48"/>
+    <w:lsdException w:name="Grid Table 4 Accent 5" w:uiPriority="49"/>
+    <w:lsdException w:name="Grid Table 5 Dark Accent 5" w:uiPriority="50"/>
+    <w:lsdException w:name="Grid Table 6 Colorful Accent 5" w:uiPriority="51"/>
+    <w:lsdException w:name="Grid Table 7 Colorful Accent 5" w:uiPriority="52"/>
+    <w:lsdException w:name="Grid Table 1 Light Accent 6" w:uiPriority="46"/>
+    <w:lsdException w:name="Grid Table 2 Accent 6" w:uiPriority="47"/>
+    <w:lsdException w:name="Grid Table 3 Accent 6" w:uiPriority="48"/>
+    <w:lsdException w:name="Grid Table 4 Accent 6" w:uiPriority="49"/>
+    <w:lsdException w:name="Grid Table 5 Dark Accent 6" w:uiPriority="50"/>
+    <w:lsdException w:name="Grid Table 6 Colorful Accent 6" w:uiPriority="51"/>
+    <w:lsdException w:name="Grid Table 7 Colorful Accent 6" w:uiPriority="52"/>
+    <w:lsdException w:name="List Table 1 Light" w:uiPriority="46"/>
+    <w:lsdException w:name="List Table 2" w:uiPriority="47"/>
+    <w:lsdException w:name="List Table 3" w:uiPriority="48"/>
+    <w:lsdException w:name="List Table 4" w:uiPriority="49"/>
+    <w:lsdException w:name="List Table 5 Dark" w:uiPriority="50"/>
+    <w:lsdException w:name="List Table 6 Colorful" w:uiPriority="51"/>
+    <w:lsdException w:name="List Table 7 Colorful" w:uiPriority="52"/>
+    <w:lsdException w:name="List Table 1 Light Accent 1" w:uiPriority="46"/>
+    <w:lsdException w:name="List Table 2 Accent 1" w:uiPriority="47"/>
+    <w:lsdException w:name="List Table 3 Accent 1" w:uiPriority="48"/>
+    <w:lsdException w:name="List Table 4 Accent 1" w:uiPriority="49"/>
+    <w:lsdException w:name="List Table 5 Dark Accent 1" w:uiPriority="50"/>
+    <w:lsdException w:name="List Table 6 Colorful Accent 1" w:uiPriority="51"/>
+    <w:lsdException w:name="List Table 7 Colorful Accent 1" w:uiPriority="52"/>
+    <w:lsdException w:name="List Table 1 Light Accent 2" w:uiPriority="46"/>
+    <w:lsdException w:name="List Table 2 Accent 2" w:uiPriority="47"/>
+    <w:lsdException w:name="List Table 3 Accent 2" w:uiPriority="48"/>
+    <w:lsdException w:name="List Table 4 Accent 2" w:uiPriority="49"/>
+    <w:lsdException w:name="List Table 5 Dark Accent 2" w:uiPriority="50"/>
+    <w:lsdException w:name="List Table 6 Colorful Accent 2" w:uiPriority="51"/>
+    <w:lsdException w:name="List Table 7 Colorful Accent 2" w:uiPriority="52"/>
+    <w:lsdException w:name="List Table 1 Light Accent 3" w:uiPriority="46"/>
+    <w:lsdException w:name="List Table 2 Accent 3" w:uiPriority="47"/>
+    <w:lsdException w:name="List Table 3 Accent 3" w:uiPriority="48"/>
+    <w:lsdException w:name="List Table 4 Accent 3" w:uiPriority="49"/>
+    <w:lsdException w:name="List Table 5 Dark Accent 3" w:uiPriority="50"/>
+    <w:lsdException w:name="List Table 6 Colorful Accent 3" w:uiPriority="51"/>
+    <w:lsdException w:name="List Table 7 Colorful Accent 3" w:uiPriority="52"/>
+    <w:lsdException w:name="List Table 1 Light Accent 4" w:uiPriority="46"/>
+    <w:lsdException w:name="List Table 2 Accent 4" w:uiPriority="47"/>
+    <w:lsdException w:name="List Table 3 Accent 4" w:uiPriority="48"/>
+    <w:lsdException w:name="List Table 4 Accent 4" w:uiPriority="49"/>
+    <w:lsdException w:name="List Table 5 Dark Accent 4" w:uiPriority="50"/>
+    <w:lsdException w:name="List Table 6 Colorful Accent 4" w:uiPriority="51"/>
+    <w:lsdException w:name="List Table 7 Colorful Accent 4" w:uiPriority="52"/>
+    <w:lsdException w:name="List Table 1 Light Accent 5" w:uiPriority="46"/>
+    <w:lsdException w:name="List Table 2 Accent 5" w:uiPriority="47"/>
+    <w:lsdException w:name="List Table 3 Accent 5" w:uiPriority="48"/>
+    <w:lsdException w:name="List Table 4 Accent 5" w:uiPriority="49"/>
+    <w:lsdException w:name="List Table 5 Dark Accent 5" w:uiPriority="50"/>
+    <w:lsdException w:name="List Table 6 Colorful Accent 5" w:uiPriority="51"/>
+    <w:lsdException w:name="List Table 7 Colorful Accent 5" w:uiPriority="52"/>
+    <w:lsdException w:name="List Table 1 Light Accent 6" w:uiPriority="46"/>
+    <w:lsdException w:name="List Table 2 Accent 6" w:uiPriority="47"/>
+    <w:lsdException w:name="List Table 3 Accent 6" w:uiPriority="48"/>
+    <w:lsdException w:name="List Table 4 Accent 6" w:uiPriority="49"/>
+    <w:lsdException w:name="List Table 5 Dark Accent 6" w:uiPriority="50"/>
+    <w:lsdException w:name="List Table 6 Colorful Accent 6" w:uiPriority="51"/>
+    <w:lsdException w:name="List Table 7 Colorful Accent 6" w:uiPriority="52"/>
+    <w:lsdException w:name="Mention" w:semiHidden="1" w:unhideWhenUsed="1"/>
+    <w:lsdException w:name="Smart Hyperlink" w:semiHidden="1" w:unhideWhenUsed="1"/>
+    <w:lsdException w:name="Hashtag" w:semiHidden="1" w:unhideWhenUsed="1"/>
+    <w:lsdException w:name="Unresolved Mention" w:semiHidden="1" w:unhideWhenUsed="1"/>
+    <w:lsdException w:name="Smart Link" w:semiHidden="1" w:unhideWhenUsed="1"/>
+  </w:latentStyles>
+  <w:style w:type="paragraph" w:default="1" w:styleId="a">
+    <w:name w:val="Normal"/>
+    <w:qFormat/>
+  </w:style>
+  <w:style w:type="character" w:default="1" w:styleId="a0">
+    <w:name w:val="Default Paragraph Font"/>
+    <w:uiPriority w:val="1"/>
+    <w:semiHidden/>
+    <w:unhideWhenUsed/>
+  </w:style>
+  <w:style w:type="table" w:default="1" w:styleId="a1">
+    <w:name w:val="Normal Table"/>
+    <w:uiPriority w:val="99"/>
+    <w:semiHidden/>
+    <w:unhideWhenUsed/>
+    <w:tblPr>
+      <w:tblInd w:w="0" w:type="dxa"/>
+      <w:tblCellMar>
+        <w:top w:w="0" w:type="dxa"/>
+        <w:left w:w="108" w:type="dxa"/>
+        <w:bottom w:w="0" w:type="dxa"/>
+        <w:right w:w="108" w:type="dxa"/>
+      </w:tblCellMar>
+    </w:tblPr>
+  </w:style>
+  <w:style w:type="numbering" w:default="1" w:styleId="a2">
+    <w:name w:val="No List"/>
+    <w:uiPriority w:val="99"/>
+    <w:semiHidden/>
+    <w:unhideWhenUsed/>
+  </w:style>
+  <w:style w:type="character" w:styleId="a3">
+    <w:name w:val="Placeholder Text"/>
+    <w:basedOn w:val="a0"/>
+    <w:uiPriority w:val="99"/>
+    <w:semiHidden/>
+    <w:rsid w:val="004F0BDC"/>
+    <w:rPr>
+      <w:color w:val="808080"/>
+    </w:rPr>
+  </w:style>
+  <w:style w:type="paragraph" w:customStyle="1" w:styleId="9529FC1B051B4F75A0F1C20C518FC458">
+    <w:name w:val="9529FC1B051B4F75A0F1C20C518FC458"/>
+    <w:rsid w:val="004F0BDC"/>
+  </w:style>
+  <w:style w:type="paragraph" w:customStyle="1" w:styleId="5167B86222B7491784CFB7CB8760986D">
+    <w:name w:val="5167B86222B7491784CFB7CB8760986D"/>
+    <w:rsid w:val="004F0BDC"/>
+  </w:style>
+  <w:style w:type="paragraph" w:customStyle="1" w:styleId="3A68267BDA9A491882C38F064C635CCB">
+    <w:name w:val="3A68267BDA9A491882C38F064C635CCB"/>
+    <w:rsid w:val="004F0BDC"/>
+  </w:style>
+  <w:style w:type="paragraph" w:customStyle="1" w:styleId="F66871ECD94D406B9D0F26D957C9E018">
+    <w:name w:val="F66871ECD94D406B9D0F26D957C9E018"/>
+    <w:rsid w:val="004F0BDC"/>
+  </w:style>
+  <w:style w:type="paragraph" w:customStyle="1" w:styleId="6E77504CEEC14E45A5D8802049A78E7F">
+    <w:name w:val="6E77504CEEC14E45A5D8802049A78E7F"/>
+    <w:rsid w:val="004F0BDC"/>
+  </w:style>
+  <w:style w:type="paragraph" w:customStyle="1" w:styleId="20AF3FE09E0E4B6DAFA7355FF0F5F3BA">
+    <w:name w:val="20AF3FE09E0E4B6DAFA7355FF0F5F3BA"/>
+    <w:rsid w:val="004F0BDC"/>
+  </w:style>
+  <w:style w:type="paragraph" w:customStyle="1" w:styleId="3B5A815C7A1B4AC6B4192FB156E10C8F">
+    <w:name w:val="3B5A815C7A1B4AC6B4192FB156E10C8F"/>
+    <w:rsid w:val="004F0BDC"/>
+  </w:style>
+  <w:style w:type="paragraph" w:customStyle="1" w:styleId="05077230DC9F4308A484FD4F2C4942F8">
+    <w:name w:val="05077230DC9F4308A484FD4F2C4942F8"/>
+    <w:rsid w:val="004F0BDC"/>
+  </w:style>
+</w:styles>
+</file>
+
+<file path=word/glossary/webSettings.xml><?xml version="1.0" encoding="utf-8"?>
+<w:webSettings xmlns:mc="http://schemas.openxmlformats.org/markup-compatibility/2006" xmlns:r="http://schemas.openxmlformats.org/officeDocument/2006/relationships" xmlns:w="http://schemas.openxmlformats.org/wordprocessingml/2006/main" xmlns:w14="http://schemas.microsoft.com/office/word/2010/wordml" xmlns:w15="http://schemas.microsoft.com/office/word/2012/wordml" xmlns:w16cex="http://schemas.microsoft.com/office/word/2018/wordml/cex" xmlns:w16cid="http://schemas.microsoft.com/office/word/2016/wordml/cid" xmlns:w16="http://schemas.microsoft.com/office/word/2018/wordml" xmlns:w16du="http://schemas.microsoft.com/office/word/2023/wordml/word16du" xmlns:w16sdtdh="http://schemas.microsoft.com/office/word/2020/wordml/sdtdatahash" xmlns:w16sdtfl="http://schemas.microsoft.com/office/word/2024/wordml/sdtformatlock" xmlns:w16se="http://schemas.microsoft.com/office/word/2015/wordml/symex" mc:Ignorable="w14 w15 w16se w16cid w16 w16cex w16sdtdh w16sdtfl w16du">
+  <w:optimizeForBrowser/>
+  <w:allowPNG/>
+</w:webSettings>
 </file>
 
 <file path=word/theme/theme1.xml><?xml version="1.0" encoding="utf-8"?>
@@ -6947,4 +11386,16 @@
     </a:ext>
   </a:extLst>
 </a:theme>
+</file>
+
+<file path=customXml/item1.xml><?xml version="1.0" encoding="utf-8"?>
+<b:Sources xmlns:b="http://schemas.openxmlformats.org/officeDocument/2006/bibliography" xmlns="http://schemas.openxmlformats.org/officeDocument/2006/bibliography" SelectedStyle="\APASixthEditionOfficeOnline.xsl" StyleName="APA" Version="6"/>
+</file>
+
+<file path=customXml/itemProps1.xml><?xml version="1.0" encoding="utf-8"?>
+<ds:datastoreItem xmlns:ds="http://schemas.openxmlformats.org/officeDocument/2006/customXml" ds:itemID="{37E4C9BE-5D09-483E-BCD2-E78D79FD534D}">
+  <ds:schemaRefs>
+    <ds:schemaRef ds:uri="http://schemas.openxmlformats.org/officeDocument/2006/bibliography"/>
+  </ds:schemaRefs>
+</ds:datastoreItem>
 </file>